--- a/Specifikacija_projekta_eVrtic.docx
+++ b/Specifikacija_projekta_eVrtic.docx
@@ -160,8 +160,8 @@
         </w:rPr>
       </w:pPr>
       <w:r>
-        <w:object w:dxaOrig="2171" w:dyaOrig="1785">
-          <v:rect xmlns:o="urn:schemas-microsoft-com:office:office" xmlns:v="urn:schemas-microsoft-com:vml" id="rectole0000000000" style="width:108.550000pt;height:89.250000pt" o:preferrelative="t" o:ole="">
+        <w:object w:dxaOrig="2207" w:dyaOrig="1802">
+          <v:rect xmlns:o="urn:schemas-microsoft-com:office:office" xmlns:v="urn:schemas-microsoft-com:vml" id="rectole0000000000" style="width:110.350000pt;height:90.100000pt" o:preferrelative="t" o:ole="">
             <o:lock v:ext="edit"/>
             <v:imagedata xmlns:r="http://schemas.openxmlformats.org/officeDocument/2006/relationships" r:id="docRId1" o:title=""/>
           </v:rect>
@@ -290,7 +290,7 @@
           <w:rPr>
             <w:rFonts w:ascii="Times New Roman" w:hAnsi="Times New Roman" w:cs="Times New Roman" w:eastAsia="Times New Roman"/>
             <w:b/>
-            <w:color w:val="000000"/>
+            <w:color w:val="0000FF"/>
             <w:spacing w:val="0"/>
             <w:position w:val="0"/>
             <w:sz w:val="24"/>
@@ -1026,7 +1026,7 @@
           <w:sz w:val="24"/>
           <w:shd w:fill="auto" w:val="clear"/>
         </w:rPr>
-        <w:t xml:space="preserve">štaja za dijete</w:t>
+        <w:t xml:space="preserve">štaja  </w:t>
       </w:r>
     </w:p>
     <w:p>
@@ -1230,29 +1230,18 @@
           <w:sz w:val="24"/>
           <w:shd w:fill="auto" w:val="clear"/>
         </w:rPr>
-        <w:t xml:space="preserve">Evidencija </w:t>
-      </w:r>
-      <w:r>
-        <w:rPr>
-          <w:rFonts w:ascii="Times New Roman" w:hAnsi="Times New Roman" w:cs="Times New Roman" w:eastAsia="Times New Roman"/>
-          <w:color w:val="000000"/>
-          <w:spacing w:val="0"/>
-          <w:position w:val="0"/>
-          <w:sz w:val="24"/>
-          <w:shd w:fill="auto" w:val="clear"/>
-        </w:rPr>
-        <w:t xml:space="preserve">obroka, spavanja i </w:t>
-      </w:r>
-      <w:r>
-        <w:rPr>
-          <w:rFonts w:ascii="Times New Roman" w:hAnsi="Times New Roman" w:cs="Times New Roman" w:eastAsia="Times New Roman"/>
-          <w:color w:val="000000"/>
-          <w:spacing w:val="0"/>
-          <w:position w:val="0"/>
-          <w:sz w:val="24"/>
-          <w:shd w:fill="auto" w:val="clear"/>
-        </w:rPr>
-        <w:t xml:space="preserve">prisustva djeteta</w:t>
+        <w:t xml:space="preserve">Evidencija obroka, spavanja i </w:t>
+      </w:r>
+      <w:r>
+        <w:rPr>
+          <w:rFonts w:ascii="Times New Roman" w:hAnsi="Times New Roman" w:cs="Times New Roman" w:eastAsia="Times New Roman"/>
+          <w:color w:val="000000"/>
+          <w:spacing w:val="0"/>
+          <w:position w:val="0"/>
+          <w:sz w:val="24"/>
+          <w:shd w:fill="auto" w:val="clear"/>
+        </w:rPr>
+        <w:t xml:space="preserve">ocjenjivanje ostalih aktivnosti</w:t>
       </w:r>
     </w:p>
     <w:p>
@@ -1399,73 +1388,7 @@
           <w:sz w:val="24"/>
           <w:shd w:fill="auto" w:val="clear"/>
         </w:rPr>
-        <w:t xml:space="preserve">đeni datum tako što će unijeti evidenciju obroka što automatski evidentira prisustvo. Sistem čuva uneseni zapis. Evidencija se koristi kao osnova za dnevni pregled i sedmični sažetak. Evidenciju prilikom izlaska iz vrtića se vrši skeniranjem QR koda koji se nalazi na roditeljevom uređaju. </w:t>
-      </w:r>
-      <w:r>
-        <w:rPr>
-          <w:rFonts w:ascii="Times New Roman" w:hAnsi="Times New Roman" w:cs="Times New Roman" w:eastAsia="Times New Roman"/>
-          <w:color w:val="000000"/>
-          <w:spacing w:val="0"/>
-          <w:position w:val="0"/>
-          <w:sz w:val="24"/>
-          <w:shd w:fill="auto" w:val="clear"/>
-        </w:rPr>
-        <w:t xml:space="preserve">Odgajatelj unosi podatke o obroku koji je dijete imalo tokom dana, kao i eventualnu napomenu</w:t>
-      </w:r>
-      <w:r>
-        <w:rPr>
-          <w:rFonts w:ascii="Times New Roman" w:hAnsi="Times New Roman" w:cs="Times New Roman" w:eastAsia="Times New Roman"/>
-          <w:color w:val="000000"/>
-          <w:spacing w:val="0"/>
-          <w:position w:val="0"/>
-          <w:sz w:val="24"/>
-          <w:shd w:fill="auto" w:val="clear"/>
-        </w:rPr>
-        <w:t xml:space="preserve">/komentar</w:t>
-      </w:r>
-      <w:r>
-        <w:rPr>
-          <w:rFonts w:ascii="Times New Roman" w:hAnsi="Times New Roman" w:cs="Times New Roman" w:eastAsia="Times New Roman"/>
-          <w:color w:val="000000"/>
-          <w:spacing w:val="0"/>
-          <w:position w:val="0"/>
-          <w:sz w:val="24"/>
-          <w:shd w:fill="auto" w:val="clear"/>
-        </w:rPr>
-        <w:t xml:space="preserve"> ako obrok nije zavr</w:t>
-      </w:r>
-      <w:r>
-        <w:rPr>
-          <w:rFonts w:ascii="Times New Roman" w:hAnsi="Times New Roman" w:cs="Times New Roman" w:eastAsia="Times New Roman"/>
-          <w:color w:val="000000"/>
-          <w:spacing w:val="0"/>
-          <w:position w:val="0"/>
-          <w:sz w:val="24"/>
-          <w:shd w:fill="auto" w:val="clear"/>
-        </w:rPr>
-        <w:t xml:space="preserve">šen. Sistem trajno pohranjuje ove podatke i omogućava njihovo ažuriranje ili brisanje. Roditelj kasnije može pregledati evidentirane informacije kroz dnevni izvještaj. </w:t>
-      </w:r>
-      <w:r>
-        <w:rPr>
-          <w:rFonts w:ascii="Times New Roman" w:hAnsi="Times New Roman" w:cs="Times New Roman" w:eastAsia="Times New Roman"/>
-          <w:color w:val="000000"/>
-          <w:spacing w:val="0"/>
-          <w:position w:val="0"/>
-          <w:sz w:val="24"/>
-          <w:shd w:fill="auto" w:val="clear"/>
-        </w:rPr>
-        <w:t xml:space="preserve">Pri boravku djeteta u vrti</w:t>
-      </w:r>
-      <w:r>
-        <w:rPr>
-          <w:rFonts w:ascii="Times New Roman" w:hAnsi="Times New Roman" w:cs="Times New Roman" w:eastAsia="Times New Roman"/>
-          <w:color w:val="000000"/>
-          <w:spacing w:val="0"/>
-          <w:position w:val="0"/>
-          <w:sz w:val="24"/>
-          <w:shd w:fill="auto" w:val="clear"/>
-        </w:rPr>
-        <w:t xml:space="preserve">ću, odgajatelj evidentira vrijeme koje je dijete provelo spavajući.</w:t>
+        <w:t xml:space="preserve">đeni datum tako što će unijeti evidenciju obroka što automatski evidentira prisustvo. Sistem čuva uneseni zapis. Evidencija se koristi kao osnova za dnevni pregled i sedmični sažetak.   Odgajatelj unosi podatke o obroku koji je dijete imalo tokom dana, kao i eventualnu napomenu/komentar ako obrok nije završen. Sistem trajno pohranjuje ove podatke i omogućava njihovo ažuriranje ili brisanje. Roditelj kasnije može pregledati evidentirane informacije kroz dnevni izvještaj. Pri boravku djeteta u vrtiću, odgajatelj evidentira vrijeme koje je dijete provelo spavajući. Odgajatelj šalje kao obavijest ocjenu/review roditelju nakon određene aktivnosti u kojoj je dijete učestovavalo. </w:t>
       </w:r>
     </w:p>
     <w:p>
@@ -1494,30 +1417,15 @@
         </w:rPr>
         <w:t xml:space="preserve"> </w:t>
       </w:r>
-    </w:p>
-    <w:p>
-      <w:pPr>
-        <w:spacing w:before="0" w:after="0" w:line="240"/>
-        <w:ind w:right="0" w:left="0" w:firstLine="0"/>
-        <w:jc w:val="both"/>
-        <w:rPr>
-          <w:rFonts w:ascii="Times New Roman" w:hAnsi="Times New Roman" w:cs="Times New Roman" w:eastAsia="Times New Roman"/>
-          <w:color w:val="auto"/>
-          <w:spacing w:val="0"/>
-          <w:position w:val="0"/>
-          <w:sz w:val="24"/>
-          <w:shd w:fill="auto" w:val="clear"/>
-        </w:rPr>
-      </w:pPr>
     </w:p>
     <w:p>
       <w:pPr>
         <w:numPr>
           <w:ilvl w:val="0"/>
-          <w:numId w:val="22"/>
+          <w:numId w:val="20"/>
         </w:numPr>
         <w:spacing w:before="0" w:after="0" w:line="240"/>
-        <w:ind w:right="0" w:left="720" w:hanging="360"/>
+        <w:ind w:right="0" w:left="1440" w:hanging="872"/>
         <w:jc w:val="both"/>
         <w:rPr>
           <w:rFonts w:ascii="Times New Roman" w:hAnsi="Times New Roman" w:cs="Times New Roman" w:eastAsia="Times New Roman"/>
@@ -1549,49 +1457,49 @@
           <w:sz w:val="24"/>
           <w:shd w:fill="auto" w:val="clear"/>
         </w:rPr>
-        <w:t xml:space="preserve">Upravljanje profilima djece i roditelja</w:t>
-      </w:r>
-      <w:r>
-        <w:rPr>
-          <w:rFonts w:ascii="Times New Roman" w:hAnsi="Times New Roman" w:cs="Times New Roman" w:eastAsia="Times New Roman"/>
-          <w:color w:val="000000"/>
-          <w:spacing w:val="0"/>
-          <w:position w:val="0"/>
-          <w:sz w:val="24"/>
-          <w:shd w:fill="auto" w:val="clear"/>
-        </w:rPr>
-        <w:t xml:space="preserve"> / Admin panel</w:t>
-      </w:r>
-    </w:p>
-    <w:p>
-      <w:pPr>
-        <w:spacing w:before="0" w:after="0" w:line="240"/>
-        <w:ind w:right="0" w:left="720" w:firstLine="0"/>
-        <w:jc w:val="both"/>
-        <w:rPr>
-          <w:rFonts w:ascii="Times New Roman" w:hAnsi="Times New Roman" w:cs="Times New Roman" w:eastAsia="Times New Roman"/>
-          <w:color w:val="auto"/>
-          <w:spacing w:val="0"/>
-          <w:position w:val="0"/>
-          <w:sz w:val="24"/>
-          <w:shd w:fill="auto" w:val="clear"/>
-        </w:rPr>
-      </w:pPr>
-    </w:p>
-    <w:p>
-      <w:pPr>
-        <w:spacing w:before="0" w:after="0" w:line="240"/>
-        <w:ind w:right="0" w:left="720" w:firstLine="0"/>
-        <w:jc w:val="both"/>
-        <w:rPr>
-          <w:rFonts w:ascii="Times New Roman" w:hAnsi="Times New Roman" w:cs="Times New Roman" w:eastAsia="Times New Roman"/>
-          <w:color w:val="auto"/>
-          <w:spacing w:val="0"/>
-          <w:position w:val="0"/>
-          <w:sz w:val="24"/>
-          <w:shd w:fill="auto" w:val="clear"/>
-        </w:rPr>
-      </w:pPr>
+        <w:t xml:space="preserve">Evidencija odlaska i dolaska djeteta</w:t>
+      </w:r>
+    </w:p>
+    <w:p>
+      <w:pPr>
+        <w:spacing w:before="0" w:after="0" w:line="240"/>
+        <w:ind w:right="0" w:left="0" w:firstLine="0"/>
+        <w:jc w:val="both"/>
+        <w:rPr>
+          <w:rFonts w:ascii="Times New Roman" w:hAnsi="Times New Roman" w:cs="Times New Roman" w:eastAsia="Times New Roman"/>
+          <w:color w:val="000000"/>
+          <w:spacing w:val="0"/>
+          <w:position w:val="0"/>
+          <w:sz w:val="24"/>
+          <w:shd w:fill="auto" w:val="clear"/>
+        </w:rPr>
+      </w:pPr>
+    </w:p>
+    <w:p>
+      <w:pPr>
+        <w:spacing w:before="0" w:after="0" w:line="240"/>
+        <w:ind w:right="0" w:left="0" w:firstLine="0"/>
+        <w:jc w:val="both"/>
+        <w:rPr>
+          <w:rFonts w:ascii="Times New Roman" w:hAnsi="Times New Roman" w:cs="Times New Roman" w:eastAsia="Times New Roman"/>
+          <w:color w:val="000000"/>
+          <w:spacing w:val="0"/>
+          <w:position w:val="0"/>
+          <w:sz w:val="24"/>
+          <w:shd w:fill="auto" w:val="clear"/>
+        </w:rPr>
+      </w:pPr>
+      <w:r>
+        <w:rPr>
+          <w:rFonts w:ascii="Times New Roman" w:hAnsi="Times New Roman" w:cs="Times New Roman" w:eastAsia="Times New Roman"/>
+          <w:color w:val="000000"/>
+          <w:spacing w:val="0"/>
+          <w:position w:val="0"/>
+          <w:sz w:val="24"/>
+          <w:shd w:fill="auto" w:val="clear"/>
+        </w:rPr>
+        <w:t xml:space="preserve">                </w:t>
+      </w:r>
       <w:r>
         <w:rPr>
           <w:rFonts w:ascii="Times New Roman" w:hAnsi="Times New Roman" w:cs="Times New Roman" w:eastAsia="Times New Roman"/>
@@ -1613,7 +1521,18 @@
           <w:sz w:val="24"/>
           <w:shd w:fill="auto" w:val="clear"/>
         </w:rPr>
-        <w:t xml:space="preserve">Perzistencija podataka (CRUD operacija)</w:t>
+        <w:t xml:space="preserve">Kori</w:t>
+      </w:r>
+      <w:r>
+        <w:rPr>
+          <w:rFonts w:ascii="Times New Roman" w:hAnsi="Times New Roman" w:cs="Times New Roman" w:eastAsia="Times New Roman"/>
+          <w:color w:val="000000"/>
+          <w:spacing w:val="0"/>
+          <w:position w:val="0"/>
+          <w:sz w:val="24"/>
+          <w:shd w:fill="auto" w:val="clear"/>
+        </w:rPr>
+        <w:t xml:space="preserve">štenje vanjskog uređaja</w:t>
       </w:r>
     </w:p>
     <w:p>
@@ -1623,33 +1542,44 @@
         <w:jc w:val="both"/>
         <w:rPr>
           <w:rFonts w:ascii="Times New Roman" w:hAnsi="Times New Roman" w:cs="Times New Roman" w:eastAsia="Times New Roman"/>
-          <w:color w:val="auto"/>
-          <w:spacing w:val="0"/>
-          <w:position w:val="0"/>
-          <w:sz w:val="24"/>
-          <w:shd w:fill="auto" w:val="clear"/>
-        </w:rPr>
-      </w:pPr>
-    </w:p>
-    <w:p>
-      <w:pPr>
-        <w:spacing w:before="0" w:after="0" w:line="240"/>
-        <w:ind w:right="0" w:left="720" w:firstLine="0"/>
-        <w:jc w:val="both"/>
-        <w:rPr>
-          <w:rFonts w:ascii="Times New Roman" w:hAnsi="Times New Roman" w:cs="Times New Roman" w:eastAsia="Times New Roman"/>
-          <w:color w:val="auto"/>
-          <w:spacing w:val="0"/>
-          <w:position w:val="0"/>
-          <w:sz w:val="24"/>
-          <w:shd w:fill="auto" w:val="clear"/>
-        </w:rPr>
-      </w:pPr>
+          <w:color w:val="000000"/>
+          <w:spacing w:val="0"/>
+          <w:position w:val="0"/>
+          <w:sz w:val="24"/>
+          <w:shd w:fill="auto" w:val="clear"/>
+        </w:rPr>
+      </w:pPr>
+    </w:p>
+    <w:p>
+      <w:pPr>
+        <w:spacing w:before="0" w:after="0" w:line="240"/>
+        <w:ind w:right="0" w:left="0" w:firstLine="0"/>
+        <w:jc w:val="both"/>
+        <w:rPr>
+          <w:rFonts w:ascii="Times New Roman" w:hAnsi="Times New Roman" w:cs="Times New Roman" w:eastAsia="Times New Roman"/>
+          <w:color w:val="000000"/>
+          <w:spacing w:val="0"/>
+          <w:position w:val="0"/>
+          <w:sz w:val="24"/>
+          <w:shd w:fill="auto" w:val="clear"/>
+        </w:rPr>
+      </w:pPr>
+      <w:r>
+        <w:rPr>
+          <w:rFonts w:ascii="Times New Roman" w:hAnsi="Times New Roman" w:cs="Times New Roman" w:eastAsia="Times New Roman"/>
+          <w:color w:val="000000"/>
+          <w:spacing w:val="0"/>
+          <w:position w:val="0"/>
+          <w:sz w:val="24"/>
+          <w:shd w:fill="auto" w:val="clear"/>
+        </w:rPr>
+        <w:t xml:space="preserve">                </w:t>
+      </w:r>
       <w:r>
         <w:rPr>
           <w:rFonts w:ascii="Times New Roman" w:hAnsi="Times New Roman" w:cs="Times New Roman" w:eastAsia="Times New Roman"/>
           <w:b/>
-          <w:color w:val="auto"/>
+          <w:color w:val="000000"/>
           <w:spacing w:val="0"/>
           <w:position w:val="0"/>
           <w:sz w:val="24"/>
@@ -1661,53 +1591,75 @@
     <w:p>
       <w:pPr>
         <w:spacing w:before="0" w:after="0" w:line="240"/>
-        <w:ind w:right="0" w:left="720" w:firstLine="0"/>
-        <w:jc w:val="both"/>
-        <w:rPr>
-          <w:rFonts w:ascii="Times New Roman" w:hAnsi="Times New Roman" w:cs="Times New Roman" w:eastAsia="Times New Roman"/>
-          <w:color w:val="auto"/>
-          <w:spacing w:val="0"/>
-          <w:position w:val="0"/>
-          <w:sz w:val="24"/>
-          <w:shd w:fill="auto" w:val="clear"/>
-        </w:rPr>
-      </w:pPr>
-    </w:p>
-    <w:p>
-      <w:pPr>
-        <w:spacing w:before="0" w:after="0" w:line="240"/>
-        <w:ind w:right="0" w:left="0" w:firstLine="720"/>
-        <w:jc w:val="both"/>
-        <w:rPr>
-          <w:rFonts w:ascii="Times New Roman" w:hAnsi="Times New Roman" w:cs="Times New Roman" w:eastAsia="Times New Roman"/>
-          <w:color w:val="auto"/>
-          <w:spacing w:val="0"/>
-          <w:position w:val="0"/>
-          <w:sz w:val="24"/>
-          <w:shd w:fill="auto" w:val="clear"/>
-        </w:rPr>
-      </w:pPr>
-      <w:r>
-        <w:rPr>
-          <w:rFonts w:ascii="Times New Roman" w:hAnsi="Times New Roman" w:cs="Times New Roman" w:eastAsia="Times New Roman"/>
-          <w:color w:val="000000"/>
-          <w:spacing w:val="0"/>
-          <w:position w:val="0"/>
-          <w:sz w:val="24"/>
-          <w:shd w:fill="auto" w:val="clear"/>
-        </w:rPr>
-        <w:t xml:space="preserve">Administrator dodaje, mijenja i deaktivira profile djece i roditelja u sistemu. Prilikom unosa povezuje dijete sa odgovaraju</w:t>
-      </w:r>
-      <w:r>
-        <w:rPr>
-          <w:rFonts w:ascii="Times New Roman" w:hAnsi="Times New Roman" w:cs="Times New Roman" w:eastAsia="Times New Roman"/>
-          <w:color w:val="000000"/>
-          <w:spacing w:val="0"/>
-          <w:position w:val="0"/>
-          <w:sz w:val="24"/>
-          <w:shd w:fill="auto" w:val="clear"/>
-        </w:rPr>
-        <w:t xml:space="preserve">ćim roditeljem kako bi pristup podacima bio ispravno ograničen. Na ovaj način se održavaju osnovni podaci potrebni za rad sistema.</w:t>
+        <w:ind w:right="0" w:left="0" w:firstLine="0"/>
+        <w:jc w:val="both"/>
+        <w:rPr>
+          <w:rFonts w:ascii="Times New Roman" w:hAnsi="Times New Roman" w:cs="Times New Roman" w:eastAsia="Times New Roman"/>
+          <w:color w:val="000000"/>
+          <w:spacing w:val="0"/>
+          <w:position w:val="0"/>
+          <w:sz w:val="24"/>
+          <w:shd w:fill="auto" w:val="clear"/>
+        </w:rPr>
+      </w:pPr>
+    </w:p>
+    <w:p>
+      <w:pPr>
+        <w:spacing w:before="0" w:after="0" w:line="240"/>
+        <w:ind w:right="0" w:left="0" w:firstLine="0"/>
+        <w:jc w:val="both"/>
+        <w:rPr>
+          <w:rFonts w:ascii="Times New Roman" w:hAnsi="Times New Roman" w:cs="Times New Roman" w:eastAsia="Times New Roman"/>
+          <w:color w:val="auto"/>
+          <w:spacing w:val="0"/>
+          <w:position w:val="0"/>
+          <w:sz w:val="24"/>
+          <w:shd w:fill="auto" w:val="clear"/>
+        </w:rPr>
+      </w:pPr>
+      <w:r>
+        <w:rPr>
+          <w:rFonts w:ascii="Times New Roman" w:hAnsi="Times New Roman" w:cs="Times New Roman" w:eastAsia="Times New Roman"/>
+          <w:color w:val="000000"/>
+          <w:spacing w:val="0"/>
+          <w:position w:val="0"/>
+          <w:sz w:val="24"/>
+          <w:shd w:fill="auto" w:val="clear"/>
+        </w:rPr>
+        <w:t xml:space="preserve">             </w:t>
+      </w:r>
+      <w:r>
+        <w:rPr>
+          <w:rFonts w:ascii="Times New Roman" w:hAnsi="Times New Roman" w:cs="Times New Roman" w:eastAsia="Times New Roman"/>
+          <w:color w:val="000000"/>
+          <w:spacing w:val="0"/>
+          <w:position w:val="0"/>
+          <w:sz w:val="24"/>
+          <w:shd w:fill="auto" w:val="clear"/>
+        </w:rPr>
+        <w:t xml:space="preserve"> </w:t>
+      </w:r>
+      <w:r>
+        <w:rPr>
+          <w:rFonts w:ascii="Times New Roman" w:hAnsi="Times New Roman" w:cs="Times New Roman" w:eastAsia="Times New Roman"/>
+          <w:color w:val="000000"/>
+          <w:spacing w:val="0"/>
+          <w:position w:val="0"/>
+          <w:sz w:val="24"/>
+          <w:shd w:fill="auto" w:val="clear"/>
+        </w:rPr>
+        <w:t xml:space="preserve">  Prilikom dolaska, roditelj </w:t>
+      </w:r>
+      <w:r>
+        <w:rPr>
+          <w:rFonts w:ascii="Times New Roman" w:hAnsi="Times New Roman" w:cs="Times New Roman" w:eastAsia="Times New Roman"/>
+          <w:color w:val="000000"/>
+          <w:spacing w:val="0"/>
+          <w:position w:val="0"/>
+          <w:sz w:val="24"/>
+          <w:shd w:fill="auto" w:val="clear"/>
+        </w:rPr>
+        <w:t xml:space="preserve">će koristiti QR kod koji se generiše iznova svaki dan. Kada skenira, roditelj popunjava formu u koju je potrebno unijeti kod djeteta koji zna samo roditelj istog. Evidencija se vrši i za dolazak i za odlazak radi sigurnosti.</w:t>
       </w:r>
     </w:p>
     <w:p>
@@ -1729,7 +1681,7 @@
       <w:pPr>
         <w:numPr>
           <w:ilvl w:val="0"/>
-          <w:numId w:val="28"/>
+          <w:numId w:val="23"/>
         </w:numPr>
         <w:spacing w:before="0" w:after="0" w:line="240"/>
         <w:ind w:right="0" w:left="720" w:hanging="360"/>
@@ -1764,7 +1716,18 @@
           <w:sz w:val="24"/>
           <w:shd w:fill="auto" w:val="clear"/>
         </w:rPr>
-        <w:t xml:space="preserve">Slanje obavijesti roditelju</w:t>
+        <w:t xml:space="preserve">Upravljanje profilima djece i roditelja </w:t>
+      </w:r>
+      <w:r>
+        <w:rPr>
+          <w:rFonts w:ascii="Times New Roman" w:hAnsi="Times New Roman" w:cs="Times New Roman" w:eastAsia="Times New Roman"/>
+          <w:color w:val="000000"/>
+          <w:spacing w:val="0"/>
+          <w:position w:val="0"/>
+          <w:sz w:val="24"/>
+          <w:shd w:fill="auto" w:val="clear"/>
+        </w:rPr>
+        <w:t xml:space="preserve"> </w:t>
       </w:r>
     </w:p>
     <w:p>
@@ -1817,7 +1780,7 @@
           <w:sz w:val="24"/>
           <w:shd w:fill="auto" w:val="clear"/>
         </w:rPr>
-        <w:t xml:space="preserve">Asinhrona operacija</w:t>
+        <w:t xml:space="preserve">Perzistencija podataka (CRUD operacija)</w:t>
       </w:r>
     </w:p>
     <w:p>
@@ -1900,18 +1863,18 @@
           <w:sz w:val="24"/>
           <w:shd w:fill="auto" w:val="clear"/>
         </w:rPr>
-        <w:t xml:space="preserve">Kada odgajatelj objavi va</w:t>
-      </w:r>
-      <w:r>
-        <w:rPr>
-          <w:rFonts w:ascii="Times New Roman" w:hAnsi="Times New Roman" w:cs="Times New Roman" w:eastAsia="Times New Roman"/>
-          <w:color w:val="000000"/>
-          <w:spacing w:val="0"/>
-          <w:position w:val="0"/>
-          <w:sz w:val="24"/>
-          <w:shd w:fill="auto" w:val="clear"/>
-        </w:rPr>
-        <w:t xml:space="preserve">žnu napomenu ili izmijeni dnevni zapis, sistem šalje obavijest roditelju. Slanje se vrši asinhrono kako unos podataka ne bi bio blokiran. Obavijest se može prikazati unutar aplikacije ili poslati putem elektronske pošte.</w:t>
+        <w:t xml:space="preserve">Administrator dodaje, mijenja i deaktivira profile djece i roditelja u sistemu. Prilikom unosa povezuje dijete sa odgovaraju</w:t>
+      </w:r>
+      <w:r>
+        <w:rPr>
+          <w:rFonts w:ascii="Times New Roman" w:hAnsi="Times New Roman" w:cs="Times New Roman" w:eastAsia="Times New Roman"/>
+          <w:color w:val="000000"/>
+          <w:spacing w:val="0"/>
+          <w:position w:val="0"/>
+          <w:sz w:val="24"/>
+          <w:shd w:fill="auto" w:val="clear"/>
+        </w:rPr>
+        <w:t xml:space="preserve">ćim roditeljem kako bi pristup podacima bio ispravno ograničen. Na ovaj način se održavaju osnovni podaci potrebni za rad sistema.</w:t>
       </w:r>
     </w:p>
     <w:p>
@@ -1933,7 +1896,7 @@
       <w:pPr>
         <w:numPr>
           <w:ilvl w:val="0"/>
-          <w:numId w:val="34"/>
+          <w:numId w:val="29"/>
         </w:numPr>
         <w:spacing w:before="0" w:after="0" w:line="240"/>
         <w:ind w:right="0" w:left="720" w:hanging="360"/>
@@ -1968,18 +1931,7 @@
           <w:sz w:val="24"/>
           <w:shd w:fill="auto" w:val="clear"/>
         </w:rPr>
-        <w:t xml:space="preserve">Generisanje sedmi</w:t>
-      </w:r>
-      <w:r>
-        <w:rPr>
-          <w:rFonts w:ascii="Times New Roman" w:hAnsi="Times New Roman" w:cs="Times New Roman" w:eastAsia="Times New Roman"/>
-          <w:color w:val="000000"/>
-          <w:spacing w:val="0"/>
-          <w:position w:val="0"/>
-          <w:sz w:val="24"/>
-          <w:shd w:fill="auto" w:val="clear"/>
-        </w:rPr>
-        <w:t xml:space="preserve">čnog/mjesečnog sažetka aktivnosti </w:t>
+        <w:t xml:space="preserve">Slanje obavijesti roditelju</w:t>
       </w:r>
     </w:p>
     <w:p>
@@ -2032,18 +1984,40 @@
           <w:sz w:val="24"/>
           <w:shd w:fill="auto" w:val="clear"/>
         </w:rPr>
-        <w:t xml:space="preserve">Operacija sa specifi</w:t>
-      </w:r>
-      <w:r>
-        <w:rPr>
-          <w:rFonts w:ascii="Times New Roman" w:hAnsi="Times New Roman" w:cs="Times New Roman" w:eastAsia="Times New Roman"/>
-          <w:color w:val="000000"/>
-          <w:spacing w:val="0"/>
-          <w:position w:val="0"/>
-          <w:sz w:val="24"/>
-          <w:shd w:fill="auto" w:val="clear"/>
-        </w:rPr>
-        <w:t xml:space="preserve">čnim algoritmom obrade</w:t>
+        <w:t xml:space="preserve">Kori</w:t>
+      </w:r>
+      <w:r>
+        <w:rPr>
+          <w:rFonts w:ascii="Times New Roman" w:hAnsi="Times New Roman" w:cs="Times New Roman" w:eastAsia="Times New Roman"/>
+          <w:color w:val="000000"/>
+          <w:spacing w:val="0"/>
+          <w:position w:val="0"/>
+          <w:sz w:val="24"/>
+          <w:shd w:fill="auto" w:val="clear"/>
+        </w:rPr>
+        <w:t xml:space="preserve">štenje vanjskog uređaja</w:t>
+      </w:r>
+      <w:r>
+        <w:rPr>
+          <w:rFonts w:ascii="Times New Roman" w:hAnsi="Times New Roman" w:cs="Times New Roman" w:eastAsia="Times New Roman"/>
+          <w:color w:val="000000"/>
+          <w:spacing w:val="0"/>
+          <w:position w:val="0"/>
+          <w:sz w:val="24"/>
+          <w:shd w:fill="auto" w:val="clear"/>
+        </w:rPr>
+        <w:t xml:space="preserve"> </w:t>
+      </w:r>
+      <w:r>
+        <w:rPr>
+          <w:rFonts w:ascii="Times New Roman" w:hAnsi="Times New Roman" w:cs="Times New Roman" w:eastAsia="Times New Roman"/>
+          <w:color w:val="000000"/>
+          <w:spacing w:val="0"/>
+          <w:position w:val="0"/>
+          <w:sz w:val="24"/>
+          <w:shd w:fill="auto" w:val="clear"/>
+        </w:rPr>
+        <w:t xml:space="preserve"> </w:t>
       </w:r>
     </w:p>
     <w:p>
@@ -2110,56 +2084,34 @@
         <w:jc w:val="both"/>
         <w:rPr>
           <w:rFonts w:ascii="Times New Roman" w:hAnsi="Times New Roman" w:cs="Times New Roman" w:eastAsia="Times New Roman"/>
-          <w:color w:val="000000"/>
-          <w:spacing w:val="0"/>
-          <w:position w:val="0"/>
-          <w:sz w:val="24"/>
-          <w:shd w:fill="auto" w:val="clear"/>
-        </w:rPr>
-      </w:pPr>
-      <w:r>
-        <w:rPr>
-          <w:rFonts w:ascii="Times New Roman" w:hAnsi="Times New Roman" w:cs="Times New Roman" w:eastAsia="Times New Roman"/>
-          <w:color w:val="000000"/>
-          <w:spacing w:val="0"/>
-          <w:position w:val="0"/>
-          <w:sz w:val="24"/>
-          <w:shd w:fill="auto" w:val="clear"/>
-        </w:rPr>
-        <w:t xml:space="preserve">Sistem na kraju sedmice</w:t>
-      </w:r>
-      <w:r>
-        <w:rPr>
-          <w:rFonts w:ascii="Times New Roman" w:hAnsi="Times New Roman" w:cs="Times New Roman" w:eastAsia="Times New Roman"/>
-          <w:color w:val="000000"/>
-          <w:spacing w:val="0"/>
-          <w:position w:val="0"/>
-          <w:sz w:val="24"/>
-          <w:shd w:fill="auto" w:val="clear"/>
-        </w:rPr>
-        <w:t xml:space="preserve"> ili mjeseca</w:t>
-      </w:r>
-      <w:r>
-        <w:rPr>
-          <w:rFonts w:ascii="Times New Roman" w:hAnsi="Times New Roman" w:cs="Times New Roman" w:eastAsia="Times New Roman"/>
-          <w:color w:val="000000"/>
-          <w:spacing w:val="0"/>
-          <w:position w:val="0"/>
-          <w:sz w:val="24"/>
-          <w:shd w:fill="auto" w:val="clear"/>
-        </w:rPr>
-        <w:t xml:space="preserve"> obra</w:t>
-      </w:r>
-      <w:r>
-        <w:rPr>
-          <w:rFonts w:ascii="Times New Roman" w:hAnsi="Times New Roman" w:cs="Times New Roman" w:eastAsia="Times New Roman"/>
-          <w:color w:val="000000"/>
-          <w:spacing w:val="0"/>
-          <w:position w:val="0"/>
-          <w:sz w:val="24"/>
-          <w:shd w:fill="auto" w:val="clear"/>
-        </w:rPr>
-        <w:t xml:space="preserve">đuje dnevne zapise i formira sažetak za svako dijete. U sažetku agregira broj dolazaka, evidentirane obroke i osnovne napomene po danima. Rezultat obrade se prikazuje u preglednoj formi roditelju i odgajatelju.</w:t>
+          <w:color w:val="auto"/>
+          <w:spacing w:val="0"/>
+          <w:position w:val="0"/>
+          <w:sz w:val="24"/>
+          <w:shd w:fill="auto" w:val="clear"/>
+        </w:rPr>
+      </w:pPr>
+      <w:r>
+        <w:rPr>
+          <w:rFonts w:ascii="Times New Roman" w:hAnsi="Times New Roman" w:cs="Times New Roman" w:eastAsia="Times New Roman"/>
+          <w:color w:val="000000"/>
+          <w:spacing w:val="0"/>
+          <w:position w:val="0"/>
+          <w:sz w:val="24"/>
+          <w:shd w:fill="auto" w:val="clear"/>
+        </w:rPr>
+        <w:t xml:space="preserve">Kada odgajatelj objavi va</w:t>
+      </w:r>
+      <w:r>
+        <w:rPr>
+          <w:rFonts w:ascii="Times New Roman" w:hAnsi="Times New Roman" w:cs="Times New Roman" w:eastAsia="Times New Roman"/>
+          <w:color w:val="000000"/>
+          <w:spacing w:val="0"/>
+          <w:position w:val="0"/>
+          <w:sz w:val="24"/>
+          <w:shd w:fill="auto" w:val="clear"/>
+        </w:rPr>
+        <w:t xml:space="preserve">žnu napomenu ili izmijeni dnevni zapis, sistem šalje obavijest roditelju. Slanje se vrši putem aplikacije ili poslati putem elektronske pošte/mail-a.</w:t>
       </w:r>
     </w:p>
     <w:p>
@@ -2169,7 +2121,22 @@
         <w:jc w:val="both"/>
         <w:rPr>
           <w:rFonts w:ascii="Times New Roman" w:hAnsi="Times New Roman" w:cs="Times New Roman" w:eastAsia="Times New Roman"/>
-          <w:color w:val="000000"/>
+          <w:color w:val="auto"/>
+          <w:spacing w:val="0"/>
+          <w:position w:val="0"/>
+          <w:sz w:val="24"/>
+          <w:shd w:fill="auto" w:val="clear"/>
+        </w:rPr>
+      </w:pPr>
+    </w:p>
+    <w:p>
+      <w:pPr>
+        <w:spacing w:before="0" w:after="0" w:line="240"/>
+        <w:ind w:right="0" w:left="0" w:firstLine="0"/>
+        <w:jc w:val="both"/>
+        <w:rPr>
+          <w:rFonts w:ascii="Times New Roman" w:hAnsi="Times New Roman" w:cs="Times New Roman" w:eastAsia="Times New Roman"/>
+          <w:color w:val="auto"/>
           <w:spacing w:val="0"/>
           <w:position w:val="0"/>
           <w:sz w:val="24"/>
@@ -2181,14 +2148,14 @@
       <w:pPr>
         <w:numPr>
           <w:ilvl w:val="0"/>
-          <w:numId w:val="39"/>
+          <w:numId w:val="36"/>
         </w:numPr>
         <w:spacing w:before="0" w:after="0" w:line="240"/>
         <w:ind w:right="0" w:left="720" w:hanging="360"/>
         <w:jc w:val="both"/>
         <w:rPr>
           <w:rFonts w:ascii="Times New Roman" w:hAnsi="Times New Roman" w:cs="Times New Roman" w:eastAsia="Times New Roman"/>
-          <w:color w:val="000000"/>
+          <w:color w:val="auto"/>
           <w:spacing w:val="0"/>
           <w:position w:val="0"/>
           <w:sz w:val="24"/>
@@ -2216,7 +2183,18 @@
           <w:sz w:val="24"/>
           <w:shd w:fill="auto" w:val="clear"/>
         </w:rPr>
-        <w:t xml:space="preserve">Prikaz osnovnih podataka o djetetu</w:t>
+        <w:t xml:space="preserve">Generisanje sedmi</w:t>
+      </w:r>
+      <w:r>
+        <w:rPr>
+          <w:rFonts w:ascii="Times New Roman" w:hAnsi="Times New Roman" w:cs="Times New Roman" w:eastAsia="Times New Roman"/>
+          <w:color w:val="000000"/>
+          <w:spacing w:val="0"/>
+          <w:position w:val="0"/>
+          <w:sz w:val="24"/>
+          <w:shd w:fill="auto" w:val="clear"/>
+        </w:rPr>
+        <w:t xml:space="preserve">čnog/mjesečnog sažetka aktivnosti </w:t>
       </w:r>
     </w:p>
     <w:p>
@@ -2241,7 +2219,7 @@
         <w:jc w:val="both"/>
         <w:rPr>
           <w:rFonts w:ascii="Times New Roman" w:hAnsi="Times New Roman" w:cs="Times New Roman" w:eastAsia="Times New Roman"/>
-          <w:color w:val="000000"/>
+          <w:color w:val="auto"/>
           <w:spacing w:val="0"/>
           <w:position w:val="0"/>
           <w:sz w:val="24"/>
@@ -2269,7 +2247,18 @@
           <w:sz w:val="24"/>
           <w:shd w:fill="auto" w:val="clear"/>
         </w:rPr>
-        <w:t xml:space="preserve">Usluga sistema</w:t>
+        <w:t xml:space="preserve">Operacija sa specifi</w:t>
+      </w:r>
+      <w:r>
+        <w:rPr>
+          <w:rFonts w:ascii="Times New Roman" w:hAnsi="Times New Roman" w:cs="Times New Roman" w:eastAsia="Times New Roman"/>
+          <w:color w:val="000000"/>
+          <w:spacing w:val="0"/>
+          <w:position w:val="0"/>
+          <w:sz w:val="24"/>
+          <w:shd w:fill="auto" w:val="clear"/>
+        </w:rPr>
+        <w:t xml:space="preserve">čnim algoritmom obrade</w:t>
       </w:r>
     </w:p>
     <w:p>
@@ -2332,71 +2321,60 @@
     <w:p>
       <w:pPr>
         <w:spacing w:before="0" w:after="0" w:line="240"/>
-        <w:ind w:right="0" w:left="0" w:firstLine="0"/>
-        <w:jc w:val="both"/>
-        <w:rPr>
-          <w:rFonts w:ascii="Times New Roman" w:hAnsi="Times New Roman" w:cs="Times New Roman" w:eastAsia="Times New Roman"/>
-          <w:color w:val="000000"/>
-          <w:spacing w:val="0"/>
-          <w:position w:val="0"/>
-          <w:sz w:val="24"/>
-          <w:shd w:fill="auto" w:val="clear"/>
-        </w:rPr>
-      </w:pPr>
-      <w:r>
-        <w:rPr>
-          <w:rFonts w:ascii="Times New Roman" w:hAnsi="Times New Roman" w:cs="Times New Roman" w:eastAsia="Times New Roman"/>
-          <w:color w:val="000000"/>
-          <w:spacing w:val="0"/>
-          <w:position w:val="0"/>
-          <w:sz w:val="24"/>
-          <w:shd w:fill="auto" w:val="clear"/>
-        </w:rPr>
-        <w:t xml:space="preserve">Odgajatelj mo</w:t>
-      </w:r>
-      <w:r>
-        <w:rPr>
-          <w:rFonts w:ascii="Times New Roman" w:hAnsi="Times New Roman" w:cs="Times New Roman" w:eastAsia="Times New Roman"/>
-          <w:color w:val="000000"/>
-          <w:spacing w:val="0"/>
-          <w:position w:val="0"/>
-          <w:sz w:val="24"/>
-          <w:shd w:fill="auto" w:val="clear"/>
-        </w:rPr>
-        <w:t xml:space="preserve">že pristupiti podacima koji su potrebni tokom boravka djeteta u vrtiću, kao npr. telefonski broj roditelja za hitne slučajeve, napomene za alegrije, bolesti i sl.</w:t>
-      </w:r>
-    </w:p>
-    <w:p>
-      <w:pPr>
-        <w:spacing w:before="0" w:after="0" w:line="240"/>
-        <w:ind w:right="0" w:left="0" w:firstLine="0"/>
-        <w:jc w:val="both"/>
-        <w:rPr>
-          <w:rFonts w:ascii="Times New Roman" w:hAnsi="Times New Roman" w:cs="Times New Roman" w:eastAsia="Times New Roman"/>
-          <w:color w:val="000000"/>
-          <w:spacing w:val="0"/>
-          <w:position w:val="0"/>
-          <w:sz w:val="24"/>
-          <w:shd w:fill="auto" w:val="clear"/>
-        </w:rPr>
-      </w:pPr>
-      <w:r>
-        <w:rPr>
-          <w:rFonts w:ascii="Times New Roman" w:hAnsi="Times New Roman" w:cs="Times New Roman" w:eastAsia="Times New Roman"/>
-          <w:color w:val="000000"/>
-          <w:spacing w:val="0"/>
-          <w:position w:val="0"/>
-          <w:sz w:val="24"/>
-          <w:shd w:fill="auto" w:val="clear"/>
-        </w:rPr>
-        <w:t xml:space="preserve"> </w:t>
-      </w:r>
+        <w:ind w:right="0" w:left="0" w:firstLine="720"/>
+        <w:jc w:val="both"/>
+        <w:rPr>
+          <w:rFonts w:ascii="Times New Roman" w:hAnsi="Times New Roman" w:cs="Times New Roman" w:eastAsia="Times New Roman"/>
+          <w:color w:val="000000"/>
+          <w:spacing w:val="0"/>
+          <w:position w:val="0"/>
+          <w:sz w:val="24"/>
+          <w:shd w:fill="auto" w:val="clear"/>
+        </w:rPr>
+      </w:pPr>
+      <w:r>
+        <w:rPr>
+          <w:rFonts w:ascii="Times New Roman" w:hAnsi="Times New Roman" w:cs="Times New Roman" w:eastAsia="Times New Roman"/>
+          <w:color w:val="000000"/>
+          <w:spacing w:val="0"/>
+          <w:position w:val="0"/>
+          <w:sz w:val="24"/>
+          <w:shd w:fill="auto" w:val="clear"/>
+        </w:rPr>
+        <w:t xml:space="preserve">Sistem na kraju sedmice ili mjeseca obra</w:t>
+      </w:r>
+      <w:r>
+        <w:rPr>
+          <w:rFonts w:ascii="Times New Roman" w:hAnsi="Times New Roman" w:cs="Times New Roman" w:eastAsia="Times New Roman"/>
+          <w:color w:val="000000"/>
+          <w:spacing w:val="0"/>
+          <w:position w:val="0"/>
+          <w:sz w:val="24"/>
+          <w:shd w:fill="auto" w:val="clear"/>
+        </w:rPr>
+        <w:t xml:space="preserve">đuje dnevne zapise i formira sažetak za svako dijete. U sažetku agregira broj dolazaka, evidentirane obroke i osnovne napomene po danima. Rezultat obrade se prikazuje u preglednoj formi roditelju i odgajatelju.</w:t>
+      </w:r>
+    </w:p>
+    <w:p>
+      <w:pPr>
+        <w:spacing w:before="0" w:after="0" w:line="240"/>
+        <w:ind w:right="0" w:left="0" w:firstLine="720"/>
+        <w:jc w:val="both"/>
+        <w:rPr>
+          <w:rFonts w:ascii="Times New Roman" w:hAnsi="Times New Roman" w:cs="Times New Roman" w:eastAsia="Times New Roman"/>
+          <w:color w:val="000000"/>
+          <w:spacing w:val="0"/>
+          <w:position w:val="0"/>
+          <w:sz w:val="24"/>
+          <w:shd w:fill="auto" w:val="clear"/>
+        </w:rPr>
+      </w:pPr>
     </w:p>
     <w:p>
       <w:pPr>
         <w:numPr>
           <w:ilvl w:val="0"/>
-          <w:numId w:val="44"/>
+          <w:numId w:val="41"/>
         </w:numPr>
         <w:spacing w:before="0" w:after="0" w:line="240"/>
         <w:ind w:right="0" w:left="720" w:hanging="360"/>
@@ -2431,7 +2409,71 @@
           <w:sz w:val="24"/>
           <w:shd w:fill="auto" w:val="clear"/>
         </w:rPr>
-        <w:t xml:space="preserve">Ocjenjivanje aktivnosti djeteta</w:t>
+        <w:t xml:space="preserve">Prikaz osnovnih podataka </w:t>
+      </w:r>
+      <w:r>
+        <w:rPr>
+          <w:rFonts w:ascii="Times New Roman" w:hAnsi="Times New Roman" w:cs="Times New Roman" w:eastAsia="Times New Roman"/>
+          <w:color w:val="000000"/>
+          <w:spacing w:val="0"/>
+          <w:position w:val="0"/>
+          <w:sz w:val="24"/>
+          <w:shd w:fill="auto" w:val="clear"/>
+        </w:rPr>
+        <w:t xml:space="preserve"> </w:t>
+      </w:r>
+    </w:p>
+    <w:p>
+      <w:pPr>
+        <w:spacing w:before="0" w:after="0" w:line="240"/>
+        <w:ind w:right="0" w:left="720" w:firstLine="0"/>
+        <w:jc w:val="both"/>
+        <w:rPr>
+          <w:rFonts w:ascii="Times New Roman" w:hAnsi="Times New Roman" w:cs="Times New Roman" w:eastAsia="Times New Roman"/>
+          <w:color w:val="auto"/>
+          <w:spacing w:val="0"/>
+          <w:position w:val="0"/>
+          <w:sz w:val="24"/>
+          <w:shd w:fill="auto" w:val="clear"/>
+        </w:rPr>
+      </w:pPr>
+    </w:p>
+    <w:p>
+      <w:pPr>
+        <w:spacing w:before="0" w:after="0" w:line="240"/>
+        <w:ind w:right="0" w:left="720" w:firstLine="0"/>
+        <w:jc w:val="both"/>
+        <w:rPr>
+          <w:rFonts w:ascii="Times New Roman" w:hAnsi="Times New Roman" w:cs="Times New Roman" w:eastAsia="Times New Roman"/>
+          <w:color w:val="000000"/>
+          <w:spacing w:val="0"/>
+          <w:position w:val="0"/>
+          <w:sz w:val="24"/>
+          <w:shd w:fill="auto" w:val="clear"/>
+        </w:rPr>
+      </w:pPr>
+      <w:r>
+        <w:rPr>
+          <w:rFonts w:ascii="Times New Roman" w:hAnsi="Times New Roman" w:cs="Times New Roman" w:eastAsia="Times New Roman"/>
+          <w:b/>
+          <w:color w:val="000000"/>
+          <w:spacing w:val="0"/>
+          <w:position w:val="0"/>
+          <w:sz w:val="24"/>
+          <w:shd w:fill="auto" w:val="clear"/>
+        </w:rPr>
+        <w:t xml:space="preserve">Vrsta funkcionalnosti: </w:t>
+      </w:r>
+      <w:r>
+        <w:rPr>
+          <w:rFonts w:ascii="Times New Roman" w:hAnsi="Times New Roman" w:cs="Times New Roman" w:eastAsia="Times New Roman"/>
+          <w:color w:val="000000"/>
+          <w:spacing w:val="0"/>
+          <w:position w:val="0"/>
+          <w:sz w:val="24"/>
+          <w:shd w:fill="auto" w:val="clear"/>
+        </w:rPr>
+        <w:t xml:space="preserve">Usluga sistema</w:t>
       </w:r>
     </w:p>
     <w:p>
@@ -2441,17 +2483,59 @@
         <w:jc w:val="both"/>
         <w:rPr>
           <w:rFonts w:ascii="Times New Roman" w:hAnsi="Times New Roman" w:cs="Times New Roman" w:eastAsia="Times New Roman"/>
-          <w:color w:val="000000"/>
-          <w:spacing w:val="0"/>
-          <w:position w:val="0"/>
-          <w:sz w:val="24"/>
-          <w:shd w:fill="auto" w:val="clear"/>
-        </w:rPr>
-      </w:pPr>
-    </w:p>
-    <w:p>
-      <w:pPr>
-        <w:spacing w:before="0" w:after="200" w:line="240"/>
+          <w:color w:val="auto"/>
+          <w:spacing w:val="0"/>
+          <w:position w:val="0"/>
+          <w:sz w:val="24"/>
+          <w:shd w:fill="auto" w:val="clear"/>
+        </w:rPr>
+      </w:pPr>
+    </w:p>
+    <w:p>
+      <w:pPr>
+        <w:spacing w:before="0" w:after="0" w:line="240"/>
+        <w:ind w:right="0" w:left="720" w:firstLine="0"/>
+        <w:jc w:val="both"/>
+        <w:rPr>
+          <w:rFonts w:ascii="Times New Roman" w:hAnsi="Times New Roman" w:cs="Times New Roman" w:eastAsia="Times New Roman"/>
+          <w:color w:val="auto"/>
+          <w:spacing w:val="0"/>
+          <w:position w:val="0"/>
+          <w:sz w:val="24"/>
+          <w:shd w:fill="auto" w:val="clear"/>
+        </w:rPr>
+      </w:pPr>
+      <w:r>
+        <w:rPr>
+          <w:rFonts w:ascii="Times New Roman" w:hAnsi="Times New Roman" w:cs="Times New Roman" w:eastAsia="Times New Roman"/>
+          <w:b/>
+          <w:color w:val="auto"/>
+          <w:spacing w:val="0"/>
+          <w:position w:val="0"/>
+          <w:sz w:val="24"/>
+          <w:shd w:fill="auto" w:val="clear"/>
+        </w:rPr>
+        <w:t xml:space="preserve">Opis funkcionalnosti:</w:t>
+      </w:r>
+    </w:p>
+    <w:p>
+      <w:pPr>
+        <w:spacing w:before="0" w:after="0" w:line="240"/>
+        <w:ind w:right="0" w:left="720" w:firstLine="0"/>
+        <w:jc w:val="both"/>
+        <w:rPr>
+          <w:rFonts w:ascii="Times New Roman" w:hAnsi="Times New Roman" w:cs="Times New Roman" w:eastAsia="Times New Roman"/>
+          <w:color w:val="auto"/>
+          <w:spacing w:val="0"/>
+          <w:position w:val="0"/>
+          <w:sz w:val="24"/>
+          <w:shd w:fill="auto" w:val="clear"/>
+        </w:rPr>
+      </w:pPr>
+    </w:p>
+    <w:p>
+      <w:pPr>
+        <w:spacing w:before="0" w:after="0" w:line="240"/>
         <w:ind w:right="0" w:left="0" w:firstLine="0"/>
         <w:jc w:val="both"/>
         <w:rPr>
@@ -2472,8 +2556,64 @@
           <w:sz w:val="24"/>
           <w:shd w:fill="auto" w:val="clear"/>
         </w:rPr>
-        <w:t xml:space="preserve">           </w:t>
-      </w:r>
+        <w:t xml:space="preserve">Odgajatelj mo</w:t>
+      </w:r>
+      <w:r>
+        <w:rPr>
+          <w:rFonts w:ascii="Times New Roman" w:hAnsi="Times New Roman" w:cs="Times New Roman" w:eastAsia="Times New Roman"/>
+          <w:color w:val="000000"/>
+          <w:spacing w:val="0"/>
+          <w:position w:val="0"/>
+          <w:sz w:val="24"/>
+          <w:shd w:fill="auto" w:val="clear"/>
+        </w:rPr>
+        <w:t xml:space="preserve">že pristupiti podacima koji su potrebni tokom boravka djeteta u vrtiću, kao npr. telefonski broj roditelja za hitne slučajeve, napomene za alegrije, bolesti i sl.</w:t>
+      </w:r>
+    </w:p>
+    <w:p>
+      <w:pPr>
+        <w:spacing w:before="0" w:after="0" w:line="240"/>
+        <w:ind w:right="0" w:left="0" w:firstLine="0"/>
+        <w:jc w:val="both"/>
+        <w:rPr>
+          <w:rFonts w:ascii="Times New Roman" w:hAnsi="Times New Roman" w:cs="Times New Roman" w:eastAsia="Times New Roman"/>
+          <w:color w:val="000000"/>
+          <w:spacing w:val="0"/>
+          <w:position w:val="0"/>
+          <w:sz w:val="24"/>
+          <w:shd w:fill="auto" w:val="clear"/>
+        </w:rPr>
+      </w:pPr>
+      <w:r>
+        <w:rPr>
+          <w:rFonts w:ascii="Times New Roman" w:hAnsi="Times New Roman" w:cs="Times New Roman" w:eastAsia="Times New Roman"/>
+          <w:color w:val="000000"/>
+          <w:spacing w:val="0"/>
+          <w:position w:val="0"/>
+          <w:sz w:val="24"/>
+          <w:shd w:fill="auto" w:val="clear"/>
+        </w:rPr>
+        <w:t xml:space="preserve"> </w:t>
+      </w:r>
+    </w:p>
+    <w:p>
+      <w:pPr>
+        <w:numPr>
+          <w:ilvl w:val="0"/>
+          <w:numId w:val="46"/>
+        </w:numPr>
+        <w:spacing w:before="0" w:after="0" w:line="240"/>
+        <w:ind w:right="0" w:left="720" w:hanging="360"/>
+        <w:jc w:val="both"/>
+        <w:rPr>
+          <w:rFonts w:ascii="Times New Roman" w:hAnsi="Times New Roman" w:cs="Times New Roman" w:eastAsia="Times New Roman"/>
+          <w:color w:val="000000"/>
+          <w:spacing w:val="0"/>
+          <w:position w:val="0"/>
+          <w:sz w:val="24"/>
+          <w:shd w:fill="auto" w:val="clear"/>
+        </w:rPr>
+      </w:pPr>
       <w:r>
         <w:rPr>
           <w:rFonts w:ascii="Times New Roman" w:hAnsi="Times New Roman" w:cs="Times New Roman" w:eastAsia="Times New Roman"/>
@@ -2484,6 +2624,81 @@
           <w:sz w:val="24"/>
           <w:shd w:fill="auto" w:val="clear"/>
         </w:rPr>
+        <w:t xml:space="preserve">Naziv funkcionalnosti: </w:t>
+      </w:r>
+      <w:r>
+        <w:rPr>
+          <w:rFonts w:ascii="Times New Roman" w:hAnsi="Times New Roman" w:cs="Times New Roman" w:eastAsia="Times New Roman"/>
+          <w:color w:val="000000"/>
+          <w:spacing w:val="0"/>
+          <w:position w:val="0"/>
+          <w:sz w:val="24"/>
+          <w:shd w:fill="auto" w:val="clear"/>
+        </w:rPr>
+        <w:t xml:space="preserve">Registracija i prijava korisnika</w:t>
+      </w:r>
+    </w:p>
+    <w:p>
+      <w:pPr>
+        <w:spacing w:before="0" w:after="0" w:line="240"/>
+        <w:ind w:right="0" w:left="0" w:firstLine="0"/>
+        <w:jc w:val="both"/>
+        <w:rPr>
+          <w:rFonts w:ascii="Times New Roman" w:hAnsi="Times New Roman" w:cs="Times New Roman" w:eastAsia="Times New Roman"/>
+          <w:color w:val="000000"/>
+          <w:spacing w:val="0"/>
+          <w:position w:val="0"/>
+          <w:sz w:val="24"/>
+          <w:shd w:fill="auto" w:val="clear"/>
+        </w:rPr>
+      </w:pPr>
+      <w:r>
+        <w:rPr>
+          <w:rFonts w:ascii="Times New Roman" w:hAnsi="Times New Roman" w:cs="Times New Roman" w:eastAsia="Times New Roman"/>
+          <w:color w:val="000000"/>
+          <w:spacing w:val="0"/>
+          <w:position w:val="0"/>
+          <w:sz w:val="24"/>
+          <w:shd w:fill="auto" w:val="clear"/>
+        </w:rPr>
+        <w:t xml:space="preserve">      </w:t>
+      </w:r>
+    </w:p>
+    <w:p>
+      <w:pPr>
+        <w:spacing w:before="0" w:after="0" w:line="240"/>
+        <w:ind w:right="0" w:left="0" w:firstLine="0"/>
+        <w:jc w:val="both"/>
+        <w:rPr>
+          <w:rFonts w:ascii="Times New Roman" w:hAnsi="Times New Roman" w:cs="Times New Roman" w:eastAsia="Times New Roman"/>
+          <w:color w:val="000000"/>
+          <w:spacing w:val="0"/>
+          <w:position w:val="0"/>
+          <w:sz w:val="24"/>
+          <w:shd w:fill="auto" w:val="clear"/>
+        </w:rPr>
+      </w:pPr>
+      <w:r>
+        <w:rPr>
+          <w:rFonts w:ascii="Times New Roman" w:hAnsi="Times New Roman" w:cs="Times New Roman" w:eastAsia="Times New Roman"/>
+          <w:color w:val="000000"/>
+          <w:spacing w:val="0"/>
+          <w:position w:val="0"/>
+          <w:sz w:val="24"/>
+          <w:shd w:fill="auto" w:val="clear"/>
+        </w:rPr>
+        <w:t xml:space="preserve">            </w:t>
+      </w:r>
+      <w:r>
+        <w:rPr>
+          <w:rFonts w:ascii="Times New Roman" w:hAnsi="Times New Roman" w:cs="Times New Roman" w:eastAsia="Times New Roman"/>
+          <w:b/>
+          <w:color w:val="000000"/>
+          <w:spacing w:val="0"/>
+          <w:position w:val="0"/>
+          <w:sz w:val="24"/>
+          <w:shd w:fill="auto" w:val="clear"/>
+        </w:rPr>
         <w:t xml:space="preserve">Vrsta funkcionalnosti: </w:t>
       </w:r>
       <w:r>
@@ -2495,7 +2710,7 @@
           <w:sz w:val="24"/>
           <w:shd w:fill="auto" w:val="clear"/>
         </w:rPr>
-        <w:t xml:space="preserve">Asinhrona operacija</w:t>
+        <w:t xml:space="preserve">Usluga sistema</w:t>
       </w:r>
     </w:p>
     <w:p>
@@ -2512,16 +2727,31 @@
           <w:shd w:fill="auto" w:val="clear"/>
         </w:rPr>
       </w:pPr>
-      <w:r>
-        <w:rPr>
-          <w:rFonts w:ascii="Times New Roman" w:hAnsi="Times New Roman" w:cs="Times New Roman" w:eastAsia="Times New Roman"/>
-          <w:color w:val="000000"/>
-          <w:spacing w:val="0"/>
-          <w:position w:val="0"/>
-          <w:sz w:val="24"/>
-          <w:shd w:fill="auto" w:val="clear"/>
-        </w:rPr>
-        <w:t xml:space="preserve">           </w:t>
+    </w:p>
+    <w:p>
+      <w:pPr>
+        <w:spacing w:before="0" w:after="0" w:line="240"/>
+        <w:ind w:right="0" w:left="0" w:firstLine="0"/>
+        <w:jc w:val="both"/>
+        <w:rPr>
+          <w:rFonts w:ascii="Times New Roman" w:hAnsi="Times New Roman" w:cs="Times New Roman" w:eastAsia="Times New Roman"/>
+          <w:color w:val="000000"/>
+          <w:spacing w:val="0"/>
+          <w:position w:val="0"/>
+          <w:sz w:val="24"/>
+          <w:shd w:fill="auto" w:val="clear"/>
+        </w:rPr>
+      </w:pPr>
+      <w:r>
+        <w:rPr>
+          <w:rFonts w:ascii="Times New Roman" w:hAnsi="Times New Roman" w:cs="Times New Roman" w:eastAsia="Times New Roman"/>
+          <w:color w:val="000000"/>
+          <w:spacing w:val="0"/>
+          <w:position w:val="0"/>
+          <w:sz w:val="24"/>
+          <w:shd w:fill="auto" w:val="clear"/>
+        </w:rPr>
+        <w:t xml:space="preserve">            </w:t>
       </w:r>
       <w:r>
         <w:rPr>
@@ -2533,7 +2763,7 @@
           <w:sz w:val="24"/>
           <w:shd w:fill="auto" w:val="clear"/>
         </w:rPr>
-        <w:t xml:space="preserve">Opis funkcionalnosti: </w:t>
+        <w:t xml:space="preserve">Opis funkcionalnosti:</w:t>
       </w:r>
     </w:p>
     <w:p>
@@ -2574,7 +2804,18 @@
           <w:sz w:val="24"/>
           <w:shd w:fill="auto" w:val="clear"/>
         </w:rPr>
-        <w:t xml:space="preserve">           Odgajatelj šalje kao obavijest ocjenu/review roditelju nakon određene aktivnosti u kojoj je dijete učestovavalo. Obavijest se može prikazati unutar aplikacije ili poslati putem elektronske pošte.</w:t>
+        <w:t xml:space="preserve">             Korisnik (roditelj ili odgajatelj) ima mogu</w:t>
+      </w:r>
+      <w:r>
+        <w:rPr>
+          <w:rFonts w:ascii="Times New Roman" w:hAnsi="Times New Roman" w:cs="Times New Roman" w:eastAsia="Times New Roman"/>
+          <w:color w:val="000000"/>
+          <w:spacing w:val="0"/>
+          <w:position w:val="0"/>
+          <w:sz w:val="24"/>
+          <w:shd w:fill="auto" w:val="clear"/>
+        </w:rPr>
+        <w:t xml:space="preserve">ćnost registracije i prijave u sistem.</w:t>
       </w:r>
     </w:p>
     <w:p>
@@ -2591,6 +2832,28 @@
           <w:shd w:fill="auto" w:val="clear"/>
         </w:rPr>
       </w:pPr>
+      <w:r>
+        <w:rPr>
+          <w:rFonts w:ascii="Times New Roman" w:hAnsi="Times New Roman" w:cs="Times New Roman" w:eastAsia="Times New Roman"/>
+          <w:color w:val="000000"/>
+          <w:spacing w:val="0"/>
+          <w:position w:val="0"/>
+          <w:sz w:val="24"/>
+          <w:shd w:fill="auto" w:val="clear"/>
+        </w:rPr>
+        <w:t xml:space="preserve">Prilikom registracije, korisnik unosi osnovne podatke (ime, prezime, email, lozinku), nakon čega sistem vrši validaciju unesenih podataka i kreira korisnički nalog. Roditelj prilikom registracije može povezati svoje dijete unosom odgovarajućih podataka tj. identifikacionog koda djeteta koji koristi i prilikom evidencije prisustva. Prilikom prijave, korisnik unosi svoje pristupne podatke, nakon čega sistem provjerava njihovu ispravnost i omogućava pristup odgovarajućim funkcionalnostima u skladu sa njegovom ulogom (roditelj, odgajatelj ili administrator).</w:t>
+      </w:r>
+      <w:r>
+        <w:rPr>
+          <w:rFonts w:ascii="Times New Roman" w:hAnsi="Times New Roman" w:cs="Times New Roman" w:eastAsia="Times New Roman"/>
+          <w:color w:val="000000"/>
+          <w:spacing w:val="0"/>
+          <w:position w:val="0"/>
+          <w:sz w:val="24"/>
+          <w:shd w:fill="auto" w:val="clear"/>
+        </w:rPr>
+        <w:t xml:space="preserve">   </w:t>
+      </w:r>
     </w:p>
     <w:p>
       <w:pPr>
@@ -2606,32 +2869,6 @@
           <w:shd w:fill="auto" w:val="clear"/>
         </w:rPr>
       </w:pPr>
-    </w:p>
-    <w:p>
-      <w:pPr>
-        <w:spacing w:before="0" w:after="0" w:line="240"/>
-        <w:ind w:right="0" w:left="0" w:firstLine="0"/>
-        <w:jc w:val="both"/>
-        <w:rPr>
-          <w:rFonts w:ascii="Times New Roman" w:hAnsi="Times New Roman" w:cs="Times New Roman" w:eastAsia="Times New Roman"/>
-          <w:color w:val="000000"/>
-          <w:spacing w:val="0"/>
-          <w:position w:val="0"/>
-          <w:sz w:val="24"/>
-          <w:shd w:fill="auto" w:val="clear"/>
-        </w:rPr>
-      </w:pPr>
-      <w:r>
-        <w:rPr>
-          <w:rFonts w:ascii="Times New Roman" w:hAnsi="Times New Roman" w:cs="Times New Roman" w:eastAsia="Times New Roman"/>
-          <w:color w:val="000000"/>
-          <w:spacing w:val="0"/>
-          <w:position w:val="0"/>
-          <w:sz w:val="24"/>
-          <w:shd w:fill="auto" w:val="clear"/>
-        </w:rPr>
-        <w:t xml:space="preserve">                </w:t>
-      </w:r>
     </w:p>
     <w:p>
       <w:pPr>
@@ -2639,7 +2876,7 @@
         <w:keepLines w:val="true"/>
         <w:numPr>
           <w:ilvl w:val="0"/>
-          <w:numId w:val="48"/>
+          <w:numId w:val="49"/>
         </w:numPr>
         <w:spacing w:before="0" w:after="0" w:line="240"/>
         <w:ind w:right="0" w:left="720" w:hanging="360"/>
@@ -2742,7 +2979,7 @@
       <w:pPr>
         <w:numPr>
           <w:ilvl w:val="0"/>
-          <w:numId w:val="50"/>
+          <w:numId w:val="51"/>
         </w:numPr>
         <w:spacing w:before="0" w:after="0" w:line="240"/>
         <w:ind w:right="0" w:left="720" w:hanging="360"/>
@@ -2774,7 +3011,7 @@
       <w:pPr>
         <w:numPr>
           <w:ilvl w:val="0"/>
-          <w:numId w:val="50"/>
+          <w:numId w:val="51"/>
         </w:numPr>
         <w:spacing w:before="0" w:after="0" w:line="240"/>
         <w:ind w:right="0" w:left="720" w:hanging="360"/>
@@ -2806,7 +3043,7 @@
       <w:pPr>
         <w:numPr>
           <w:ilvl w:val="0"/>
-          <w:numId w:val="50"/>
+          <w:numId w:val="51"/>
         </w:numPr>
         <w:spacing w:before="0" w:after="0" w:line="240"/>
         <w:ind w:right="0" w:left="720" w:hanging="360"/>
@@ -2937,7 +3174,7 @@
       <w:pPr>
         <w:numPr>
           <w:ilvl w:val="0"/>
-          <w:numId w:val="52"/>
+          <w:numId w:val="53"/>
         </w:numPr>
         <w:spacing w:before="0" w:after="0" w:line="240"/>
         <w:ind w:right="0" w:left="720" w:hanging="360"/>
@@ -3135,7 +3372,6 @@
                 <w:color w:val="auto"/>
                 <w:spacing w:val="0"/>
                 <w:position w:val="0"/>
-                <w:shd w:fill="auto" w:val="clear"/>
               </w:rPr>
             </w:pPr>
             <w:r>
@@ -3177,7 +3413,6 @@
                 <w:color w:val="auto"/>
                 <w:spacing w:val="0"/>
                 <w:position w:val="0"/>
-                <w:shd w:fill="auto" w:val="clear"/>
               </w:rPr>
             </w:pPr>
             <w:r>
@@ -3237,7 +3472,6 @@
                 <w:color w:val="auto"/>
                 <w:spacing w:val="0"/>
                 <w:position w:val="0"/>
-                <w:shd w:fill="auto" w:val="clear"/>
               </w:rPr>
             </w:pPr>
             <w:r>
@@ -3260,7 +3494,7 @@
                 <w:sz w:val="24"/>
                 <w:shd w:fill="auto" w:val="clear"/>
               </w:rPr>
-              <w:t xml:space="preserve">štaja za dijete</w:t>
+              <w:t xml:space="preserve">štaja  </w:t>
             </w:r>
           </w:p>
         </w:tc>
@@ -3289,7 +3523,6 @@
                 <w:color w:val="auto"/>
                 <w:spacing w:val="0"/>
                 <w:position w:val="0"/>
-                <w:shd w:fill="auto" w:val="clear"/>
               </w:rPr>
             </w:pPr>
             <w:r>
@@ -3347,7 +3580,6 @@
                 <w:color w:val="auto"/>
                 <w:spacing w:val="0"/>
                 <w:position w:val="0"/>
-                <w:shd w:fill="auto" w:val="clear"/>
               </w:rPr>
             </w:pPr>
             <w:r>
@@ -3359,7 +3591,7 @@
                 <w:sz w:val="24"/>
                 <w:shd w:fill="auto" w:val="clear"/>
               </w:rPr>
-              <w:t xml:space="preserve">4</w:t>
+              <w:t xml:space="preserve">5</w:t>
             </w:r>
             <w:r>
               <w:rPr>
@@ -3399,7 +3631,6 @@
                 <w:color w:val="auto"/>
                 <w:spacing w:val="0"/>
                 <w:position w:val="0"/>
-                <w:shd w:fill="auto" w:val="clear"/>
               </w:rPr>
             </w:pPr>
             <w:r>
@@ -3457,7 +3688,6 @@
                 <w:color w:val="auto"/>
                 <w:spacing w:val="0"/>
                 <w:position w:val="0"/>
-                <w:shd w:fill="auto" w:val="clear"/>
               </w:rPr>
             </w:pPr>
             <w:r>
@@ -3469,7 +3699,7 @@
                 <w:sz w:val="24"/>
                 <w:shd w:fill="auto" w:val="clear"/>
               </w:rPr>
-              <w:t xml:space="preserve">5</w:t>
+              <w:t xml:space="preserve">6</w:t>
             </w:r>
             <w:r>
               <w:rPr>
@@ -3520,7 +3750,6 @@
                 <w:color w:val="auto"/>
                 <w:spacing w:val="0"/>
                 <w:position w:val="0"/>
-                <w:shd w:fill="auto" w:val="clear"/>
               </w:rPr>
             </w:pPr>
             <w:r>
@@ -3550,7 +3779,7 @@
       </w:tr>
       <w:tr>
         <w:trPr>
-          <w:trHeight w:val="620" w:hRule="auto"/>
+          <w:trHeight w:val="600" w:hRule="auto"/>
           <w:jc w:val="left"/>
         </w:trPr>
         <w:tc>
@@ -3575,7 +3804,6 @@
               <w:ind w:right="0" w:left="0" w:firstLine="0"/>
               <w:jc w:val="both"/>
               <w:rPr>
-                <w:color w:val="auto"/>
                 <w:spacing w:val="0"/>
                 <w:position w:val="0"/>
                 <w:shd w:fill="auto" w:val="clear"/>
@@ -3590,29 +3818,29 @@
                 <w:sz w:val="24"/>
                 <w:shd w:fill="auto" w:val="clear"/>
               </w:rPr>
-              <w:t xml:space="preserve">7)</w:t>
-            </w:r>
-            <w:r>
-              <w:rPr>
-                <w:rFonts w:ascii="Times New Roman" w:hAnsi="Times New Roman" w:cs="Times New Roman" w:eastAsia="Times New Roman"/>
-                <w:color w:val="auto"/>
-                <w:spacing w:val="0"/>
-                <w:position w:val="0"/>
-                <w:sz w:val="24"/>
-                <w:shd w:fill="auto" w:val="clear"/>
-              </w:rPr>
-              <w:t xml:space="preserve"> </w:t>
-            </w:r>
-            <w:r>
-              <w:rPr>
-                <w:rFonts w:ascii="Times New Roman" w:hAnsi="Times New Roman" w:cs="Times New Roman" w:eastAsia="Times New Roman"/>
-                <w:color w:val="auto"/>
-                <w:spacing w:val="0"/>
-                <w:position w:val="0"/>
-                <w:sz w:val="24"/>
-                <w:shd w:fill="auto" w:val="clear"/>
-              </w:rPr>
-              <w:t xml:space="preserve">Ocjenjivanje aktivnosti djeteta</w:t>
+              <w:t xml:space="preserve">2) </w:t>
+            </w:r>
+            <w:r>
+              <w:rPr>
+                <w:rFonts w:ascii="Times New Roman" w:hAnsi="Times New Roman" w:cs="Times New Roman" w:eastAsia="Times New Roman"/>
+                <w:color w:val="000000"/>
+                <w:spacing w:val="0"/>
+                <w:position w:val="0"/>
+                <w:sz w:val="24"/>
+                <w:shd w:fill="auto" w:val="clear"/>
+              </w:rPr>
+              <w:t xml:space="preserve">Evidencija obroka, spavanja i </w:t>
+            </w:r>
+            <w:r>
+              <w:rPr>
+                <w:rFonts w:ascii="Times New Roman" w:hAnsi="Times New Roman" w:cs="Times New Roman" w:eastAsia="Times New Roman"/>
+                <w:color w:val="000000"/>
+                <w:spacing w:val="0"/>
+                <w:position w:val="0"/>
+                <w:sz w:val="24"/>
+                <w:shd w:fill="auto" w:val="clear"/>
+              </w:rPr>
+              <w:t xml:space="preserve">ocjenjivanje ostalih aktivnosti</w:t>
             </w:r>
           </w:p>
         </w:tc>
@@ -3669,6 +3897,214 @@
           </w:p>
         </w:tc>
       </w:tr>
+      <w:tr>
+        <w:trPr>
+          <w:trHeight w:val="600" w:hRule="auto"/>
+          <w:jc w:val="left"/>
+        </w:trPr>
+        <w:tc>
+          <w:tcPr>
+            <w:tcW w:w="4500" w:type="dxa"/>
+            <w:tcBorders>
+              <w:top w:val="single" w:color="000000" w:sz="4"/>
+              <w:left w:val="single" w:color="000000" w:sz="4"/>
+              <w:bottom w:val="single" w:color="000000" w:sz="4"/>
+              <w:right w:val="single" w:color="000000" w:sz="4"/>
+            </w:tcBorders>
+            <w:shd w:color="000000" w:fill="ffffff" w:val="clear"/>
+            <w:tcMar>
+              <w:left w:w="108" w:type="dxa"/>
+              <w:right w:w="108" w:type="dxa"/>
+            </w:tcMar>
+            <w:vAlign w:val="center"/>
+          </w:tcPr>
+          <w:p>
+            <w:pPr>
+              <w:spacing w:before="0" w:after="0" w:line="240"/>
+              <w:ind w:right="0" w:left="0" w:firstLine="0"/>
+              <w:jc w:val="both"/>
+              <w:rPr>
+                <w:color w:val="auto"/>
+                <w:spacing w:val="0"/>
+                <w:position w:val="0"/>
+                <w:shd w:fill="auto" w:val="clear"/>
+              </w:rPr>
+            </w:pPr>
+            <w:r>
+              <w:rPr>
+                <w:rFonts w:ascii="Times New Roman" w:hAnsi="Times New Roman" w:cs="Times New Roman" w:eastAsia="Times New Roman"/>
+                <w:color w:val="auto"/>
+                <w:spacing w:val="0"/>
+                <w:position w:val="0"/>
+                <w:sz w:val="24"/>
+                <w:shd w:fill="auto" w:val="clear"/>
+              </w:rPr>
+              <w:t xml:space="preserve"> 3) Evidencija odlaska i dolaska djeteta</w:t>
+            </w:r>
+          </w:p>
+        </w:tc>
+        <w:tc>
+          <w:tcPr>
+            <w:tcW w:w="4050" w:type="dxa"/>
+            <w:tcBorders>
+              <w:top w:val="single" w:color="000000" w:sz="4"/>
+              <w:left w:val="single" w:color="000000" w:sz="4"/>
+              <w:bottom w:val="single" w:color="000000" w:sz="4"/>
+              <w:right w:val="single" w:color="000000" w:sz="4"/>
+            </w:tcBorders>
+            <w:shd w:color="000000" w:fill="ffffff" w:val="clear"/>
+            <w:tcMar>
+              <w:left w:w="108" w:type="dxa"/>
+              <w:right w:w="108" w:type="dxa"/>
+            </w:tcMar>
+            <w:vAlign w:val="center"/>
+          </w:tcPr>
+          <w:p>
+            <w:pPr>
+              <w:spacing w:before="0" w:after="0" w:line="240"/>
+              <w:ind w:right="0" w:left="0" w:firstLine="0"/>
+              <w:jc w:val="both"/>
+              <w:rPr>
+                <w:color w:val="auto"/>
+                <w:spacing w:val="0"/>
+                <w:position w:val="0"/>
+                <w:shd w:fill="auto" w:val="clear"/>
+              </w:rPr>
+            </w:pPr>
+            <w:r>
+              <w:rPr>
+                <w:rFonts w:ascii="Times New Roman" w:hAnsi="Times New Roman" w:cs="Times New Roman" w:eastAsia="Times New Roman"/>
+                <w:color w:val="auto"/>
+                <w:spacing w:val="0"/>
+                <w:position w:val="0"/>
+                <w:sz w:val="24"/>
+                <w:shd w:fill="auto" w:val="clear"/>
+              </w:rPr>
+              <w:t xml:space="preserve">Mogu</w:t>
+            </w:r>
+            <w:r>
+              <w:rPr>
+                <w:rFonts w:ascii="Times New Roman" w:hAnsi="Times New Roman" w:cs="Times New Roman" w:eastAsia="Times New Roman"/>
+                <w:color w:val="auto"/>
+                <w:spacing w:val="0"/>
+                <w:position w:val="0"/>
+                <w:sz w:val="24"/>
+                <w:shd w:fill="auto" w:val="clear"/>
+              </w:rPr>
+              <w:t xml:space="preserve">ćnost uređivanja</w:t>
+            </w:r>
+          </w:p>
+        </w:tc>
+      </w:tr>
+      <w:tr>
+        <w:trPr>
+          <w:trHeight w:val="600" w:hRule="auto"/>
+          <w:jc w:val="left"/>
+        </w:trPr>
+        <w:tc>
+          <w:tcPr>
+            <w:tcW w:w="4500" w:type="dxa"/>
+            <w:tcBorders>
+              <w:top w:val="single" w:color="000000" w:sz="4"/>
+              <w:left w:val="single" w:color="000000" w:sz="4"/>
+              <w:bottom w:val="single" w:color="000000" w:sz="4"/>
+              <w:right w:val="single" w:color="000000" w:sz="4"/>
+            </w:tcBorders>
+            <w:shd w:color="000000" w:fill="ffffff" w:val="clear"/>
+            <w:tcMar>
+              <w:left w:w="108" w:type="dxa"/>
+              <w:right w:w="108" w:type="dxa"/>
+            </w:tcMar>
+            <w:vAlign w:val="center"/>
+          </w:tcPr>
+          <w:p>
+            <w:pPr>
+              <w:spacing w:before="0" w:after="0" w:line="240"/>
+              <w:ind w:right="0" w:left="0" w:firstLine="0"/>
+              <w:jc w:val="both"/>
+              <w:rPr>
+                <w:spacing w:val="0"/>
+                <w:position w:val="0"/>
+                <w:shd w:fill="auto" w:val="clear"/>
+              </w:rPr>
+            </w:pPr>
+            <w:r>
+              <w:rPr>
+                <w:rFonts w:ascii="Times New Roman" w:hAnsi="Times New Roman" w:cs="Times New Roman" w:eastAsia="Times New Roman"/>
+                <w:color w:val="auto"/>
+                <w:spacing w:val="0"/>
+                <w:position w:val="0"/>
+                <w:sz w:val="24"/>
+                <w:shd w:fill="auto" w:val="clear"/>
+              </w:rPr>
+              <w:t xml:space="preserve"> 8) </w:t>
+            </w:r>
+            <w:r>
+              <w:rPr>
+                <w:rFonts w:ascii="Times New Roman" w:hAnsi="Times New Roman" w:cs="Times New Roman" w:eastAsia="Times New Roman"/>
+                <w:color w:val="000000"/>
+                <w:spacing w:val="0"/>
+                <w:position w:val="0"/>
+                <w:sz w:val="24"/>
+                <w:shd w:fill="auto" w:val="clear"/>
+              </w:rPr>
+              <w:t xml:space="preserve">Registracija i prijava korisnika</w:t>
+            </w:r>
+          </w:p>
+        </w:tc>
+        <w:tc>
+          <w:tcPr>
+            <w:tcW w:w="4050" w:type="dxa"/>
+            <w:tcBorders>
+              <w:top w:val="single" w:color="000000" w:sz="4"/>
+              <w:left w:val="single" w:color="000000" w:sz="4"/>
+              <w:bottom w:val="single" w:color="000000" w:sz="4"/>
+              <w:right w:val="single" w:color="000000" w:sz="4"/>
+            </w:tcBorders>
+            <w:shd w:color="000000" w:fill="ffffff" w:val="clear"/>
+            <w:tcMar>
+              <w:left w:w="108" w:type="dxa"/>
+              <w:right w:w="108" w:type="dxa"/>
+            </w:tcMar>
+            <w:vAlign w:val="center"/>
+          </w:tcPr>
+          <w:p>
+            <w:pPr>
+              <w:spacing w:before="0" w:after="0" w:line="240"/>
+              <w:ind w:right="0" w:left="0" w:firstLine="0"/>
+              <w:jc w:val="both"/>
+              <w:rPr>
+                <w:color w:val="auto"/>
+                <w:spacing w:val="0"/>
+                <w:position w:val="0"/>
+                <w:shd w:fill="auto" w:val="clear"/>
+              </w:rPr>
+            </w:pPr>
+            <w:r>
+              <w:rPr>
+                <w:rFonts w:ascii="Times New Roman" w:hAnsi="Times New Roman" w:cs="Times New Roman" w:eastAsia="Times New Roman"/>
+                <w:color w:val="auto"/>
+                <w:spacing w:val="0"/>
+                <w:position w:val="0"/>
+                <w:sz w:val="24"/>
+                <w:shd w:fill="auto" w:val="clear"/>
+              </w:rPr>
+              <w:t xml:space="preserve">Mogu</w:t>
+            </w:r>
+            <w:r>
+              <w:rPr>
+                <w:rFonts w:ascii="Times New Roman" w:hAnsi="Times New Roman" w:cs="Times New Roman" w:eastAsia="Times New Roman"/>
+                <w:color w:val="auto"/>
+                <w:spacing w:val="0"/>
+                <w:position w:val="0"/>
+                <w:sz w:val="24"/>
+                <w:shd w:fill="auto" w:val="clear"/>
+              </w:rPr>
+              <w:t xml:space="preserve">ćnost uređivanja</w:t>
+            </w:r>
+          </w:p>
+        </w:tc>
+      </w:tr>
     </w:tbl>
     <w:p>
       <w:pPr>
@@ -3689,7 +4125,7 @@
       <w:pPr>
         <w:numPr>
           <w:ilvl w:val="0"/>
-          <w:numId w:val="71"/>
+          <w:numId w:val="76"/>
         </w:numPr>
         <w:spacing w:before="0" w:after="0" w:line="240"/>
         <w:ind w:right="0" w:left="720" w:hanging="360"/>
@@ -3857,7 +4293,6 @@
                 <w:color w:val="auto"/>
                 <w:spacing w:val="0"/>
                 <w:position w:val="0"/>
-                <w:shd w:fill="auto" w:val="clear"/>
               </w:rPr>
             </w:pPr>
             <w:r>
@@ -3899,7 +4334,6 @@
                 <w:color w:val="auto"/>
                 <w:spacing w:val="0"/>
                 <w:position w:val="0"/>
-                <w:shd w:fill="auto" w:val="clear"/>
               </w:rPr>
             </w:pPr>
             <w:r>
@@ -3956,10 +4390,8 @@
               <w:ind w:right="0" w:left="0" w:firstLine="0"/>
               <w:jc w:val="both"/>
               <w:rPr>
-                <w:color w:val="auto"/>
-                <w:spacing w:val="0"/>
-                <w:position w:val="0"/>
-                <w:shd w:fill="auto" w:val="clear"/>
+                <w:spacing w:val="0"/>
+                <w:position w:val="0"/>
               </w:rPr>
             </w:pPr>
             <w:r>
@@ -3971,29 +4403,29 @@
                 <w:sz w:val="24"/>
                 <w:shd w:fill="auto" w:val="clear"/>
               </w:rPr>
-              <w:t xml:space="preserve">2) Evidencija </w:t>
-            </w:r>
-            <w:r>
-              <w:rPr>
-                <w:rFonts w:ascii="Times New Roman" w:hAnsi="Times New Roman" w:cs="Times New Roman" w:eastAsia="Times New Roman"/>
-                <w:color w:val="auto"/>
-                <w:spacing w:val="0"/>
-                <w:position w:val="0"/>
-                <w:sz w:val="24"/>
-                <w:shd w:fill="auto" w:val="clear"/>
-              </w:rPr>
-              <w:t xml:space="preserve">obroka, spavanja i </w:t>
-            </w:r>
-            <w:r>
-              <w:rPr>
-                <w:rFonts w:ascii="Times New Roman" w:hAnsi="Times New Roman" w:cs="Times New Roman" w:eastAsia="Times New Roman"/>
-                <w:color w:val="auto"/>
-                <w:spacing w:val="0"/>
-                <w:position w:val="0"/>
-                <w:sz w:val="24"/>
-                <w:shd w:fill="auto" w:val="clear"/>
-              </w:rPr>
-              <w:t xml:space="preserve">prisustva djeteta</w:t>
+              <w:t xml:space="preserve">2) </w:t>
+            </w:r>
+            <w:r>
+              <w:rPr>
+                <w:rFonts w:ascii="Times New Roman" w:hAnsi="Times New Roman" w:cs="Times New Roman" w:eastAsia="Times New Roman"/>
+                <w:color w:val="000000"/>
+                <w:spacing w:val="0"/>
+                <w:position w:val="0"/>
+                <w:sz w:val="24"/>
+                <w:shd w:fill="auto" w:val="clear"/>
+              </w:rPr>
+              <w:t xml:space="preserve">Evidencija obroka, spavanja i </w:t>
+            </w:r>
+            <w:r>
+              <w:rPr>
+                <w:rFonts w:ascii="Times New Roman" w:hAnsi="Times New Roman" w:cs="Times New Roman" w:eastAsia="Times New Roman"/>
+                <w:color w:val="000000"/>
+                <w:spacing w:val="0"/>
+                <w:position w:val="0"/>
+                <w:sz w:val="24"/>
+                <w:shd w:fill="auto" w:val="clear"/>
+              </w:rPr>
+              <w:t xml:space="preserve">ocjenjivanje ostalih aktivnosti</w:t>
             </w:r>
           </w:p>
         </w:tc>
@@ -4022,7 +4454,6 @@
                 <w:color w:val="auto"/>
                 <w:spacing w:val="0"/>
                 <w:position w:val="0"/>
-                <w:shd w:fill="auto" w:val="clear"/>
               </w:rPr>
             </w:pPr>
             <w:r>
@@ -4052,7 +4483,7 @@
       </w:tr>
       <w:tr>
         <w:trPr>
-          <w:trHeight w:val="620" w:hRule="auto"/>
+          <w:trHeight w:val="610" w:hRule="auto"/>
           <w:jc w:val="left"/>
         </w:trPr>
         <w:tc>
@@ -4080,7 +4511,6 @@
                 <w:color w:val="auto"/>
                 <w:spacing w:val="0"/>
                 <w:position w:val="0"/>
-                <w:shd w:fill="auto" w:val="clear"/>
               </w:rPr>
             </w:pPr>
             <w:r>
@@ -4121,7 +4551,6 @@
                 <w:color w:val="auto"/>
                 <w:spacing w:val="0"/>
                 <w:position w:val="0"/>
-                <w:shd w:fill="auto" w:val="clear"/>
               </w:rPr>
             </w:pPr>
             <w:r>
@@ -4176,9 +4605,11 @@
               <w:ind w:right="0" w:left="0" w:firstLine="0"/>
               <w:jc w:val="both"/>
               <w:rPr>
-                <w:color w:val="auto"/>
-                <w:spacing w:val="0"/>
-                <w:position w:val="0"/>
+                <w:rFonts w:ascii="Times New Roman" w:hAnsi="Times New Roman" w:cs="Times New Roman" w:eastAsia="Times New Roman"/>
+                <w:color w:val="auto"/>
+                <w:spacing w:val="0"/>
+                <w:position w:val="0"/>
+                <w:sz w:val="24"/>
                 <w:shd w:fill="auto" w:val="clear"/>
               </w:rPr>
             </w:pPr>
@@ -4191,18 +4622,7 @@
                 <w:sz w:val="24"/>
                 <w:shd w:fill="auto" w:val="clear"/>
               </w:rPr>
-              <w:t xml:space="preserve">7) </w:t>
-            </w:r>
-            <w:r>
-              <w:rPr>
-                <w:rFonts w:ascii="Times New Roman" w:hAnsi="Times New Roman" w:cs="Times New Roman" w:eastAsia="Times New Roman"/>
-                <w:color w:val="auto"/>
-                <w:spacing w:val="0"/>
-                <w:position w:val="0"/>
-                <w:sz w:val="24"/>
-                <w:shd w:fill="auto" w:val="clear"/>
-              </w:rPr>
-              <w:t xml:space="preserve">Ocjenjivanje aktivnosti djeteta</w:t>
+              <w:t xml:space="preserve">3) Evidencija odlaska i dolaska djeteta</w:t>
             </w:r>
           </w:p>
         </w:tc>
@@ -4228,9 +4648,11 @@
               <w:ind w:right="0" w:left="0" w:firstLine="0"/>
               <w:jc w:val="both"/>
               <w:rPr>
-                <w:color w:val="auto"/>
-                <w:spacing w:val="0"/>
-                <w:position w:val="0"/>
+                <w:rFonts w:ascii="Times New Roman" w:hAnsi="Times New Roman" w:cs="Times New Roman" w:eastAsia="Times New Roman"/>
+                <w:color w:val="auto"/>
+                <w:spacing w:val="0"/>
+                <w:position w:val="0"/>
+                <w:sz w:val="24"/>
                 <w:shd w:fill="auto" w:val="clear"/>
               </w:rPr>
             </w:pPr>
@@ -4254,7 +4676,7 @@
                 <w:sz w:val="24"/>
                 <w:shd w:fill="auto" w:val="clear"/>
               </w:rPr>
-              <w:t xml:space="preserve">ćnost uređivanja</w:t>
+              <w:t xml:space="preserve">ćnost pregleda</w:t>
             </w:r>
           </w:p>
         </w:tc>
@@ -4301,18 +4723,29 @@
                 <w:sz w:val="24"/>
                 <w:shd w:fill="auto" w:val="clear"/>
               </w:rPr>
-              <w:t xml:space="preserve">6</w:t>
-            </w:r>
-            <w:r>
-              <w:rPr>
-                <w:rFonts w:ascii="Times New Roman" w:hAnsi="Times New Roman" w:cs="Times New Roman" w:eastAsia="Times New Roman"/>
-                <w:color w:val="auto"/>
-                <w:spacing w:val="0"/>
-                <w:position w:val="0"/>
-                <w:sz w:val="24"/>
-                <w:shd w:fill="auto" w:val="clear"/>
-              </w:rPr>
-              <w:t xml:space="preserve">) Prikaz osnovnih podataka o djetetu</w:t>
+              <w:t xml:space="preserve">7</w:t>
+            </w:r>
+            <w:r>
+              <w:rPr>
+                <w:rFonts w:ascii="Times New Roman" w:hAnsi="Times New Roman" w:cs="Times New Roman" w:eastAsia="Times New Roman"/>
+                <w:color w:val="auto"/>
+                <w:spacing w:val="0"/>
+                <w:position w:val="0"/>
+                <w:sz w:val="24"/>
+                <w:shd w:fill="auto" w:val="clear"/>
+              </w:rPr>
+              <w:t xml:space="preserve">) Prikaz osnovnih podataka </w:t>
+            </w:r>
+            <w:r>
+              <w:rPr>
+                <w:rFonts w:ascii="Times New Roman" w:hAnsi="Times New Roman" w:cs="Times New Roman" w:eastAsia="Times New Roman"/>
+                <w:color w:val="auto"/>
+                <w:spacing w:val="0"/>
+                <w:position w:val="0"/>
+                <w:sz w:val="24"/>
+                <w:shd w:fill="auto" w:val="clear"/>
+              </w:rPr>
+              <w:t xml:space="preserve"> </w:t>
             </w:r>
           </w:p>
         </w:tc>
@@ -4369,266 +4802,9 @@
           </w:p>
         </w:tc>
       </w:tr>
-    </w:tbl>
-    <w:p>
-      <w:pPr>
-        <w:spacing w:before="0" w:after="0" w:line="240"/>
-        <w:ind w:right="0" w:left="360" w:firstLine="0"/>
-        <w:jc w:val="both"/>
-        <w:rPr>
-          <w:rFonts w:ascii="Times New Roman" w:hAnsi="Times New Roman" w:cs="Times New Roman" w:eastAsia="Times New Roman"/>
-          <w:color w:val="auto"/>
-          <w:spacing w:val="0"/>
-          <w:position w:val="0"/>
-          <w:sz w:val="24"/>
-          <w:shd w:fill="auto" w:val="clear"/>
-        </w:rPr>
-      </w:pPr>
-    </w:p>
-    <w:p>
-      <w:pPr>
-        <w:numPr>
-          <w:ilvl w:val="0"/>
-          <w:numId w:val="91"/>
-        </w:numPr>
-        <w:spacing w:before="0" w:after="0" w:line="240"/>
-        <w:ind w:right="0" w:left="720" w:hanging="360"/>
-        <w:jc w:val="both"/>
-        <w:rPr>
-          <w:rFonts w:ascii="Times New Roman" w:hAnsi="Times New Roman" w:cs="Times New Roman" w:eastAsia="Times New Roman"/>
-          <w:color w:val="auto"/>
-          <w:spacing w:val="0"/>
-          <w:position w:val="0"/>
-          <w:sz w:val="24"/>
-          <w:shd w:fill="auto" w:val="clear"/>
-        </w:rPr>
-      </w:pPr>
-      <w:r>
-        <w:rPr>
-          <w:rFonts w:ascii="Times New Roman" w:hAnsi="Times New Roman" w:cs="Times New Roman" w:eastAsia="Times New Roman"/>
-          <w:b/>
-          <w:color w:val="000000"/>
-          <w:spacing w:val="0"/>
-          <w:position w:val="0"/>
-          <w:sz w:val="24"/>
-          <w:shd w:fill="auto" w:val="clear"/>
-        </w:rPr>
-        <w:t xml:space="preserve">Naziv aktera: </w:t>
-      </w:r>
-      <w:r>
-        <w:rPr>
-          <w:rFonts w:ascii="Times New Roman" w:hAnsi="Times New Roman" w:cs="Times New Roman" w:eastAsia="Times New Roman"/>
-          <w:color w:val="000000"/>
-          <w:spacing w:val="0"/>
-          <w:position w:val="0"/>
-          <w:sz w:val="24"/>
-          <w:shd w:fill="auto" w:val="clear"/>
-        </w:rPr>
-        <w:t xml:space="preserve">Administrator sistema</w:t>
-      </w:r>
-    </w:p>
-    <w:p>
-      <w:pPr>
-        <w:spacing w:before="0" w:after="0" w:line="240"/>
-        <w:ind w:right="0" w:left="360" w:firstLine="360"/>
-        <w:jc w:val="both"/>
-        <w:rPr>
-          <w:rFonts w:ascii="Times New Roman" w:hAnsi="Times New Roman" w:cs="Times New Roman" w:eastAsia="Times New Roman"/>
-          <w:color w:val="auto"/>
-          <w:spacing w:val="0"/>
-          <w:position w:val="0"/>
-          <w:sz w:val="24"/>
-          <w:shd w:fill="auto" w:val="clear"/>
-        </w:rPr>
-      </w:pPr>
-      <w:r>
-        <w:rPr>
-          <w:rFonts w:ascii="Times New Roman" w:hAnsi="Times New Roman" w:cs="Times New Roman" w:eastAsia="Times New Roman"/>
-          <w:b/>
-          <w:color w:val="000000"/>
-          <w:spacing w:val="0"/>
-          <w:position w:val="0"/>
-          <w:sz w:val="24"/>
-          <w:shd w:fill="auto" w:val="clear"/>
-        </w:rPr>
-        <w:t xml:space="preserve">Vrsta aktera: </w:t>
-      </w:r>
-      <w:r>
-        <w:rPr>
-          <w:rFonts w:ascii="Times New Roman" w:hAnsi="Times New Roman" w:cs="Times New Roman" w:eastAsia="Times New Roman"/>
-          <w:color w:val="000000"/>
-          <w:spacing w:val="0"/>
-          <w:position w:val="0"/>
-          <w:sz w:val="24"/>
-          <w:shd w:fill="auto" w:val="clear"/>
-        </w:rPr>
-        <w:t xml:space="preserve">Administrator</w:t>
-      </w:r>
-    </w:p>
-    <w:p>
-      <w:pPr>
-        <w:spacing w:before="0" w:after="0" w:line="240"/>
-        <w:ind w:right="0" w:left="360" w:firstLine="0"/>
-        <w:jc w:val="both"/>
-        <w:rPr>
-          <w:rFonts w:ascii="Times New Roman" w:hAnsi="Times New Roman" w:cs="Times New Roman" w:eastAsia="Times New Roman"/>
-          <w:color w:val="auto"/>
-          <w:spacing w:val="0"/>
-          <w:position w:val="0"/>
-          <w:sz w:val="24"/>
-          <w:shd w:fill="auto" w:val="clear"/>
-        </w:rPr>
-      </w:pPr>
-      <w:r>
-        <w:rPr>
-          <w:rFonts w:ascii="Times New Roman" w:hAnsi="Times New Roman" w:cs="Times New Roman" w:eastAsia="Times New Roman"/>
-          <w:b/>
-          <w:color w:val="000000"/>
-          <w:spacing w:val="0"/>
-          <w:position w:val="0"/>
-          <w:sz w:val="24"/>
-          <w:shd w:fill="auto" w:val="clear"/>
-        </w:rPr>
-        <w:t xml:space="preserve">     </w:t>
-      </w:r>
-      <w:r>
-        <w:rPr>
-          <w:rFonts w:ascii="Times New Roman" w:hAnsi="Times New Roman" w:cs="Times New Roman" w:eastAsia="Times New Roman"/>
-          <w:b/>
-          <w:color w:val="000000"/>
-          <w:spacing w:val="0"/>
-          <w:position w:val="0"/>
-          <w:sz w:val="24"/>
-          <w:shd w:fill="auto" w:val="clear"/>
-        </w:rPr>
-        <w:t xml:space="preserve">Funkcionalnosti u kojima akter u</w:t>
-      </w:r>
-      <w:r>
-        <w:rPr>
-          <w:rFonts w:ascii="Times New Roman" w:hAnsi="Times New Roman" w:cs="Times New Roman" w:eastAsia="Times New Roman"/>
-          <w:b/>
-          <w:color w:val="000000"/>
-          <w:spacing w:val="0"/>
-          <w:position w:val="0"/>
-          <w:sz w:val="24"/>
-          <w:shd w:fill="auto" w:val="clear"/>
-        </w:rPr>
-        <w:t xml:space="preserve">čestvuje:</w:t>
-      </w:r>
-    </w:p>
-    <w:tbl>
-      <w:tblPr>
-        <w:tblInd w:w="715" w:type="dxa"/>
-      </w:tblPr>
-      <w:tblGrid>
-        <w:gridCol w:w="4500"/>
-        <w:gridCol w:w="4050"/>
-      </w:tblGrid>
       <w:tr>
         <w:trPr>
-          <w:trHeight w:val="485" w:hRule="auto"/>
-          <w:jc w:val="left"/>
-        </w:trPr>
-        <w:tc>
-          <w:tcPr>
-            <w:tcW w:w="4500" w:type="dxa"/>
-            <w:tcBorders>
-              <w:top w:val="single" w:color="000000" w:sz="4"/>
-              <w:left w:val="single" w:color="000000" w:sz="4"/>
-              <w:bottom w:val="single" w:color="000000" w:sz="4"/>
-              <w:right w:val="single" w:color="000000" w:sz="4"/>
-            </w:tcBorders>
-            <w:shd w:color="auto" w:fill="b4c6e7" w:val="clear"/>
-            <w:tcMar>
-              <w:left w:w="108" w:type="dxa"/>
-              <w:right w:w="108" w:type="dxa"/>
-            </w:tcMar>
-            <w:vAlign w:val="center"/>
-          </w:tcPr>
-          <w:p>
-            <w:pPr>
-              <w:spacing w:before="0" w:after="0" w:line="240"/>
-              <w:ind w:right="0" w:left="0" w:firstLine="0"/>
-              <w:jc w:val="left"/>
-              <w:rPr>
-                <w:color w:val="auto"/>
-                <w:spacing w:val="0"/>
-                <w:position w:val="0"/>
-                <w:shd w:fill="auto" w:val="clear"/>
-              </w:rPr>
-            </w:pPr>
-            <w:r>
-              <w:rPr>
-                <w:rFonts w:ascii="Times New Roman" w:hAnsi="Times New Roman" w:cs="Times New Roman" w:eastAsia="Times New Roman"/>
-                <w:b/>
-                <w:color w:val="auto"/>
-                <w:spacing w:val="0"/>
-                <w:position w:val="0"/>
-                <w:sz w:val="24"/>
-                <w:shd w:fill="auto" w:val="clear"/>
-              </w:rPr>
-              <w:t xml:space="preserve">Funkcionalnost sistema</w:t>
-            </w:r>
-          </w:p>
-        </w:tc>
-        <w:tc>
-          <w:tcPr>
-            <w:tcW w:w="4050" w:type="dxa"/>
-            <w:tcBorders>
-              <w:top w:val="single" w:color="000000" w:sz="4"/>
-              <w:left w:val="single" w:color="000000" w:sz="4"/>
-              <w:bottom w:val="single" w:color="000000" w:sz="4"/>
-              <w:right w:val="single" w:color="000000" w:sz="4"/>
-            </w:tcBorders>
-            <w:shd w:color="auto" w:fill="b4c6e7" w:val="clear"/>
-            <w:tcMar>
-              <w:left w:w="108" w:type="dxa"/>
-              <w:right w:w="108" w:type="dxa"/>
-            </w:tcMar>
-            <w:vAlign w:val="center"/>
-          </w:tcPr>
-          <w:p>
-            <w:pPr>
-              <w:spacing w:before="0" w:after="0" w:line="240"/>
-              <w:ind w:right="0" w:left="0" w:firstLine="0"/>
-              <w:jc w:val="left"/>
-              <w:rPr>
-                <w:color w:val="auto"/>
-                <w:spacing w:val="0"/>
-                <w:position w:val="0"/>
-                <w:shd w:fill="auto" w:val="clear"/>
-              </w:rPr>
-            </w:pPr>
-            <w:r>
-              <w:rPr>
-                <w:rFonts w:ascii="Times New Roman" w:hAnsi="Times New Roman" w:cs="Times New Roman" w:eastAsia="Times New Roman"/>
-                <w:b/>
-                <w:color w:val="auto"/>
-                <w:spacing w:val="0"/>
-                <w:position w:val="0"/>
-                <w:sz w:val="24"/>
-                <w:shd w:fill="auto" w:val="clear"/>
-              </w:rPr>
-              <w:t xml:space="preserve">Na</w:t>
-            </w:r>
-            <w:r>
-              <w:rPr>
-                <w:rFonts w:ascii="Times New Roman" w:hAnsi="Times New Roman" w:cs="Times New Roman" w:eastAsia="Times New Roman"/>
-                <w:b/>
-                <w:color w:val="auto"/>
-                <w:spacing w:val="0"/>
-                <w:position w:val="0"/>
-                <w:sz w:val="24"/>
-                <w:shd w:fill="auto" w:val="clear"/>
-              </w:rPr>
-              <w:t xml:space="preserve">čin učešća</w:t>
-            </w:r>
-          </w:p>
-        </w:tc>
-      </w:tr>
-      <w:tr>
-        <w:trPr>
-          <w:trHeight w:val="656" w:hRule="auto"/>
+          <w:trHeight w:val="300" w:hRule="auto"/>
           <w:jc w:val="left"/>
         </w:trPr>
         <w:tc>
@@ -4653,7 +4829,6 @@
               <w:ind w:right="0" w:left="0" w:firstLine="0"/>
               <w:jc w:val="both"/>
               <w:rPr>
-                <w:color w:val="auto"/>
                 <w:spacing w:val="0"/>
                 <w:position w:val="0"/>
                 <w:shd w:fill="auto" w:val="clear"/>
@@ -4668,29 +4843,18 @@
                 <w:sz w:val="24"/>
                 <w:shd w:fill="auto" w:val="clear"/>
               </w:rPr>
-              <w:t xml:space="preserve">3</w:t>
-            </w:r>
-            <w:r>
-              <w:rPr>
-                <w:rFonts w:ascii="Times New Roman" w:hAnsi="Times New Roman" w:cs="Times New Roman" w:eastAsia="Times New Roman"/>
-                <w:color w:val="auto"/>
-                <w:spacing w:val="0"/>
-                <w:position w:val="0"/>
-                <w:sz w:val="24"/>
-                <w:shd w:fill="auto" w:val="clear"/>
-              </w:rPr>
-              <w:t xml:space="preserve">) Upravljanje profilima djece i roditelja</w:t>
-            </w:r>
-            <w:r>
-              <w:rPr>
-                <w:rFonts w:ascii="Times New Roman" w:hAnsi="Times New Roman" w:cs="Times New Roman" w:eastAsia="Times New Roman"/>
-                <w:color w:val="auto"/>
-                <w:spacing w:val="0"/>
-                <w:position w:val="0"/>
-                <w:sz w:val="24"/>
-                <w:shd w:fill="auto" w:val="clear"/>
-              </w:rPr>
-              <w:t xml:space="preserve"> / Admin panel</w:t>
+              <w:t xml:space="preserve">8) </w:t>
+            </w:r>
+            <w:r>
+              <w:rPr>
+                <w:rFonts w:ascii="Times New Roman" w:hAnsi="Times New Roman" w:cs="Times New Roman" w:eastAsia="Times New Roman"/>
+                <w:color w:val="000000"/>
+                <w:spacing w:val="0"/>
+                <w:position w:val="0"/>
+                <w:sz w:val="24"/>
+                <w:shd w:fill="auto" w:val="clear"/>
+              </w:rPr>
+              <w:t xml:space="preserve">Registracija i prijava korisnika</w:t>
             </w:r>
           </w:p>
         </w:tc>
@@ -4742,19 +4906,273 @@
                 <w:sz w:val="24"/>
                 <w:shd w:fill="auto" w:val="clear"/>
               </w:rPr>
-              <w:t xml:space="preserve">ćnost uređivanja</w:t>
+              <w:t xml:space="preserve">ćnost ure</w:t>
+            </w:r>
+            <w:r>
+              <w:rPr>
+                <w:rFonts w:ascii="Times New Roman" w:hAnsi="Times New Roman" w:cs="Times New Roman" w:eastAsia="Times New Roman"/>
+                <w:color w:val="auto"/>
+                <w:spacing w:val="0"/>
+                <w:position w:val="0"/>
+                <w:sz w:val="24"/>
+                <w:shd w:fill="auto" w:val="clear"/>
+              </w:rPr>
+              <w:t xml:space="preserve">đivanja</w:t>
+            </w:r>
+          </w:p>
+        </w:tc>
+      </w:tr>
+    </w:tbl>
+    <w:p>
+      <w:pPr>
+        <w:spacing w:before="0" w:after="0" w:line="240"/>
+        <w:ind w:right="0" w:left="360" w:firstLine="0"/>
+        <w:jc w:val="both"/>
+        <w:rPr>
+          <w:rFonts w:ascii="Times New Roman" w:hAnsi="Times New Roman" w:cs="Times New Roman" w:eastAsia="Times New Roman"/>
+          <w:color w:val="auto"/>
+          <w:spacing w:val="0"/>
+          <w:position w:val="0"/>
+          <w:sz w:val="24"/>
+          <w:shd w:fill="auto" w:val="clear"/>
+        </w:rPr>
+      </w:pPr>
+    </w:p>
+    <w:p>
+      <w:pPr>
+        <w:numPr>
+          <w:ilvl w:val="0"/>
+          <w:numId w:val="98"/>
+        </w:numPr>
+        <w:spacing w:before="0" w:after="0" w:line="240"/>
+        <w:ind w:right="0" w:left="720" w:hanging="360"/>
+        <w:jc w:val="both"/>
+        <w:rPr>
+          <w:rFonts w:ascii="Times New Roman" w:hAnsi="Times New Roman" w:cs="Times New Roman" w:eastAsia="Times New Roman"/>
+          <w:color w:val="auto"/>
+          <w:spacing w:val="0"/>
+          <w:position w:val="0"/>
+          <w:sz w:val="24"/>
+          <w:shd w:fill="auto" w:val="clear"/>
+        </w:rPr>
+      </w:pPr>
+      <w:r>
+        <w:rPr>
+          <w:rFonts w:ascii="Times New Roman" w:hAnsi="Times New Roman" w:cs="Times New Roman" w:eastAsia="Times New Roman"/>
+          <w:b/>
+          <w:color w:val="000000"/>
+          <w:spacing w:val="0"/>
+          <w:position w:val="0"/>
+          <w:sz w:val="24"/>
+          <w:shd w:fill="auto" w:val="clear"/>
+        </w:rPr>
+        <w:t xml:space="preserve">Naziv aktera: </w:t>
+      </w:r>
+      <w:r>
+        <w:rPr>
+          <w:rFonts w:ascii="Times New Roman" w:hAnsi="Times New Roman" w:cs="Times New Roman" w:eastAsia="Times New Roman"/>
+          <w:color w:val="000000"/>
+          <w:spacing w:val="0"/>
+          <w:position w:val="0"/>
+          <w:sz w:val="24"/>
+          <w:shd w:fill="auto" w:val="clear"/>
+        </w:rPr>
+        <w:t xml:space="preserve">Administrator sistema</w:t>
+      </w:r>
+    </w:p>
+    <w:p>
+      <w:pPr>
+        <w:spacing w:before="0" w:after="0" w:line="240"/>
+        <w:ind w:right="0" w:left="360" w:firstLine="360"/>
+        <w:jc w:val="both"/>
+        <w:rPr>
+          <w:rFonts w:ascii="Times New Roman" w:hAnsi="Times New Roman" w:cs="Times New Roman" w:eastAsia="Times New Roman"/>
+          <w:color w:val="auto"/>
+          <w:spacing w:val="0"/>
+          <w:position w:val="0"/>
+          <w:sz w:val="24"/>
+          <w:shd w:fill="auto" w:val="clear"/>
+        </w:rPr>
+      </w:pPr>
+      <w:r>
+        <w:rPr>
+          <w:rFonts w:ascii="Times New Roman" w:hAnsi="Times New Roman" w:cs="Times New Roman" w:eastAsia="Times New Roman"/>
+          <w:b/>
+          <w:color w:val="000000"/>
+          <w:spacing w:val="0"/>
+          <w:position w:val="0"/>
+          <w:sz w:val="24"/>
+          <w:shd w:fill="auto" w:val="clear"/>
+        </w:rPr>
+        <w:t xml:space="preserve">Vrsta aktera: </w:t>
+      </w:r>
+      <w:r>
+        <w:rPr>
+          <w:rFonts w:ascii="Times New Roman" w:hAnsi="Times New Roman" w:cs="Times New Roman" w:eastAsia="Times New Roman"/>
+          <w:color w:val="000000"/>
+          <w:spacing w:val="0"/>
+          <w:position w:val="0"/>
+          <w:sz w:val="24"/>
+          <w:shd w:fill="auto" w:val="clear"/>
+        </w:rPr>
+        <w:t xml:space="preserve">Administrator</w:t>
+      </w:r>
+    </w:p>
+    <w:p>
+      <w:pPr>
+        <w:spacing w:before="0" w:after="0" w:line="240"/>
+        <w:ind w:right="0" w:left="360" w:firstLine="0"/>
+        <w:jc w:val="both"/>
+        <w:rPr>
+          <w:rFonts w:ascii="Times New Roman" w:hAnsi="Times New Roman" w:cs="Times New Roman" w:eastAsia="Times New Roman"/>
+          <w:color w:val="auto"/>
+          <w:spacing w:val="0"/>
+          <w:position w:val="0"/>
+          <w:sz w:val="24"/>
+          <w:shd w:fill="auto" w:val="clear"/>
+        </w:rPr>
+      </w:pPr>
+      <w:r>
+        <w:rPr>
+          <w:rFonts w:ascii="Times New Roman" w:hAnsi="Times New Roman" w:cs="Times New Roman" w:eastAsia="Times New Roman"/>
+          <w:b/>
+          <w:color w:val="000000"/>
+          <w:spacing w:val="0"/>
+          <w:position w:val="0"/>
+          <w:sz w:val="24"/>
+          <w:shd w:fill="auto" w:val="clear"/>
+        </w:rPr>
+        <w:t xml:space="preserve">     Funkcionalnosti u kojima akter u</w:t>
+      </w:r>
+      <w:r>
+        <w:rPr>
+          <w:rFonts w:ascii="Times New Roman" w:hAnsi="Times New Roman" w:cs="Times New Roman" w:eastAsia="Times New Roman"/>
+          <w:b/>
+          <w:color w:val="000000"/>
+          <w:spacing w:val="0"/>
+          <w:position w:val="0"/>
+          <w:sz w:val="24"/>
+          <w:shd w:fill="auto" w:val="clear"/>
+        </w:rPr>
+        <w:t xml:space="preserve">čestvuje:</w:t>
+      </w:r>
+    </w:p>
+    <w:tbl>
+      <w:tblPr>
+        <w:tblInd w:w="705" w:type="dxa"/>
+      </w:tblPr>
+      <w:tblGrid>
+        <w:gridCol w:w="4510"/>
+        <w:gridCol w:w="4050"/>
+      </w:tblGrid>
+      <w:tr>
+        <w:trPr>
+          <w:trHeight w:val="485" w:hRule="auto"/>
+          <w:jc w:val="left"/>
+        </w:trPr>
+        <w:tc>
+          <w:tcPr>
+            <w:tcW w:w="4510" w:type="dxa"/>
+            <w:tcBorders>
+              <w:top w:val="single" w:color="000000" w:sz="4"/>
+              <w:left w:val="single" w:color="000000" w:sz="4"/>
+              <w:bottom w:val="single" w:color="000000" w:sz="4"/>
+              <w:right w:val="single" w:color="000000" w:sz="4"/>
+            </w:tcBorders>
+            <w:shd w:color="000000" w:fill="ffffff" w:val="clear"/>
+            <w:tcMar>
+              <w:left w:w="108" w:type="dxa"/>
+              <w:right w:w="108" w:type="dxa"/>
+            </w:tcMar>
+            <w:vAlign w:val="center"/>
+          </w:tcPr>
+          <w:p>
+            <w:pPr>
+              <w:spacing w:before="0" w:after="0" w:line="240"/>
+              <w:ind w:right="0" w:left="0" w:firstLine="0"/>
+              <w:jc w:val="left"/>
+              <w:rPr>
+                <w:color w:val="auto"/>
+                <w:spacing w:val="0"/>
+                <w:position w:val="0"/>
+              </w:rPr>
+            </w:pPr>
+            <w:r>
+              <w:rPr>
+                <w:rFonts w:ascii="Times New Roman" w:hAnsi="Times New Roman" w:cs="Times New Roman" w:eastAsia="Times New Roman"/>
+                <w:b/>
+                <w:color w:val="auto"/>
+                <w:spacing w:val="0"/>
+                <w:position w:val="0"/>
+                <w:sz w:val="24"/>
+                <w:shd w:fill="auto" w:val="clear"/>
+              </w:rPr>
+              <w:t xml:space="preserve">Funkcionalnost sistema</w:t>
+            </w:r>
+          </w:p>
+        </w:tc>
+        <w:tc>
+          <w:tcPr>
+            <w:tcW w:w="4050" w:type="dxa"/>
+            <w:tcBorders>
+              <w:top w:val="single" w:color="000000" w:sz="4"/>
+              <w:left w:val="single" w:color="000000" w:sz="4"/>
+              <w:bottom w:val="single" w:color="000000" w:sz="4"/>
+              <w:right w:val="single" w:color="000000" w:sz="4"/>
+            </w:tcBorders>
+            <w:shd w:color="000000" w:fill="ffffff" w:val="clear"/>
+            <w:tcMar>
+              <w:left w:w="108" w:type="dxa"/>
+              <w:right w:w="108" w:type="dxa"/>
+            </w:tcMar>
+            <w:vAlign w:val="center"/>
+          </w:tcPr>
+          <w:p>
+            <w:pPr>
+              <w:spacing w:before="0" w:after="0" w:line="240"/>
+              <w:ind w:right="0" w:left="0" w:firstLine="0"/>
+              <w:jc w:val="left"/>
+              <w:rPr>
+                <w:color w:val="auto"/>
+                <w:spacing w:val="0"/>
+                <w:position w:val="0"/>
+              </w:rPr>
+            </w:pPr>
+            <w:r>
+              <w:rPr>
+                <w:rFonts w:ascii="Times New Roman" w:hAnsi="Times New Roman" w:cs="Times New Roman" w:eastAsia="Times New Roman"/>
+                <w:b/>
+                <w:color w:val="auto"/>
+                <w:spacing w:val="0"/>
+                <w:position w:val="0"/>
+                <w:sz w:val="24"/>
+                <w:shd w:fill="auto" w:val="clear"/>
+              </w:rPr>
+              <w:t xml:space="preserve">Na</w:t>
+            </w:r>
+            <w:r>
+              <w:rPr>
+                <w:rFonts w:ascii="Times New Roman" w:hAnsi="Times New Roman" w:cs="Times New Roman" w:eastAsia="Times New Roman"/>
+                <w:b/>
+                <w:color w:val="auto"/>
+                <w:spacing w:val="0"/>
+                <w:position w:val="0"/>
+                <w:sz w:val="24"/>
+                <w:shd w:fill="auto" w:val="clear"/>
+              </w:rPr>
+              <w:t xml:space="preserve">čin učešća</w:t>
             </w:r>
           </w:p>
         </w:tc>
       </w:tr>
       <w:tr>
         <w:trPr>
-          <w:trHeight w:val="620" w:hRule="auto"/>
+          <w:trHeight w:val="656" w:hRule="auto"/>
           <w:jc w:val="left"/>
         </w:trPr>
         <w:tc>
           <w:tcPr>
-            <w:tcW w:w="4500" w:type="dxa"/>
+            <w:tcW w:w="4510" w:type="dxa"/>
             <w:tcBorders>
               <w:top w:val="single" w:color="000000" w:sz="4"/>
               <w:left w:val="single" w:color="000000" w:sz="4"/>
@@ -4777,7 +5195,6 @@
                 <w:color w:val="auto"/>
                 <w:spacing w:val="0"/>
                 <w:position w:val="0"/>
-                <w:shd w:fill="auto" w:val="clear"/>
               </w:rPr>
             </w:pPr>
             <w:r>
@@ -4789,18 +5206,18 @@
                 <w:sz w:val="24"/>
                 <w:shd w:fill="auto" w:val="clear"/>
               </w:rPr>
-              <w:t xml:space="preserve">6</w:t>
-            </w:r>
-            <w:r>
-              <w:rPr>
-                <w:rFonts w:ascii="Times New Roman" w:hAnsi="Times New Roman" w:cs="Times New Roman" w:eastAsia="Times New Roman"/>
-                <w:color w:val="auto"/>
-                <w:spacing w:val="0"/>
-                <w:position w:val="0"/>
-                <w:sz w:val="24"/>
-                <w:shd w:fill="auto" w:val="clear"/>
-              </w:rPr>
-              <w:t xml:space="preserve">) Prikaz osnovnih informacija</w:t>
+              <w:t xml:space="preserve">4</w:t>
+            </w:r>
+            <w:r>
+              <w:rPr>
+                <w:rFonts w:ascii="Times New Roman" w:hAnsi="Times New Roman" w:cs="Times New Roman" w:eastAsia="Times New Roman"/>
+                <w:color w:val="auto"/>
+                <w:spacing w:val="0"/>
+                <w:position w:val="0"/>
+                <w:sz w:val="24"/>
+                <w:shd w:fill="auto" w:val="clear"/>
+              </w:rPr>
+              <w:t xml:space="preserve">) Upravljanje profilima djece i roditelja </w:t>
             </w:r>
           </w:p>
         </w:tc>
@@ -4829,7 +5246,6 @@
                 <w:color w:val="auto"/>
                 <w:spacing w:val="0"/>
                 <w:position w:val="0"/>
-                <w:shd w:fill="auto" w:val="clear"/>
               </w:rPr>
             </w:pPr>
             <w:r>
@@ -4853,6 +5269,236 @@
                 <w:shd w:fill="auto" w:val="clear"/>
               </w:rPr>
               <w:t xml:space="preserve">ćnost uređivanja</w:t>
+            </w:r>
+          </w:p>
+        </w:tc>
+      </w:tr>
+      <w:tr>
+        <w:trPr>
+          <w:trHeight w:val="620" w:hRule="auto"/>
+          <w:jc w:val="left"/>
+        </w:trPr>
+        <w:tc>
+          <w:tcPr>
+            <w:tcW w:w="4510" w:type="dxa"/>
+            <w:tcBorders>
+              <w:top w:val="single" w:color="000000" w:sz="4"/>
+              <w:left w:val="single" w:color="000000" w:sz="4"/>
+              <w:bottom w:val="single" w:color="000000" w:sz="4"/>
+              <w:right w:val="single" w:color="000000" w:sz="4"/>
+            </w:tcBorders>
+            <w:shd w:color="000000" w:fill="ffffff" w:val="clear"/>
+            <w:tcMar>
+              <w:left w:w="108" w:type="dxa"/>
+              <w:right w:w="108" w:type="dxa"/>
+            </w:tcMar>
+            <w:vAlign w:val="center"/>
+          </w:tcPr>
+          <w:p>
+            <w:pPr>
+              <w:spacing w:before="0" w:after="0" w:line="240"/>
+              <w:ind w:right="0" w:left="0" w:firstLine="0"/>
+              <w:jc w:val="both"/>
+              <w:rPr>
+                <w:color w:val="auto"/>
+                <w:spacing w:val="0"/>
+                <w:position w:val="0"/>
+                <w:shd w:fill="auto" w:val="clear"/>
+              </w:rPr>
+            </w:pPr>
+            <w:r>
+              <w:rPr>
+                <w:rFonts w:ascii="Times New Roman" w:hAnsi="Times New Roman" w:cs="Times New Roman" w:eastAsia="Times New Roman"/>
+                <w:color w:val="auto"/>
+                <w:spacing w:val="0"/>
+                <w:position w:val="0"/>
+                <w:sz w:val="24"/>
+                <w:shd w:fill="auto" w:val="clear"/>
+              </w:rPr>
+              <w:t xml:space="preserve">7</w:t>
+            </w:r>
+            <w:r>
+              <w:rPr>
+                <w:rFonts w:ascii="Times New Roman" w:hAnsi="Times New Roman" w:cs="Times New Roman" w:eastAsia="Times New Roman"/>
+                <w:color w:val="auto"/>
+                <w:spacing w:val="0"/>
+                <w:position w:val="0"/>
+                <w:sz w:val="24"/>
+                <w:shd w:fill="auto" w:val="clear"/>
+              </w:rPr>
+              <w:t xml:space="preserve">) Prikaz osnovnih </w:t>
+            </w:r>
+            <w:r>
+              <w:rPr>
+                <w:rFonts w:ascii="Times New Roman" w:hAnsi="Times New Roman" w:cs="Times New Roman" w:eastAsia="Times New Roman"/>
+                <w:color w:val="auto"/>
+                <w:spacing w:val="0"/>
+                <w:position w:val="0"/>
+                <w:sz w:val="24"/>
+                <w:shd w:fill="auto" w:val="clear"/>
+              </w:rPr>
+              <w:t xml:space="preserve">podataka</w:t>
+            </w:r>
+          </w:p>
+        </w:tc>
+        <w:tc>
+          <w:tcPr>
+            <w:tcW w:w="4050" w:type="dxa"/>
+            <w:tcBorders>
+              <w:top w:val="single" w:color="000000" w:sz="4"/>
+              <w:left w:val="single" w:color="000000" w:sz="4"/>
+              <w:bottom w:val="single" w:color="000000" w:sz="4"/>
+              <w:right w:val="single" w:color="000000" w:sz="4"/>
+            </w:tcBorders>
+            <w:shd w:color="000000" w:fill="ffffff" w:val="clear"/>
+            <w:tcMar>
+              <w:left w:w="108" w:type="dxa"/>
+              <w:right w:w="108" w:type="dxa"/>
+            </w:tcMar>
+            <w:vAlign w:val="center"/>
+          </w:tcPr>
+          <w:p>
+            <w:pPr>
+              <w:spacing w:before="0" w:after="0" w:line="240"/>
+              <w:ind w:right="0" w:left="0" w:firstLine="0"/>
+              <w:jc w:val="both"/>
+              <w:rPr>
+                <w:color w:val="auto"/>
+                <w:spacing w:val="0"/>
+                <w:position w:val="0"/>
+                <w:shd w:fill="auto" w:val="clear"/>
+              </w:rPr>
+            </w:pPr>
+            <w:r>
+              <w:rPr>
+                <w:rFonts w:ascii="Times New Roman" w:hAnsi="Times New Roman" w:cs="Times New Roman" w:eastAsia="Times New Roman"/>
+                <w:color w:val="auto"/>
+                <w:spacing w:val="0"/>
+                <w:position w:val="0"/>
+                <w:sz w:val="24"/>
+                <w:shd w:fill="auto" w:val="clear"/>
+              </w:rPr>
+              <w:t xml:space="preserve">Mogu</w:t>
+            </w:r>
+            <w:r>
+              <w:rPr>
+                <w:rFonts w:ascii="Times New Roman" w:hAnsi="Times New Roman" w:cs="Times New Roman" w:eastAsia="Times New Roman"/>
+                <w:color w:val="auto"/>
+                <w:spacing w:val="0"/>
+                <w:position w:val="0"/>
+                <w:sz w:val="24"/>
+                <w:shd w:fill="auto" w:val="clear"/>
+              </w:rPr>
+              <w:t xml:space="preserve">ćnost uređivanja</w:t>
+            </w:r>
+          </w:p>
+        </w:tc>
+      </w:tr>
+      <w:tr>
+        <w:trPr>
+          <w:trHeight w:val="620" w:hRule="auto"/>
+          <w:jc w:val="left"/>
+        </w:trPr>
+        <w:tc>
+          <w:tcPr>
+            <w:tcW w:w="4510" w:type="dxa"/>
+            <w:tcBorders>
+              <w:top w:val="single" w:color="000000" w:sz="4"/>
+              <w:left w:val="single" w:color="000000" w:sz="4"/>
+              <w:bottom w:val="single" w:color="000000" w:sz="4"/>
+              <w:right w:val="single" w:color="000000" w:sz="4"/>
+            </w:tcBorders>
+            <w:shd w:color="000000" w:fill="ffffff" w:val="clear"/>
+            <w:tcMar>
+              <w:left w:w="108" w:type="dxa"/>
+              <w:right w:w="108" w:type="dxa"/>
+            </w:tcMar>
+            <w:vAlign w:val="center"/>
+          </w:tcPr>
+          <w:p>
+            <w:pPr>
+              <w:spacing w:before="0" w:after="0" w:line="240"/>
+              <w:ind w:right="0" w:left="0" w:firstLine="0"/>
+              <w:jc w:val="both"/>
+              <w:rPr>
+                <w:spacing w:val="0"/>
+                <w:position w:val="0"/>
+                <w:shd w:fill="auto" w:val="clear"/>
+              </w:rPr>
+            </w:pPr>
+            <w:r>
+              <w:rPr>
+                <w:rFonts w:ascii="Times New Roman" w:hAnsi="Times New Roman" w:cs="Times New Roman" w:eastAsia="Times New Roman"/>
+                <w:color w:val="auto"/>
+                <w:spacing w:val="0"/>
+                <w:position w:val="0"/>
+                <w:sz w:val="24"/>
+                <w:shd w:fill="auto" w:val="clear"/>
+              </w:rPr>
+              <w:t xml:space="preserve">8) Re</w:t>
+            </w:r>
+            <w:r>
+              <w:rPr>
+                <w:rFonts w:ascii="Times New Roman" w:hAnsi="Times New Roman" w:cs="Times New Roman" w:eastAsia="Times New Roman"/>
+                <w:color w:val="000000"/>
+                <w:spacing w:val="0"/>
+                <w:position w:val="0"/>
+                <w:sz w:val="24"/>
+                <w:shd w:fill="auto" w:val="clear"/>
+              </w:rPr>
+              <w:t xml:space="preserve">gistracija i prijava korisnika</w:t>
+            </w:r>
+          </w:p>
+        </w:tc>
+        <w:tc>
+          <w:tcPr>
+            <w:tcW w:w="4050" w:type="dxa"/>
+            <w:tcBorders>
+              <w:top w:val="single" w:color="000000" w:sz="4"/>
+              <w:left w:val="single" w:color="000000" w:sz="4"/>
+              <w:bottom w:val="single" w:color="000000" w:sz="4"/>
+              <w:right w:val="single" w:color="000000" w:sz="4"/>
+            </w:tcBorders>
+            <w:shd w:color="000000" w:fill="ffffff" w:val="clear"/>
+            <w:tcMar>
+              <w:left w:w="108" w:type="dxa"/>
+              <w:right w:w="108" w:type="dxa"/>
+            </w:tcMar>
+            <w:vAlign w:val="center"/>
+          </w:tcPr>
+          <w:p>
+            <w:pPr>
+              <w:spacing w:before="0" w:after="0" w:line="240"/>
+              <w:ind w:right="0" w:left="0" w:firstLine="0"/>
+              <w:jc w:val="both"/>
+              <w:rPr>
+                <w:color w:val="auto"/>
+                <w:spacing w:val="0"/>
+                <w:position w:val="0"/>
+                <w:shd w:fill="auto" w:val="clear"/>
+              </w:rPr>
+            </w:pPr>
+            <w:r>
+              <w:rPr>
+                <w:rFonts w:ascii="Times New Roman" w:hAnsi="Times New Roman" w:cs="Times New Roman" w:eastAsia="Times New Roman"/>
+                <w:color w:val="auto"/>
+                <w:spacing w:val="0"/>
+                <w:position w:val="0"/>
+                <w:sz w:val="24"/>
+                <w:shd w:fill="auto" w:val="clear"/>
+              </w:rPr>
+              <w:t xml:space="preserve">Mogu</w:t>
+            </w:r>
+            <w:r>
+              <w:rPr>
+                <w:rFonts w:ascii="Times New Roman" w:hAnsi="Times New Roman" w:cs="Times New Roman" w:eastAsia="Times New Roman"/>
+                <w:color w:val="auto"/>
+                <w:spacing w:val="0"/>
+                <w:position w:val="0"/>
+                <w:sz w:val="24"/>
+                <w:shd w:fill="auto" w:val="clear"/>
+              </w:rPr>
+              <w:t xml:space="preserve">ćnost pregleda</w:t>
             </w:r>
           </w:p>
         </w:tc>
@@ -4991,52 +5637,62 @@
       <w:lvlText w:val="•"/>
     </w:lvl>
   </w:abstractNum>
+  <w:abstractNum w:abstractNumId="96">
+    <w:lvl w:ilvl="0">
+      <w:start w:val="1"/>
+      <w:numFmt w:val="bullet"/>
+      <w:lvlText w:val="•"/>
+    </w:lvl>
+  </w:abstractNum>
   <w:num w:numId="3">
+    <w:abstractNumId w:val="96"/>
+  </w:num>
+  <w:num w:numId="5">
     <w:abstractNumId w:val="90"/>
   </w:num>
-  <w:num w:numId="5">
+  <w:num w:numId="8">
     <w:abstractNumId w:val="84"/>
   </w:num>
-  <w:num w:numId="8">
+  <w:num w:numId="10">
     <w:abstractNumId w:val="78"/>
   </w:num>
-  <w:num w:numId="10">
+  <w:num w:numId="12">
     <w:abstractNumId w:val="72"/>
   </w:num>
-  <w:num w:numId="12">
+  <w:num w:numId="15">
     <w:abstractNumId w:val="66"/>
   </w:num>
-  <w:num w:numId="15">
+  <w:num w:numId="20">
     <w:abstractNumId w:val="60"/>
   </w:num>
-  <w:num w:numId="22">
+  <w:num w:numId="23">
     <w:abstractNumId w:val="54"/>
   </w:num>
-  <w:num w:numId="28">
+  <w:num w:numId="29">
     <w:abstractNumId w:val="48"/>
   </w:num>
-  <w:num w:numId="34">
+  <w:num w:numId="36">
     <w:abstractNumId w:val="42"/>
   </w:num>
-  <w:num w:numId="39">
+  <w:num w:numId="41">
     <w:abstractNumId w:val="36"/>
   </w:num>
-  <w:num w:numId="44">
+  <w:num w:numId="46">
     <w:abstractNumId w:val="30"/>
   </w:num>
-  <w:num w:numId="48">
+  <w:num w:numId="49">
     <w:abstractNumId w:val="24"/>
   </w:num>
-  <w:num w:numId="50">
+  <w:num w:numId="51">
     <w:abstractNumId w:val="18"/>
   </w:num>
-  <w:num w:numId="52">
+  <w:num w:numId="53">
     <w:abstractNumId w:val="12"/>
   </w:num>
-  <w:num w:numId="71">
+  <w:num w:numId="76">
     <w:abstractNumId w:val="6"/>
   </w:num>
-  <w:num w:numId="91">
+  <w:num w:numId="98">
     <w:abstractNumId w:val="0"/>
   </w:num>
 </w:numbering>

--- a/Specifikacija_projekta_eVrtic.docx
+++ b/Specifikacija_projekta_eVrtic.docx
@@ -160,8 +160,8 @@
         </w:rPr>
       </w:pPr>
       <w:r>
-        <w:object w:dxaOrig="2207" w:dyaOrig="1802">
-          <v:rect xmlns:o="urn:schemas-microsoft-com:office:office" xmlns:v="urn:schemas-microsoft-com:vml" id="rectole0000000000" style="width:110.350000pt;height:90.100000pt" o:preferrelative="t" o:ole="">
+        <w:object w:dxaOrig="2227" w:dyaOrig="1822">
+          <v:rect xmlns:o="urn:schemas-microsoft-com:office:office" xmlns:v="urn:schemas-microsoft-com:vml" id="rectole0000000000" style="width:111.350000pt;height:91.100000pt" o:preferrelative="t" o:ole="">
             <o:lock v:ext="edit"/>
             <v:imagedata xmlns:r="http://schemas.openxmlformats.org/officeDocument/2006/relationships" r:id="docRId1" o:title=""/>
           </v:rect>
@@ -1230,18 +1230,7 @@
           <w:sz w:val="24"/>
           <w:shd w:fill="auto" w:val="clear"/>
         </w:rPr>
-        <w:t xml:space="preserve">Evidencija obroka, spavanja i </w:t>
-      </w:r>
-      <w:r>
-        <w:rPr>
-          <w:rFonts w:ascii="Times New Roman" w:hAnsi="Times New Roman" w:cs="Times New Roman" w:eastAsia="Times New Roman"/>
-          <w:color w:val="000000"/>
-          <w:spacing w:val="0"/>
-          <w:position w:val="0"/>
-          <w:sz w:val="24"/>
-          <w:shd w:fill="auto" w:val="clear"/>
-        </w:rPr>
-        <w:t xml:space="preserve">ocjenjivanje ostalih aktivnosti</w:t>
+        <w:t xml:space="preserve">Evidencija obroka, spavanja i ocjenjivanje ostalih aktivnosti</w:t>
       </w:r>
     </w:p>
     <w:p>
@@ -1294,7 +1283,7 @@
           <w:sz w:val="24"/>
           <w:shd w:fill="auto" w:val="clear"/>
         </w:rPr>
-        <w:t xml:space="preserve">Perzistencija podataka (CRUD operacija)</w:t>
+        <w:t xml:space="preserve">Usluga sistema</w:t>
       </w:r>
     </w:p>
     <w:p>
@@ -1626,29 +1615,7 @@
           <w:sz w:val="24"/>
           <w:shd w:fill="auto" w:val="clear"/>
         </w:rPr>
-        <w:t xml:space="preserve">             </w:t>
-      </w:r>
-      <w:r>
-        <w:rPr>
-          <w:rFonts w:ascii="Times New Roman" w:hAnsi="Times New Roman" w:cs="Times New Roman" w:eastAsia="Times New Roman"/>
-          <w:color w:val="000000"/>
-          <w:spacing w:val="0"/>
-          <w:position w:val="0"/>
-          <w:sz w:val="24"/>
-          <w:shd w:fill="auto" w:val="clear"/>
-        </w:rPr>
-        <w:t xml:space="preserve"> </w:t>
-      </w:r>
-      <w:r>
-        <w:rPr>
-          <w:rFonts w:ascii="Times New Roman" w:hAnsi="Times New Roman" w:cs="Times New Roman" w:eastAsia="Times New Roman"/>
-          <w:color w:val="000000"/>
-          <w:spacing w:val="0"/>
-          <w:position w:val="0"/>
-          <w:sz w:val="24"/>
-          <w:shd w:fill="auto" w:val="clear"/>
-        </w:rPr>
-        <w:t xml:space="preserve">  Prilikom dolaska, roditelj </w:t>
+        <w:t xml:space="preserve">                Prilikom dolaska, roditelj </w:t>
       </w:r>
       <w:r>
         <w:rPr>
@@ -1681,7 +1648,7 @@
       <w:pPr>
         <w:numPr>
           <w:ilvl w:val="0"/>
-          <w:numId w:val="23"/>
+          <w:numId w:val="22"/>
         </w:numPr>
         <w:spacing w:before="0" w:after="0" w:line="240"/>
         <w:ind w:right="0" w:left="720" w:hanging="360"/>
@@ -1716,18 +1683,51 @@
           <w:sz w:val="24"/>
           <w:shd w:fill="auto" w:val="clear"/>
         </w:rPr>
-        <w:t xml:space="preserve">Upravljanje profilima djece i roditelja </w:t>
-      </w:r>
-      <w:r>
-        <w:rPr>
-          <w:rFonts w:ascii="Times New Roman" w:hAnsi="Times New Roman" w:cs="Times New Roman" w:eastAsia="Times New Roman"/>
-          <w:color w:val="000000"/>
-          <w:spacing w:val="0"/>
-          <w:position w:val="0"/>
-          <w:sz w:val="24"/>
-          <w:shd w:fill="auto" w:val="clear"/>
-        </w:rPr>
-        <w:t xml:space="preserve"> </w:t>
+        <w:t xml:space="preserve">Upravljanje profilima </w:t>
+      </w:r>
+      <w:r>
+        <w:rPr>
+          <w:rFonts w:ascii="Times New Roman" w:hAnsi="Times New Roman" w:cs="Times New Roman" w:eastAsia="Times New Roman"/>
+          <w:color w:val="000000"/>
+          <w:spacing w:val="0"/>
+          <w:position w:val="0"/>
+          <w:sz w:val="24"/>
+          <w:shd w:fill="auto" w:val="clear"/>
+        </w:rPr>
+        <w:t xml:space="preserve">djece, </w:t>
+      </w:r>
+      <w:r>
+        <w:rPr>
+          <w:rFonts w:ascii="Times New Roman" w:hAnsi="Times New Roman" w:cs="Times New Roman" w:eastAsia="Times New Roman"/>
+          <w:color w:val="000000"/>
+          <w:spacing w:val="0"/>
+          <w:position w:val="0"/>
+          <w:sz w:val="24"/>
+          <w:shd w:fill="auto" w:val="clear"/>
+        </w:rPr>
+        <w:t xml:space="preserve">roditelja</w:t>
+      </w:r>
+      <w:r>
+        <w:rPr>
+          <w:rFonts w:ascii="Times New Roman" w:hAnsi="Times New Roman" w:cs="Times New Roman" w:eastAsia="Times New Roman"/>
+          <w:color w:val="000000"/>
+          <w:spacing w:val="0"/>
+          <w:position w:val="0"/>
+          <w:sz w:val="24"/>
+          <w:shd w:fill="auto" w:val="clear"/>
+        </w:rPr>
+        <w:t xml:space="preserve"> i odgajatelja</w:t>
+      </w:r>
+      <w:r>
+        <w:rPr>
+          <w:rFonts w:ascii="Times New Roman" w:hAnsi="Times New Roman" w:cs="Times New Roman" w:eastAsia="Times New Roman"/>
+          <w:color w:val="000000"/>
+          <w:spacing w:val="0"/>
+          <w:position w:val="0"/>
+          <w:sz w:val="24"/>
+          <w:shd w:fill="auto" w:val="clear"/>
+        </w:rPr>
+        <w:t xml:space="preserve">  </w:t>
       </w:r>
     </w:p>
     <w:p>
@@ -1863,18 +1863,51 @@
           <w:sz w:val="24"/>
           <w:shd w:fill="auto" w:val="clear"/>
         </w:rPr>
-        <w:t xml:space="preserve">Administrator dodaje, mijenja i deaktivira profile djece i roditelja u sistemu. Prilikom unosa povezuje dijete sa odgovaraju</w:t>
-      </w:r>
-      <w:r>
-        <w:rPr>
-          <w:rFonts w:ascii="Times New Roman" w:hAnsi="Times New Roman" w:cs="Times New Roman" w:eastAsia="Times New Roman"/>
-          <w:color w:val="000000"/>
-          <w:spacing w:val="0"/>
-          <w:position w:val="0"/>
-          <w:sz w:val="24"/>
-          <w:shd w:fill="auto" w:val="clear"/>
-        </w:rPr>
-        <w:t xml:space="preserve">ćim roditeljem kako bi pristup podacima bio ispravno ograničen. Na ovaj način se održavaju osnovni podaci potrebni za rad sistema.</w:t>
+        <w:t xml:space="preserve">Administrator dodaje, mijenja i deaktivira profile djece i roditelja u sistemu. </w:t>
+      </w:r>
+      <w:r>
+        <w:rPr>
+          <w:rFonts w:ascii="Times New Roman" w:hAnsi="Times New Roman" w:cs="Times New Roman" w:eastAsia="Times New Roman"/>
+          <w:color w:val="000000"/>
+          <w:spacing w:val="0"/>
+          <w:position w:val="0"/>
+          <w:sz w:val="24"/>
+          <w:shd w:fill="auto" w:val="clear"/>
+        </w:rPr>
+        <w:t xml:space="preserve">Administrator upravlja i profilima zaposlenih u vrti</w:t>
+      </w:r>
+      <w:r>
+        <w:rPr>
+          <w:rFonts w:ascii="Times New Roman" w:hAnsi="Times New Roman" w:cs="Times New Roman" w:eastAsia="Times New Roman"/>
+          <w:color w:val="000000"/>
+          <w:spacing w:val="0"/>
+          <w:position w:val="0"/>
+          <w:sz w:val="24"/>
+          <w:shd w:fill="auto" w:val="clear"/>
+        </w:rPr>
+        <w:t xml:space="preserve">ću tj. odgajateljima. </w:t>
+      </w:r>
+      <w:r>
+        <w:rPr>
+          <w:rFonts w:ascii="Times New Roman" w:hAnsi="Times New Roman" w:cs="Times New Roman" w:eastAsia="Times New Roman"/>
+          <w:color w:val="000000"/>
+          <w:spacing w:val="0"/>
+          <w:position w:val="0"/>
+          <w:sz w:val="24"/>
+          <w:shd w:fill="auto" w:val="clear"/>
+        </w:rPr>
+        <w:t xml:space="preserve">Prilikom unosa povezuje dijete sa odgovaraju</w:t>
+      </w:r>
+      <w:r>
+        <w:rPr>
+          <w:rFonts w:ascii="Times New Roman" w:hAnsi="Times New Roman" w:cs="Times New Roman" w:eastAsia="Times New Roman"/>
+          <w:color w:val="000000"/>
+          <w:spacing w:val="0"/>
+          <w:position w:val="0"/>
+          <w:sz w:val="24"/>
+          <w:shd w:fill="auto" w:val="clear"/>
+        </w:rPr>
+        <w:t xml:space="preserve">ćim roditeljem kako bi pristup podacima bio ispravno ograničen, kao i odgajatelja koji je odgovoran za dijete. Na ovaj način se održavaju osnovni podaci potrebni za rad sistema.</w:t>
       </w:r>
     </w:p>
     <w:p>
@@ -1896,7 +1929,7 @@
       <w:pPr>
         <w:numPr>
           <w:ilvl w:val="0"/>
-          <w:numId w:val="29"/>
+          <w:numId w:val="28"/>
         </w:numPr>
         <w:spacing w:before="0" w:after="0" w:line="240"/>
         <w:ind w:right="0" w:left="720" w:hanging="360"/>
@@ -1995,29 +2028,7 @@
           <w:sz w:val="24"/>
           <w:shd w:fill="auto" w:val="clear"/>
         </w:rPr>
-        <w:t xml:space="preserve">štenje vanjskog uređaja</w:t>
-      </w:r>
-      <w:r>
-        <w:rPr>
-          <w:rFonts w:ascii="Times New Roman" w:hAnsi="Times New Roman" w:cs="Times New Roman" w:eastAsia="Times New Roman"/>
-          <w:color w:val="000000"/>
-          <w:spacing w:val="0"/>
-          <w:position w:val="0"/>
-          <w:sz w:val="24"/>
-          <w:shd w:fill="auto" w:val="clear"/>
-        </w:rPr>
-        <w:t xml:space="preserve"> </w:t>
-      </w:r>
-      <w:r>
-        <w:rPr>
-          <w:rFonts w:ascii="Times New Roman" w:hAnsi="Times New Roman" w:cs="Times New Roman" w:eastAsia="Times New Roman"/>
-          <w:color w:val="000000"/>
-          <w:spacing w:val="0"/>
-          <w:position w:val="0"/>
-          <w:sz w:val="24"/>
-          <w:shd w:fill="auto" w:val="clear"/>
-        </w:rPr>
-        <w:t xml:space="preserve"> </w:t>
+        <w:t xml:space="preserve">štenje vanjskog uređaja  </w:t>
       </w:r>
     </w:p>
     <w:p>
@@ -2148,7 +2159,7 @@
       <w:pPr>
         <w:numPr>
           <w:ilvl w:val="0"/>
-          <w:numId w:val="36"/>
+          <w:numId w:val="34"/>
         </w:numPr>
         <w:spacing w:before="0" w:after="0" w:line="240"/>
         <w:ind w:right="0" w:left="720" w:hanging="360"/>
@@ -2374,7 +2385,7 @@
       <w:pPr>
         <w:numPr>
           <w:ilvl w:val="0"/>
-          <w:numId w:val="41"/>
+          <w:numId w:val="39"/>
         </w:numPr>
         <w:spacing w:before="0" w:after="0" w:line="240"/>
         <w:ind w:right="0" w:left="720" w:hanging="360"/>
@@ -2409,8 +2420,170 @@
           <w:sz w:val="24"/>
           <w:shd w:fill="auto" w:val="clear"/>
         </w:rPr>
-        <w:t xml:space="preserve">Prikaz osnovnih podataka </w:t>
-      </w:r>
+        <w:t xml:space="preserve">Prikaz osnovnih podataka  </w:t>
+      </w:r>
+    </w:p>
+    <w:p>
+      <w:pPr>
+        <w:spacing w:before="0" w:after="0" w:line="240"/>
+        <w:ind w:right="0" w:left="720" w:firstLine="0"/>
+        <w:jc w:val="both"/>
+        <w:rPr>
+          <w:rFonts w:ascii="Times New Roman" w:hAnsi="Times New Roman" w:cs="Times New Roman" w:eastAsia="Times New Roman"/>
+          <w:color w:val="auto"/>
+          <w:spacing w:val="0"/>
+          <w:position w:val="0"/>
+          <w:sz w:val="24"/>
+          <w:shd w:fill="auto" w:val="clear"/>
+        </w:rPr>
+      </w:pPr>
+    </w:p>
+    <w:p>
+      <w:pPr>
+        <w:spacing w:before="0" w:after="0" w:line="240"/>
+        <w:ind w:right="0" w:left="720" w:firstLine="0"/>
+        <w:jc w:val="both"/>
+        <w:rPr>
+          <w:rFonts w:ascii="Times New Roman" w:hAnsi="Times New Roman" w:cs="Times New Roman" w:eastAsia="Times New Roman"/>
+          <w:color w:val="000000"/>
+          <w:spacing w:val="0"/>
+          <w:position w:val="0"/>
+          <w:sz w:val="24"/>
+          <w:shd w:fill="auto" w:val="clear"/>
+        </w:rPr>
+      </w:pPr>
+      <w:r>
+        <w:rPr>
+          <w:rFonts w:ascii="Times New Roman" w:hAnsi="Times New Roman" w:cs="Times New Roman" w:eastAsia="Times New Roman"/>
+          <w:b/>
+          <w:color w:val="000000"/>
+          <w:spacing w:val="0"/>
+          <w:position w:val="0"/>
+          <w:sz w:val="24"/>
+          <w:shd w:fill="auto" w:val="clear"/>
+        </w:rPr>
+        <w:t xml:space="preserve">Vrsta funkcionalnosti: </w:t>
+      </w:r>
+      <w:r>
+        <w:rPr>
+          <w:rFonts w:ascii="Times New Roman" w:hAnsi="Times New Roman" w:cs="Times New Roman" w:eastAsia="Times New Roman"/>
+          <w:color w:val="000000"/>
+          <w:spacing w:val="0"/>
+          <w:position w:val="0"/>
+          <w:sz w:val="24"/>
+          <w:shd w:fill="auto" w:val="clear"/>
+        </w:rPr>
+        <w:t xml:space="preserve">Usluga sistema</w:t>
+      </w:r>
+    </w:p>
+    <w:p>
+      <w:pPr>
+        <w:spacing w:before="0" w:after="0" w:line="240"/>
+        <w:ind w:right="0" w:left="0" w:firstLine="0"/>
+        <w:jc w:val="both"/>
+        <w:rPr>
+          <w:rFonts w:ascii="Times New Roman" w:hAnsi="Times New Roman" w:cs="Times New Roman" w:eastAsia="Times New Roman"/>
+          <w:color w:val="auto"/>
+          <w:spacing w:val="0"/>
+          <w:position w:val="0"/>
+          <w:sz w:val="24"/>
+          <w:shd w:fill="auto" w:val="clear"/>
+        </w:rPr>
+      </w:pPr>
+    </w:p>
+    <w:p>
+      <w:pPr>
+        <w:spacing w:before="0" w:after="0" w:line="240"/>
+        <w:ind w:right="0" w:left="720" w:firstLine="0"/>
+        <w:jc w:val="both"/>
+        <w:rPr>
+          <w:rFonts w:ascii="Times New Roman" w:hAnsi="Times New Roman" w:cs="Times New Roman" w:eastAsia="Times New Roman"/>
+          <w:color w:val="auto"/>
+          <w:spacing w:val="0"/>
+          <w:position w:val="0"/>
+          <w:sz w:val="24"/>
+          <w:shd w:fill="auto" w:val="clear"/>
+        </w:rPr>
+      </w:pPr>
+      <w:r>
+        <w:rPr>
+          <w:rFonts w:ascii="Times New Roman" w:hAnsi="Times New Roman" w:cs="Times New Roman" w:eastAsia="Times New Roman"/>
+          <w:b/>
+          <w:color w:val="auto"/>
+          <w:spacing w:val="0"/>
+          <w:position w:val="0"/>
+          <w:sz w:val="24"/>
+          <w:shd w:fill="auto" w:val="clear"/>
+        </w:rPr>
+        <w:t xml:space="preserve">Opis funkcionalnosti:</w:t>
+      </w:r>
+    </w:p>
+    <w:p>
+      <w:pPr>
+        <w:spacing w:before="0" w:after="0" w:line="240"/>
+        <w:ind w:right="0" w:left="720" w:firstLine="0"/>
+        <w:jc w:val="both"/>
+        <w:rPr>
+          <w:rFonts w:ascii="Times New Roman" w:hAnsi="Times New Roman" w:cs="Times New Roman" w:eastAsia="Times New Roman"/>
+          <w:color w:val="auto"/>
+          <w:spacing w:val="0"/>
+          <w:position w:val="0"/>
+          <w:sz w:val="24"/>
+          <w:shd w:fill="auto" w:val="clear"/>
+        </w:rPr>
+      </w:pPr>
+    </w:p>
+    <w:p>
+      <w:pPr>
+        <w:spacing w:before="0" w:after="0" w:line="240"/>
+        <w:ind w:right="0" w:left="0" w:firstLine="0"/>
+        <w:jc w:val="both"/>
+        <w:rPr>
+          <w:rFonts w:ascii="Times New Roman" w:hAnsi="Times New Roman" w:cs="Times New Roman" w:eastAsia="Times New Roman"/>
+          <w:color w:val="000000"/>
+          <w:spacing w:val="0"/>
+          <w:position w:val="0"/>
+          <w:sz w:val="24"/>
+          <w:shd w:fill="auto" w:val="clear"/>
+        </w:rPr>
+      </w:pPr>
+      <w:r>
+        <w:rPr>
+          <w:rFonts w:ascii="Times New Roman" w:hAnsi="Times New Roman" w:cs="Times New Roman" w:eastAsia="Times New Roman"/>
+          <w:color w:val="000000"/>
+          <w:spacing w:val="0"/>
+          <w:position w:val="0"/>
+          <w:sz w:val="24"/>
+          <w:shd w:fill="auto" w:val="clear"/>
+        </w:rPr>
+        <w:t xml:space="preserve">Odgajatelj mo</w:t>
+      </w:r>
+      <w:r>
+        <w:rPr>
+          <w:rFonts w:ascii="Times New Roman" w:hAnsi="Times New Roman" w:cs="Times New Roman" w:eastAsia="Times New Roman"/>
+          <w:color w:val="000000"/>
+          <w:spacing w:val="0"/>
+          <w:position w:val="0"/>
+          <w:sz w:val="24"/>
+          <w:shd w:fill="auto" w:val="clear"/>
+        </w:rPr>
+        <w:t xml:space="preserve">že pristupiti podacima koji su potrebni tokom boravka djeteta u vrtiću, kao npr. telefonski broj roditelja za hitne slučajeve, napomene za alegrije, bolesti i sl.</w:t>
+      </w:r>
+    </w:p>
+    <w:p>
+      <w:pPr>
+        <w:spacing w:before="0" w:after="0" w:line="240"/>
+        <w:ind w:right="0" w:left="0" w:firstLine="0"/>
+        <w:jc w:val="both"/>
+        <w:rPr>
+          <w:rFonts w:ascii="Times New Roman" w:hAnsi="Times New Roman" w:cs="Times New Roman" w:eastAsia="Times New Roman"/>
+          <w:color w:val="000000"/>
+          <w:spacing w:val="0"/>
+          <w:position w:val="0"/>
+          <w:sz w:val="24"/>
+          <w:shd w:fill="auto" w:val="clear"/>
+        </w:rPr>
+      </w:pPr>
       <w:r>
         <w:rPr>
           <w:rFonts w:ascii="Times New Roman" w:hAnsi="Times New Roman" w:cs="Times New Roman" w:eastAsia="Times New Roman"/>
@@ -2425,23 +2598,12 @@
     </w:p>
     <w:p>
       <w:pPr>
-        <w:spacing w:before="0" w:after="0" w:line="240"/>
-        <w:ind w:right="0" w:left="720" w:firstLine="0"/>
-        <w:jc w:val="both"/>
-        <w:rPr>
-          <w:rFonts w:ascii="Times New Roman" w:hAnsi="Times New Roman" w:cs="Times New Roman" w:eastAsia="Times New Roman"/>
-          <w:color w:val="auto"/>
-          <w:spacing w:val="0"/>
-          <w:position w:val="0"/>
-          <w:sz w:val="24"/>
-          <w:shd w:fill="auto" w:val="clear"/>
-        </w:rPr>
-      </w:pPr>
-    </w:p>
-    <w:p>
-      <w:pPr>
-        <w:spacing w:before="0" w:after="0" w:line="240"/>
-        <w:ind w:right="0" w:left="720" w:firstLine="0"/>
+        <w:numPr>
+          <w:ilvl w:val="0"/>
+          <w:numId w:val="44"/>
+        </w:numPr>
+        <w:spacing w:before="0" w:after="0" w:line="240"/>
+        <w:ind w:right="0" w:left="720" w:hanging="360"/>
         <w:jc w:val="both"/>
         <w:rPr>
           <w:rFonts w:ascii="Times New Roman" w:hAnsi="Times New Roman" w:cs="Times New Roman" w:eastAsia="Times New Roman"/>
@@ -2462,6 +2624,81 @@
           <w:sz w:val="24"/>
           <w:shd w:fill="auto" w:val="clear"/>
         </w:rPr>
+        <w:t xml:space="preserve">Naziv funkcionalnosti: </w:t>
+      </w:r>
+      <w:r>
+        <w:rPr>
+          <w:rFonts w:ascii="Times New Roman" w:hAnsi="Times New Roman" w:cs="Times New Roman" w:eastAsia="Times New Roman"/>
+          <w:color w:val="000000"/>
+          <w:spacing w:val="0"/>
+          <w:position w:val="0"/>
+          <w:sz w:val="24"/>
+          <w:shd w:fill="auto" w:val="clear"/>
+        </w:rPr>
+        <w:t xml:space="preserve">Registracija i prijava korisnika</w:t>
+      </w:r>
+    </w:p>
+    <w:p>
+      <w:pPr>
+        <w:spacing w:before="0" w:after="0" w:line="240"/>
+        <w:ind w:right="0" w:left="0" w:firstLine="0"/>
+        <w:jc w:val="both"/>
+        <w:rPr>
+          <w:rFonts w:ascii="Times New Roman" w:hAnsi="Times New Roman" w:cs="Times New Roman" w:eastAsia="Times New Roman"/>
+          <w:color w:val="000000"/>
+          <w:spacing w:val="0"/>
+          <w:position w:val="0"/>
+          <w:sz w:val="24"/>
+          <w:shd w:fill="auto" w:val="clear"/>
+        </w:rPr>
+      </w:pPr>
+      <w:r>
+        <w:rPr>
+          <w:rFonts w:ascii="Times New Roman" w:hAnsi="Times New Roman" w:cs="Times New Roman" w:eastAsia="Times New Roman"/>
+          <w:color w:val="000000"/>
+          <w:spacing w:val="0"/>
+          <w:position w:val="0"/>
+          <w:sz w:val="24"/>
+          <w:shd w:fill="auto" w:val="clear"/>
+        </w:rPr>
+        <w:t xml:space="preserve">      </w:t>
+      </w:r>
+    </w:p>
+    <w:p>
+      <w:pPr>
+        <w:spacing w:before="0" w:after="0" w:line="240"/>
+        <w:ind w:right="0" w:left="0" w:firstLine="0"/>
+        <w:jc w:val="both"/>
+        <w:rPr>
+          <w:rFonts w:ascii="Times New Roman" w:hAnsi="Times New Roman" w:cs="Times New Roman" w:eastAsia="Times New Roman"/>
+          <w:color w:val="000000"/>
+          <w:spacing w:val="0"/>
+          <w:position w:val="0"/>
+          <w:sz w:val="24"/>
+          <w:shd w:fill="auto" w:val="clear"/>
+        </w:rPr>
+      </w:pPr>
+      <w:r>
+        <w:rPr>
+          <w:rFonts w:ascii="Times New Roman" w:hAnsi="Times New Roman" w:cs="Times New Roman" w:eastAsia="Times New Roman"/>
+          <w:color w:val="000000"/>
+          <w:spacing w:val="0"/>
+          <w:position w:val="0"/>
+          <w:sz w:val="24"/>
+          <w:shd w:fill="auto" w:val="clear"/>
+        </w:rPr>
+        <w:t xml:space="preserve">            </w:t>
+      </w:r>
+      <w:r>
+        <w:rPr>
+          <w:rFonts w:ascii="Times New Roman" w:hAnsi="Times New Roman" w:cs="Times New Roman" w:eastAsia="Times New Roman"/>
+          <w:b/>
+          <w:color w:val="000000"/>
+          <w:spacing w:val="0"/>
+          <w:position w:val="0"/>
+          <w:sz w:val="24"/>
+          <w:shd w:fill="auto" w:val="clear"/>
+        </w:rPr>
         <w:t xml:space="preserve">Vrsta funkcionalnosti: </w:t>
       </w:r>
       <w:r>
@@ -2483,33 +2720,44 @@
         <w:jc w:val="both"/>
         <w:rPr>
           <w:rFonts w:ascii="Times New Roman" w:hAnsi="Times New Roman" w:cs="Times New Roman" w:eastAsia="Times New Roman"/>
-          <w:color w:val="auto"/>
-          <w:spacing w:val="0"/>
-          <w:position w:val="0"/>
-          <w:sz w:val="24"/>
-          <w:shd w:fill="auto" w:val="clear"/>
-        </w:rPr>
-      </w:pPr>
-    </w:p>
-    <w:p>
-      <w:pPr>
-        <w:spacing w:before="0" w:after="0" w:line="240"/>
-        <w:ind w:right="0" w:left="720" w:firstLine="0"/>
-        <w:jc w:val="both"/>
-        <w:rPr>
-          <w:rFonts w:ascii="Times New Roman" w:hAnsi="Times New Roman" w:cs="Times New Roman" w:eastAsia="Times New Roman"/>
-          <w:color w:val="auto"/>
-          <w:spacing w:val="0"/>
-          <w:position w:val="0"/>
-          <w:sz w:val="24"/>
-          <w:shd w:fill="auto" w:val="clear"/>
-        </w:rPr>
-      </w:pPr>
+          <w:color w:val="000000"/>
+          <w:spacing w:val="0"/>
+          <w:position w:val="0"/>
+          <w:sz w:val="24"/>
+          <w:shd w:fill="auto" w:val="clear"/>
+        </w:rPr>
+      </w:pPr>
+    </w:p>
+    <w:p>
+      <w:pPr>
+        <w:spacing w:before="0" w:after="0" w:line="240"/>
+        <w:ind w:right="0" w:left="0" w:firstLine="0"/>
+        <w:jc w:val="both"/>
+        <w:rPr>
+          <w:rFonts w:ascii="Times New Roman" w:hAnsi="Times New Roman" w:cs="Times New Roman" w:eastAsia="Times New Roman"/>
+          <w:color w:val="000000"/>
+          <w:spacing w:val="0"/>
+          <w:position w:val="0"/>
+          <w:sz w:val="24"/>
+          <w:shd w:fill="auto" w:val="clear"/>
+        </w:rPr>
+      </w:pPr>
+      <w:r>
+        <w:rPr>
+          <w:rFonts w:ascii="Times New Roman" w:hAnsi="Times New Roman" w:cs="Times New Roman" w:eastAsia="Times New Roman"/>
+          <w:color w:val="000000"/>
+          <w:spacing w:val="0"/>
+          <w:position w:val="0"/>
+          <w:sz w:val="24"/>
+          <w:shd w:fill="auto" w:val="clear"/>
+        </w:rPr>
+        <w:t xml:space="preserve">            </w:t>
+      </w:r>
       <w:r>
         <w:rPr>
           <w:rFonts w:ascii="Times New Roman" w:hAnsi="Times New Roman" w:cs="Times New Roman" w:eastAsia="Times New Roman"/>
           <w:b/>
-          <w:color w:val="auto"/>
+          <w:color w:val="000000"/>
           <w:spacing w:val="0"/>
           <w:position w:val="0"/>
           <w:sz w:val="24"/>
@@ -2521,21 +2769,6 @@
     <w:p>
       <w:pPr>
         <w:spacing w:before="0" w:after="0" w:line="240"/>
-        <w:ind w:right="0" w:left="720" w:firstLine="0"/>
-        <w:jc w:val="both"/>
-        <w:rPr>
-          <w:rFonts w:ascii="Times New Roman" w:hAnsi="Times New Roman" w:cs="Times New Roman" w:eastAsia="Times New Roman"/>
-          <w:color w:val="auto"/>
-          <w:spacing w:val="0"/>
-          <w:position w:val="0"/>
-          <w:sz w:val="24"/>
-          <w:shd w:fill="auto" w:val="clear"/>
-        </w:rPr>
-      </w:pPr>
-    </w:p>
-    <w:p>
-      <w:pPr>
-        <w:spacing w:before="0" w:after="0" w:line="240"/>
         <w:ind w:right="0" w:left="0" w:firstLine="0"/>
         <w:jc w:val="both"/>
         <w:rPr>
@@ -2547,28 +2780,6 @@
           <w:shd w:fill="auto" w:val="clear"/>
         </w:rPr>
       </w:pPr>
-      <w:r>
-        <w:rPr>
-          <w:rFonts w:ascii="Times New Roman" w:hAnsi="Times New Roman" w:cs="Times New Roman" w:eastAsia="Times New Roman"/>
-          <w:color w:val="000000"/>
-          <w:spacing w:val="0"/>
-          <w:position w:val="0"/>
-          <w:sz w:val="24"/>
-          <w:shd w:fill="auto" w:val="clear"/>
-        </w:rPr>
-        <w:t xml:space="preserve">Odgajatelj mo</w:t>
-      </w:r>
-      <w:r>
-        <w:rPr>
-          <w:rFonts w:ascii="Times New Roman" w:hAnsi="Times New Roman" w:cs="Times New Roman" w:eastAsia="Times New Roman"/>
-          <w:color w:val="000000"/>
-          <w:spacing w:val="0"/>
-          <w:position w:val="0"/>
-          <w:sz w:val="24"/>
-          <w:shd w:fill="auto" w:val="clear"/>
-        </w:rPr>
-        <w:t xml:space="preserve">že pristupiti podacima koji su potrebni tokom boravka djeteta u vrtiću, kao npr. telefonski broj roditelja za hitne slučajeve, napomene za alegrije, bolesti i sl.</w:t>
-      </w:r>
     </w:p>
     <w:p>
       <w:pPr>
@@ -2593,11 +2804,76 @@
           <w:sz w:val="24"/>
           <w:shd w:fill="auto" w:val="clear"/>
         </w:rPr>
-        <w:t xml:space="preserve"> </w:t>
-      </w:r>
-    </w:p>
-    <w:p>
-      <w:pPr>
+        <w:t xml:space="preserve">             Korisnik (roditelj ili odgajatelj) ima mogu</w:t>
+      </w:r>
+      <w:r>
+        <w:rPr>
+          <w:rFonts w:ascii="Times New Roman" w:hAnsi="Times New Roman" w:cs="Times New Roman" w:eastAsia="Times New Roman"/>
+          <w:color w:val="000000"/>
+          <w:spacing w:val="0"/>
+          <w:position w:val="0"/>
+          <w:sz w:val="24"/>
+          <w:shd w:fill="auto" w:val="clear"/>
+        </w:rPr>
+        <w:t xml:space="preserve">ćnost registracije i prijave u sistem.</w:t>
+      </w:r>
+    </w:p>
+    <w:p>
+      <w:pPr>
+        <w:spacing w:before="0" w:after="0" w:line="240"/>
+        <w:ind w:right="0" w:left="0" w:firstLine="0"/>
+        <w:jc w:val="both"/>
+        <w:rPr>
+          <w:rFonts w:ascii="Times New Roman" w:hAnsi="Times New Roman" w:cs="Times New Roman" w:eastAsia="Times New Roman"/>
+          <w:color w:val="000000"/>
+          <w:spacing w:val="0"/>
+          <w:position w:val="0"/>
+          <w:sz w:val="24"/>
+          <w:shd w:fill="auto" w:val="clear"/>
+        </w:rPr>
+      </w:pPr>
+      <w:r>
+        <w:rPr>
+          <w:rFonts w:ascii="Times New Roman" w:hAnsi="Times New Roman" w:cs="Times New Roman" w:eastAsia="Times New Roman"/>
+          <w:color w:val="000000"/>
+          <w:spacing w:val="0"/>
+          <w:position w:val="0"/>
+          <w:sz w:val="24"/>
+          <w:shd w:fill="auto" w:val="clear"/>
+        </w:rPr>
+        <w:t xml:space="preserve">Prilikom registracije, korisnik unosi osnovne podatke (ime, prezime, email, lozinku), nakon </w:t>
+      </w:r>
+      <w:r>
+        <w:rPr>
+          <w:rFonts w:ascii="Times New Roman" w:hAnsi="Times New Roman" w:cs="Times New Roman" w:eastAsia="Times New Roman"/>
+          <w:color w:val="000000"/>
+          <w:spacing w:val="0"/>
+          <w:position w:val="0"/>
+          <w:sz w:val="24"/>
+          <w:shd w:fill="auto" w:val="clear"/>
+        </w:rPr>
+        <w:t xml:space="preserve">čega sistem vrši validaciju unesenih podataka i kreira korisnički nalog. Roditelj prilikom registracije može povezati svoje dijete unosom odgovarajućih podataka tj. identifikacionog koda djeteta koji koristi i prilikom evidencije prisustva. Prilikom prijave, korisnik unosi svoje pristupne podatke, nakon čega sistem provjerava njihovu ispravnost i omogućava pristup odgovarajućim funkcionalnostima u skladu sa njegovom ulogom (roditelj, odgajatelj ili administrator).   </w:t>
+      </w:r>
+    </w:p>
+    <w:p>
+      <w:pPr>
+        <w:spacing w:before="0" w:after="0" w:line="240"/>
+        <w:ind w:right="0" w:left="0" w:firstLine="0"/>
+        <w:jc w:val="both"/>
+        <w:rPr>
+          <w:rFonts w:ascii="Times New Roman" w:hAnsi="Times New Roman" w:cs="Times New Roman" w:eastAsia="Times New Roman"/>
+          <w:color w:val="000000"/>
+          <w:spacing w:val="0"/>
+          <w:position w:val="0"/>
+          <w:sz w:val="24"/>
+          <w:shd w:fill="auto" w:val="clear"/>
+        </w:rPr>
+      </w:pPr>
+    </w:p>
+    <w:p>
+      <w:pPr>
+        <w:keepNext w:val="true"/>
+        <w:keepLines w:val="true"/>
         <w:numPr>
           <w:ilvl w:val="0"/>
           <w:numId w:val="46"/>
@@ -2607,35 +2883,25 @@
         <w:jc w:val="both"/>
         <w:rPr>
           <w:rFonts w:ascii="Times New Roman" w:hAnsi="Times New Roman" w:cs="Times New Roman" w:eastAsia="Times New Roman"/>
-          <w:color w:val="000000"/>
-          <w:spacing w:val="0"/>
-          <w:position w:val="0"/>
-          <w:sz w:val="24"/>
-          <w:shd w:fill="auto" w:val="clear"/>
-        </w:rPr>
-      </w:pPr>
-      <w:r>
-        <w:rPr>
-          <w:rFonts w:ascii="Times New Roman" w:hAnsi="Times New Roman" w:cs="Times New Roman" w:eastAsia="Times New Roman"/>
           <w:b/>
-          <w:color w:val="000000"/>
-          <w:spacing w:val="0"/>
-          <w:position w:val="0"/>
-          <w:sz w:val="24"/>
-          <w:shd w:fill="auto" w:val="clear"/>
-        </w:rPr>
-        <w:t xml:space="preserve">Naziv funkcionalnosti: </w:t>
-      </w:r>
-      <w:r>
-        <w:rPr>
-          <w:rFonts w:ascii="Times New Roman" w:hAnsi="Times New Roman" w:cs="Times New Roman" w:eastAsia="Times New Roman"/>
-          <w:color w:val="000000"/>
-          <w:spacing w:val="0"/>
-          <w:position w:val="0"/>
-          <w:sz w:val="24"/>
-          <w:shd w:fill="auto" w:val="clear"/>
-        </w:rPr>
-        <w:t xml:space="preserve">Registracija i prijava korisnika</w:t>
+          <w:color w:val="2F5496"/>
+          <w:spacing w:val="0"/>
+          <w:position w:val="0"/>
+          <w:sz w:val="26"/>
+          <w:shd w:fill="auto" w:val="clear"/>
+        </w:rPr>
+      </w:pPr>
+      <w:r>
+        <w:rPr>
+          <w:rFonts w:ascii="Times New Roman" w:hAnsi="Times New Roman" w:cs="Times New Roman" w:eastAsia="Times New Roman"/>
+          <w:b/>
+          <w:color w:val="2F5496"/>
+          <w:spacing w:val="0"/>
+          <w:position w:val="0"/>
+          <w:sz w:val="26"/>
+          <w:shd w:fill="auto" w:val="clear"/>
+        </w:rPr>
+        <w:t xml:space="preserve">Akteri sistema</w:t>
       </w:r>
     </w:p>
     <w:p>
@@ -2645,24 +2911,13 @@
         <w:jc w:val="both"/>
         <w:rPr>
           <w:rFonts w:ascii="Times New Roman" w:hAnsi="Times New Roman" w:cs="Times New Roman" w:eastAsia="Times New Roman"/>
-          <w:color w:val="000000"/>
-          <w:spacing w:val="0"/>
-          <w:position w:val="0"/>
-          <w:sz w:val="24"/>
-          <w:shd w:fill="auto" w:val="clear"/>
-        </w:rPr>
-      </w:pPr>
-      <w:r>
-        <w:rPr>
-          <w:rFonts w:ascii="Times New Roman" w:hAnsi="Times New Roman" w:cs="Times New Roman" w:eastAsia="Times New Roman"/>
-          <w:color w:val="000000"/>
-          <w:spacing w:val="0"/>
-          <w:position w:val="0"/>
-          <w:sz w:val="24"/>
-          <w:shd w:fill="auto" w:val="clear"/>
-        </w:rPr>
-        <w:t xml:space="preserve">      </w:t>
-      </w:r>
+          <w:color w:val="auto"/>
+          <w:spacing w:val="0"/>
+          <w:position w:val="0"/>
+          <w:sz w:val="24"/>
+          <w:shd w:fill="auto" w:val="clear"/>
+        </w:rPr>
+      </w:pPr>
     </w:p>
     <w:p>
       <w:pPr>
@@ -2671,46 +2926,25 @@
         <w:jc w:val="both"/>
         <w:rPr>
           <w:rFonts w:ascii="Times New Roman" w:hAnsi="Times New Roman" w:cs="Times New Roman" w:eastAsia="Times New Roman"/>
-          <w:color w:val="000000"/>
-          <w:spacing w:val="0"/>
-          <w:position w:val="0"/>
-          <w:sz w:val="24"/>
-          <w:shd w:fill="auto" w:val="clear"/>
-        </w:rPr>
-      </w:pPr>
-      <w:r>
-        <w:rPr>
-          <w:rFonts w:ascii="Times New Roman" w:hAnsi="Times New Roman" w:cs="Times New Roman" w:eastAsia="Times New Roman"/>
-          <w:color w:val="000000"/>
-          <w:spacing w:val="0"/>
-          <w:position w:val="0"/>
-          <w:sz w:val="24"/>
-          <w:shd w:fill="auto" w:val="clear"/>
-        </w:rPr>
-        <w:t xml:space="preserve">            </w:t>
-      </w:r>
-      <w:r>
-        <w:rPr>
-          <w:rFonts w:ascii="Times New Roman" w:hAnsi="Times New Roman" w:cs="Times New Roman" w:eastAsia="Times New Roman"/>
-          <w:b/>
-          <w:color w:val="000000"/>
-          <w:spacing w:val="0"/>
-          <w:position w:val="0"/>
-          <w:sz w:val="24"/>
-          <w:shd w:fill="auto" w:val="clear"/>
-        </w:rPr>
-        <w:t xml:space="preserve">Vrsta funkcionalnosti: </w:t>
-      </w:r>
-      <w:r>
-        <w:rPr>
-          <w:rFonts w:ascii="Times New Roman" w:hAnsi="Times New Roman" w:cs="Times New Roman" w:eastAsia="Times New Roman"/>
-          <w:color w:val="000000"/>
-          <w:spacing w:val="0"/>
-          <w:position w:val="0"/>
-          <w:sz w:val="24"/>
-          <w:shd w:fill="auto" w:val="clear"/>
-        </w:rPr>
-        <w:t xml:space="preserve">Usluga sistema</w:t>
+          <w:i/>
+          <w:color w:val="auto"/>
+          <w:spacing w:val="0"/>
+          <w:position w:val="0"/>
+          <w:sz w:val="24"/>
+          <w:shd w:fill="auto" w:val="clear"/>
+        </w:rPr>
+      </w:pPr>
+      <w:r>
+        <w:rPr>
+          <w:rFonts w:ascii="Times New Roman" w:hAnsi="Times New Roman" w:cs="Times New Roman" w:eastAsia="Times New Roman"/>
+          <w:i/>
+          <w:color w:val="auto"/>
+          <w:spacing w:val="0"/>
+          <w:position w:val="0"/>
+          <w:sz w:val="24"/>
+          <w:shd w:fill="auto" w:val="clear"/>
+        </w:rPr>
+        <w:t xml:space="preserve">Potrebno je navesti najmanje tri aktera sistema.</w:t>
       </w:r>
     </w:p>
     <w:p>
@@ -2720,212 +2954,38 @@
         <w:jc w:val="both"/>
         <w:rPr>
           <w:rFonts w:ascii="Times New Roman" w:hAnsi="Times New Roman" w:cs="Times New Roman" w:eastAsia="Times New Roman"/>
-          <w:color w:val="000000"/>
-          <w:spacing w:val="0"/>
-          <w:position w:val="0"/>
-          <w:sz w:val="24"/>
-          <w:shd w:fill="auto" w:val="clear"/>
-        </w:rPr>
-      </w:pPr>
-    </w:p>
-    <w:p>
-      <w:pPr>
-        <w:spacing w:before="0" w:after="0" w:line="240"/>
-        <w:ind w:right="0" w:left="0" w:firstLine="0"/>
-        <w:jc w:val="both"/>
-        <w:rPr>
-          <w:rFonts w:ascii="Times New Roman" w:hAnsi="Times New Roman" w:cs="Times New Roman" w:eastAsia="Times New Roman"/>
-          <w:color w:val="000000"/>
-          <w:spacing w:val="0"/>
-          <w:position w:val="0"/>
-          <w:sz w:val="24"/>
-          <w:shd w:fill="auto" w:val="clear"/>
-        </w:rPr>
-      </w:pPr>
-      <w:r>
-        <w:rPr>
-          <w:rFonts w:ascii="Times New Roman" w:hAnsi="Times New Roman" w:cs="Times New Roman" w:eastAsia="Times New Roman"/>
-          <w:color w:val="000000"/>
-          <w:spacing w:val="0"/>
-          <w:position w:val="0"/>
-          <w:sz w:val="24"/>
-          <w:shd w:fill="auto" w:val="clear"/>
-        </w:rPr>
-        <w:t xml:space="preserve">            </w:t>
-      </w:r>
-      <w:r>
-        <w:rPr>
-          <w:rFonts w:ascii="Times New Roman" w:hAnsi="Times New Roman" w:cs="Times New Roman" w:eastAsia="Times New Roman"/>
-          <w:b/>
-          <w:color w:val="000000"/>
-          <w:spacing w:val="0"/>
-          <w:position w:val="0"/>
-          <w:sz w:val="24"/>
-          <w:shd w:fill="auto" w:val="clear"/>
-        </w:rPr>
-        <w:t xml:space="preserve">Opis funkcionalnosti:</w:t>
-      </w:r>
-    </w:p>
-    <w:p>
-      <w:pPr>
-        <w:spacing w:before="0" w:after="0" w:line="240"/>
-        <w:ind w:right="0" w:left="0" w:firstLine="0"/>
-        <w:jc w:val="both"/>
-        <w:rPr>
-          <w:rFonts w:ascii="Times New Roman" w:hAnsi="Times New Roman" w:cs="Times New Roman" w:eastAsia="Times New Roman"/>
-          <w:color w:val="000000"/>
-          <w:spacing w:val="0"/>
-          <w:position w:val="0"/>
-          <w:sz w:val="24"/>
-          <w:shd w:fill="auto" w:val="clear"/>
-        </w:rPr>
-      </w:pPr>
-    </w:p>
-    <w:p>
-      <w:pPr>
-        <w:spacing w:before="0" w:after="0" w:line="240"/>
-        <w:ind w:right="0" w:left="0" w:firstLine="0"/>
-        <w:jc w:val="both"/>
-        <w:rPr>
-          <w:rFonts w:ascii="Times New Roman" w:hAnsi="Times New Roman" w:cs="Times New Roman" w:eastAsia="Times New Roman"/>
-          <w:color w:val="000000"/>
-          <w:spacing w:val="0"/>
-          <w:position w:val="0"/>
-          <w:sz w:val="24"/>
-          <w:shd w:fill="auto" w:val="clear"/>
-        </w:rPr>
-      </w:pPr>
-      <w:r>
-        <w:rPr>
-          <w:rFonts w:ascii="Times New Roman" w:hAnsi="Times New Roman" w:cs="Times New Roman" w:eastAsia="Times New Roman"/>
-          <w:color w:val="000000"/>
-          <w:spacing w:val="0"/>
-          <w:position w:val="0"/>
-          <w:sz w:val="24"/>
-          <w:shd w:fill="auto" w:val="clear"/>
-        </w:rPr>
-        <w:t xml:space="preserve">             Korisnik (roditelj ili odgajatelj) ima mogu</w:t>
-      </w:r>
-      <w:r>
-        <w:rPr>
-          <w:rFonts w:ascii="Times New Roman" w:hAnsi="Times New Roman" w:cs="Times New Roman" w:eastAsia="Times New Roman"/>
-          <w:color w:val="000000"/>
-          <w:spacing w:val="0"/>
-          <w:position w:val="0"/>
-          <w:sz w:val="24"/>
-          <w:shd w:fill="auto" w:val="clear"/>
-        </w:rPr>
-        <w:t xml:space="preserve">ćnost registracije i prijave u sistem.</w:t>
-      </w:r>
-    </w:p>
-    <w:p>
-      <w:pPr>
-        <w:spacing w:before="0" w:after="0" w:line="240"/>
-        <w:ind w:right="0" w:left="0" w:firstLine="0"/>
-        <w:jc w:val="both"/>
-        <w:rPr>
-          <w:rFonts w:ascii="Times New Roman" w:hAnsi="Times New Roman" w:cs="Times New Roman" w:eastAsia="Times New Roman"/>
-          <w:color w:val="000000"/>
-          <w:spacing w:val="0"/>
-          <w:position w:val="0"/>
-          <w:sz w:val="24"/>
-          <w:shd w:fill="auto" w:val="clear"/>
-        </w:rPr>
-      </w:pPr>
-      <w:r>
-        <w:rPr>
-          <w:rFonts w:ascii="Times New Roman" w:hAnsi="Times New Roman" w:cs="Times New Roman" w:eastAsia="Times New Roman"/>
-          <w:color w:val="000000"/>
-          <w:spacing w:val="0"/>
-          <w:position w:val="0"/>
-          <w:sz w:val="24"/>
-          <w:shd w:fill="auto" w:val="clear"/>
-        </w:rPr>
-        <w:t xml:space="preserve">Prilikom registracije, korisnik unosi osnovne podatke (ime, prezime, email, lozinku), nakon čega sistem vrši validaciju unesenih podataka i kreira korisnički nalog. Roditelj prilikom registracije može povezati svoje dijete unosom odgovarajućih podataka tj. identifikacionog koda djeteta koji koristi i prilikom evidencije prisustva. Prilikom prijave, korisnik unosi svoje pristupne podatke, nakon čega sistem provjerava njihovu ispravnost i omogućava pristup odgovarajućim funkcionalnostima u skladu sa njegovom ulogom (roditelj, odgajatelj ili administrator).</w:t>
-      </w:r>
-      <w:r>
-        <w:rPr>
-          <w:rFonts w:ascii="Times New Roman" w:hAnsi="Times New Roman" w:cs="Times New Roman" w:eastAsia="Times New Roman"/>
-          <w:color w:val="000000"/>
-          <w:spacing w:val="0"/>
-          <w:position w:val="0"/>
-          <w:sz w:val="24"/>
-          <w:shd w:fill="auto" w:val="clear"/>
-        </w:rPr>
-        <w:t xml:space="preserve">   </w:t>
-      </w:r>
-    </w:p>
-    <w:p>
-      <w:pPr>
-        <w:spacing w:before="0" w:after="0" w:line="240"/>
-        <w:ind w:right="0" w:left="0" w:firstLine="0"/>
-        <w:jc w:val="both"/>
-        <w:rPr>
-          <w:rFonts w:ascii="Times New Roman" w:hAnsi="Times New Roman" w:cs="Times New Roman" w:eastAsia="Times New Roman"/>
-          <w:color w:val="000000"/>
-          <w:spacing w:val="0"/>
-          <w:position w:val="0"/>
-          <w:sz w:val="24"/>
-          <w:shd w:fill="auto" w:val="clear"/>
-        </w:rPr>
-      </w:pPr>
-    </w:p>
-    <w:p>
-      <w:pPr>
-        <w:keepNext w:val="true"/>
-        <w:keepLines w:val="true"/>
+          <w:i/>
+          <w:color w:val="auto"/>
+          <w:spacing w:val="0"/>
+          <w:position w:val="0"/>
+          <w:sz w:val="24"/>
+          <w:shd w:fill="auto" w:val="clear"/>
+        </w:rPr>
+      </w:pPr>
+      <w:r>
+        <w:rPr>
+          <w:rFonts w:ascii="Times New Roman" w:hAnsi="Times New Roman" w:cs="Times New Roman" w:eastAsia="Times New Roman"/>
+          <w:i/>
+          <w:color w:val="auto"/>
+          <w:spacing w:val="0"/>
+          <w:position w:val="0"/>
+          <w:sz w:val="24"/>
+          <w:shd w:fill="auto" w:val="clear"/>
+        </w:rPr>
+        <w:t xml:space="preserve">Vrste aktera:</w:t>
+      </w:r>
+    </w:p>
+    <w:p>
+      <w:pPr>
         <w:numPr>
           <w:ilvl w:val="0"/>
-          <w:numId w:val="49"/>
+          <w:numId w:val="48"/>
         </w:numPr>
         <w:spacing w:before="0" w:after="0" w:line="240"/>
         <w:ind w:right="0" w:left="720" w:hanging="360"/>
         <w:jc w:val="both"/>
         <w:rPr>
           <w:rFonts w:ascii="Times New Roman" w:hAnsi="Times New Roman" w:cs="Times New Roman" w:eastAsia="Times New Roman"/>
-          <w:b/>
-          <w:color w:val="2F5496"/>
-          <w:spacing w:val="0"/>
-          <w:position w:val="0"/>
-          <w:sz w:val="26"/>
-          <w:shd w:fill="auto" w:val="clear"/>
-        </w:rPr>
-      </w:pPr>
-      <w:r>
-        <w:rPr>
-          <w:rFonts w:ascii="Times New Roman" w:hAnsi="Times New Roman" w:cs="Times New Roman" w:eastAsia="Times New Roman"/>
-          <w:b/>
-          <w:color w:val="2F5496"/>
-          <w:spacing w:val="0"/>
-          <w:position w:val="0"/>
-          <w:sz w:val="26"/>
-          <w:shd w:fill="auto" w:val="clear"/>
-        </w:rPr>
-        <w:t xml:space="preserve">Akteri sistema</w:t>
-      </w:r>
-    </w:p>
-    <w:p>
-      <w:pPr>
-        <w:spacing w:before="0" w:after="0" w:line="240"/>
-        <w:ind w:right="0" w:left="0" w:firstLine="0"/>
-        <w:jc w:val="both"/>
-        <w:rPr>
-          <w:rFonts w:ascii="Times New Roman" w:hAnsi="Times New Roman" w:cs="Times New Roman" w:eastAsia="Times New Roman"/>
-          <w:color w:val="auto"/>
-          <w:spacing w:val="0"/>
-          <w:position w:val="0"/>
-          <w:sz w:val="24"/>
-          <w:shd w:fill="auto" w:val="clear"/>
-        </w:rPr>
-      </w:pPr>
-    </w:p>
-    <w:p>
-      <w:pPr>
-        <w:spacing w:before="0" w:after="0" w:line="240"/>
-        <w:ind w:right="0" w:left="0" w:firstLine="0"/>
-        <w:jc w:val="both"/>
-        <w:rPr>
-          <w:rFonts w:ascii="Times New Roman" w:hAnsi="Times New Roman" w:cs="Times New Roman" w:eastAsia="Times New Roman"/>
           <w:i/>
           <w:color w:val="auto"/>
           <w:spacing w:val="0"/>
@@ -2944,42 +3004,14 @@
           <w:sz w:val="24"/>
           <w:shd w:fill="auto" w:val="clear"/>
         </w:rPr>
-        <w:t xml:space="preserve">Potrebno je navesti najmanje tri aktera sistema.</w:t>
-      </w:r>
-    </w:p>
-    <w:p>
-      <w:pPr>
-        <w:spacing w:before="0" w:after="0" w:line="240"/>
-        <w:ind w:right="0" w:left="0" w:firstLine="0"/>
-        <w:jc w:val="both"/>
-        <w:rPr>
-          <w:rFonts w:ascii="Times New Roman" w:hAnsi="Times New Roman" w:cs="Times New Roman" w:eastAsia="Times New Roman"/>
-          <w:i/>
-          <w:color w:val="auto"/>
-          <w:spacing w:val="0"/>
-          <w:position w:val="0"/>
-          <w:sz w:val="24"/>
-          <w:shd w:fill="auto" w:val="clear"/>
-        </w:rPr>
-      </w:pPr>
-      <w:r>
-        <w:rPr>
-          <w:rFonts w:ascii="Times New Roman" w:hAnsi="Times New Roman" w:cs="Times New Roman" w:eastAsia="Times New Roman"/>
-          <w:i/>
-          <w:color w:val="auto"/>
-          <w:spacing w:val="0"/>
-          <w:position w:val="0"/>
-          <w:sz w:val="24"/>
-          <w:shd w:fill="auto" w:val="clear"/>
-        </w:rPr>
-        <w:t xml:space="preserve">Vrste aktera:</w:t>
+        <w:t xml:space="preserve">Korisnik sistema</w:t>
       </w:r>
     </w:p>
     <w:p>
       <w:pPr>
         <w:numPr>
           <w:ilvl w:val="0"/>
-          <w:numId w:val="51"/>
+          <w:numId w:val="48"/>
         </w:numPr>
         <w:spacing w:before="0" w:after="0" w:line="240"/>
         <w:ind w:right="0" w:left="720" w:hanging="360"/>
@@ -3004,14 +3036,14 @@
           <w:sz w:val="24"/>
           <w:shd w:fill="auto" w:val="clear"/>
         </w:rPr>
-        <w:t xml:space="preserve">Korisnik sistema</w:t>
+        <w:t xml:space="preserve">Zaposlenik sistema</w:t>
       </w:r>
     </w:p>
     <w:p>
       <w:pPr>
         <w:numPr>
           <w:ilvl w:val="0"/>
-          <w:numId w:val="51"/>
+          <w:numId w:val="48"/>
         </w:numPr>
         <w:spacing w:before="0" w:after="0" w:line="240"/>
         <w:ind w:right="0" w:left="720" w:hanging="360"/>
@@ -3036,145 +3068,113 @@
           <w:sz w:val="24"/>
           <w:shd w:fill="auto" w:val="clear"/>
         </w:rPr>
-        <w:t xml:space="preserve">Zaposlenik sistema</w:t>
-      </w:r>
+        <w:t xml:space="preserve">Administrator</w:t>
+      </w:r>
+    </w:p>
+    <w:p>
+      <w:pPr>
+        <w:spacing w:before="0" w:after="0" w:line="240"/>
+        <w:ind w:right="0" w:left="0" w:firstLine="0"/>
+        <w:jc w:val="both"/>
+        <w:rPr>
+          <w:rFonts w:ascii="Times New Roman" w:hAnsi="Times New Roman" w:cs="Times New Roman" w:eastAsia="Times New Roman"/>
+          <w:i/>
+          <w:color w:val="auto"/>
+          <w:spacing w:val="0"/>
+          <w:position w:val="0"/>
+          <w:sz w:val="24"/>
+          <w:shd w:fill="auto" w:val="clear"/>
+        </w:rPr>
+      </w:pPr>
+      <w:r>
+        <w:rPr>
+          <w:rFonts w:ascii="Times New Roman" w:hAnsi="Times New Roman" w:cs="Times New Roman" w:eastAsia="Times New Roman"/>
+          <w:i/>
+          <w:color w:val="auto"/>
+          <w:spacing w:val="0"/>
+          <w:position w:val="0"/>
+          <w:sz w:val="24"/>
+          <w:shd w:fill="auto" w:val="clear"/>
+        </w:rPr>
+        <w:t xml:space="preserve">Neophodno je navesti barem po jednog aktera za svaku od razli</w:t>
+      </w:r>
+      <w:r>
+        <w:rPr>
+          <w:rFonts w:ascii="Times New Roman" w:hAnsi="Times New Roman" w:cs="Times New Roman" w:eastAsia="Times New Roman"/>
+          <w:i/>
+          <w:color w:val="auto"/>
+          <w:spacing w:val="0"/>
+          <w:position w:val="0"/>
+          <w:sz w:val="24"/>
+          <w:shd w:fill="auto" w:val="clear"/>
+        </w:rPr>
+        <w:t xml:space="preserve">čitih vrsta.</w:t>
+      </w:r>
+    </w:p>
+    <w:p>
+      <w:pPr>
+        <w:spacing w:before="0" w:after="0" w:line="240"/>
+        <w:ind w:right="0" w:left="0" w:firstLine="0"/>
+        <w:jc w:val="both"/>
+        <w:rPr>
+          <w:rFonts w:ascii="Times New Roman" w:hAnsi="Times New Roman" w:cs="Times New Roman" w:eastAsia="Times New Roman"/>
+          <w:i/>
+          <w:color w:val="auto"/>
+          <w:spacing w:val="0"/>
+          <w:position w:val="0"/>
+          <w:sz w:val="24"/>
+          <w:shd w:fill="auto" w:val="clear"/>
+        </w:rPr>
+      </w:pPr>
+    </w:p>
+    <w:p>
+      <w:pPr>
+        <w:spacing w:before="0" w:after="0" w:line="240"/>
+        <w:ind w:right="0" w:left="0" w:firstLine="0"/>
+        <w:jc w:val="both"/>
+        <w:rPr>
+          <w:rFonts w:ascii="Times New Roman" w:hAnsi="Times New Roman" w:cs="Times New Roman" w:eastAsia="Times New Roman"/>
+          <w:i/>
+          <w:color w:val="auto"/>
+          <w:spacing w:val="0"/>
+          <w:position w:val="0"/>
+          <w:sz w:val="28"/>
+          <w:shd w:fill="auto" w:val="clear"/>
+        </w:rPr>
+      </w:pPr>
+      <w:r>
+        <w:rPr>
+          <w:rFonts w:ascii="Times New Roman" w:hAnsi="Times New Roman" w:cs="Times New Roman" w:eastAsia="Times New Roman"/>
+          <w:i/>
+          <w:color w:val="auto"/>
+          <w:spacing w:val="0"/>
+          <w:position w:val="0"/>
+          <w:sz w:val="28"/>
+          <w:shd w:fill="auto" w:val="clear"/>
+        </w:rPr>
+        <w:t xml:space="preserve">Korisnici usluga sistema</w:t>
+      </w:r>
+    </w:p>
+    <w:p>
+      <w:pPr>
+        <w:spacing w:before="0" w:after="0" w:line="240"/>
+        <w:ind w:right="0" w:left="0" w:firstLine="0"/>
+        <w:jc w:val="both"/>
+        <w:rPr>
+          <w:rFonts w:ascii="Times New Roman" w:hAnsi="Times New Roman" w:cs="Times New Roman" w:eastAsia="Times New Roman"/>
+          <w:color w:val="auto"/>
+          <w:spacing w:val="0"/>
+          <w:position w:val="0"/>
+          <w:sz w:val="24"/>
+          <w:shd w:fill="auto" w:val="clear"/>
+        </w:rPr>
+      </w:pPr>
     </w:p>
     <w:p>
       <w:pPr>
         <w:numPr>
           <w:ilvl w:val="0"/>
-          <w:numId w:val="51"/>
-        </w:numPr>
-        <w:spacing w:before="0" w:after="0" w:line="240"/>
-        <w:ind w:right="0" w:left="720" w:hanging="360"/>
-        <w:jc w:val="both"/>
-        <w:rPr>
-          <w:rFonts w:ascii="Times New Roman" w:hAnsi="Times New Roman" w:cs="Times New Roman" w:eastAsia="Times New Roman"/>
-          <w:i/>
-          <w:color w:val="auto"/>
-          <w:spacing w:val="0"/>
-          <w:position w:val="0"/>
-          <w:sz w:val="24"/>
-          <w:shd w:fill="auto" w:val="clear"/>
-        </w:rPr>
-      </w:pPr>
-      <w:r>
-        <w:rPr>
-          <w:rFonts w:ascii="Times New Roman" w:hAnsi="Times New Roman" w:cs="Times New Roman" w:eastAsia="Times New Roman"/>
-          <w:i/>
-          <w:color w:val="auto"/>
-          <w:spacing w:val="0"/>
-          <w:position w:val="0"/>
-          <w:sz w:val="24"/>
-          <w:shd w:fill="auto" w:val="clear"/>
-        </w:rPr>
-        <w:t xml:space="preserve">Administrator</w:t>
-      </w:r>
-    </w:p>
-    <w:p>
-      <w:pPr>
-        <w:spacing w:before="0" w:after="0" w:line="240"/>
-        <w:ind w:right="0" w:left="0" w:firstLine="0"/>
-        <w:jc w:val="both"/>
-        <w:rPr>
-          <w:rFonts w:ascii="Times New Roman" w:hAnsi="Times New Roman" w:cs="Times New Roman" w:eastAsia="Times New Roman"/>
-          <w:i/>
-          <w:color w:val="auto"/>
-          <w:spacing w:val="0"/>
-          <w:position w:val="0"/>
-          <w:sz w:val="24"/>
-          <w:shd w:fill="auto" w:val="clear"/>
-        </w:rPr>
-      </w:pPr>
-      <w:r>
-        <w:rPr>
-          <w:rFonts w:ascii="Times New Roman" w:hAnsi="Times New Roman" w:cs="Times New Roman" w:eastAsia="Times New Roman"/>
-          <w:i/>
-          <w:color w:val="auto"/>
-          <w:spacing w:val="0"/>
-          <w:position w:val="0"/>
-          <w:sz w:val="24"/>
-          <w:shd w:fill="auto" w:val="clear"/>
-        </w:rPr>
-        <w:t xml:space="preserve">Neophodno je navesti barem po jednog aktera za svaku od razli</w:t>
-      </w:r>
-      <w:r>
-        <w:rPr>
-          <w:rFonts w:ascii="Times New Roman" w:hAnsi="Times New Roman" w:cs="Times New Roman" w:eastAsia="Times New Roman"/>
-          <w:i/>
-          <w:color w:val="auto"/>
-          <w:spacing w:val="0"/>
-          <w:position w:val="0"/>
-          <w:sz w:val="24"/>
-          <w:shd w:fill="auto" w:val="clear"/>
-        </w:rPr>
-        <w:t xml:space="preserve">čitih vrsta.</w:t>
-      </w:r>
-    </w:p>
-    <w:p>
-      <w:pPr>
-        <w:spacing w:before="0" w:after="0" w:line="240"/>
-        <w:ind w:right="0" w:left="0" w:firstLine="0"/>
-        <w:jc w:val="both"/>
-        <w:rPr>
-          <w:rFonts w:ascii="Times New Roman" w:hAnsi="Times New Roman" w:cs="Times New Roman" w:eastAsia="Times New Roman"/>
-          <w:i/>
-          <w:color w:val="auto"/>
-          <w:spacing w:val="0"/>
-          <w:position w:val="0"/>
-          <w:sz w:val="24"/>
-          <w:shd w:fill="auto" w:val="clear"/>
-        </w:rPr>
-      </w:pPr>
-    </w:p>
-    <w:p>
-      <w:pPr>
-        <w:spacing w:before="0" w:after="0" w:line="240"/>
-        <w:ind w:right="0" w:left="0" w:firstLine="0"/>
-        <w:jc w:val="both"/>
-        <w:rPr>
-          <w:rFonts w:ascii="Times New Roman" w:hAnsi="Times New Roman" w:cs="Times New Roman" w:eastAsia="Times New Roman"/>
-          <w:i/>
-          <w:color w:val="auto"/>
-          <w:spacing w:val="0"/>
-          <w:position w:val="0"/>
-          <w:sz w:val="28"/>
-          <w:shd w:fill="auto" w:val="clear"/>
-        </w:rPr>
-      </w:pPr>
-      <w:r>
-        <w:rPr>
-          <w:rFonts w:ascii="Times New Roman" w:hAnsi="Times New Roman" w:cs="Times New Roman" w:eastAsia="Times New Roman"/>
-          <w:i/>
-          <w:color w:val="auto"/>
-          <w:spacing w:val="0"/>
-          <w:position w:val="0"/>
-          <w:sz w:val="28"/>
-          <w:shd w:fill="auto" w:val="clear"/>
-        </w:rPr>
-        <w:t xml:space="preserve">Korisnici usluga sistema</w:t>
-      </w:r>
-    </w:p>
-    <w:p>
-      <w:pPr>
-        <w:spacing w:before="0" w:after="0" w:line="240"/>
-        <w:ind w:right="0" w:left="0" w:firstLine="0"/>
-        <w:jc w:val="both"/>
-        <w:rPr>
-          <w:rFonts w:ascii="Times New Roman" w:hAnsi="Times New Roman" w:cs="Times New Roman" w:eastAsia="Times New Roman"/>
-          <w:color w:val="auto"/>
-          <w:spacing w:val="0"/>
-          <w:position w:val="0"/>
-          <w:sz w:val="24"/>
-          <w:shd w:fill="auto" w:val="clear"/>
-        </w:rPr>
-      </w:pPr>
-    </w:p>
-    <w:p>
-      <w:pPr>
-        <w:numPr>
-          <w:ilvl w:val="0"/>
-          <w:numId w:val="53"/>
+          <w:numId w:val="50"/>
         </w:numPr>
         <w:spacing w:before="0" w:after="0" w:line="240"/>
         <w:ind w:right="0" w:left="720" w:hanging="360"/>
@@ -3591,18 +3591,7 @@
                 <w:sz w:val="24"/>
                 <w:shd w:fill="auto" w:val="clear"/>
               </w:rPr>
-              <w:t xml:space="preserve">5</w:t>
-            </w:r>
-            <w:r>
-              <w:rPr>
-                <w:rFonts w:ascii="Times New Roman" w:hAnsi="Times New Roman" w:cs="Times New Roman" w:eastAsia="Times New Roman"/>
-                <w:color w:val="auto"/>
-                <w:spacing w:val="0"/>
-                <w:position w:val="0"/>
-                <w:sz w:val="24"/>
-                <w:shd w:fill="auto" w:val="clear"/>
-              </w:rPr>
-              <w:t xml:space="preserve">) Slanje obavijesti roditelju</w:t>
+              <w:t xml:space="preserve">5) Slanje obavijesti roditelju</w:t>
             </w:r>
           </w:p>
         </w:tc>
@@ -3699,18 +3688,7 @@
                 <w:sz w:val="24"/>
                 <w:shd w:fill="auto" w:val="clear"/>
               </w:rPr>
-              <w:t xml:space="preserve">6</w:t>
-            </w:r>
-            <w:r>
-              <w:rPr>
-                <w:rFonts w:ascii="Times New Roman" w:hAnsi="Times New Roman" w:cs="Times New Roman" w:eastAsia="Times New Roman"/>
-                <w:color w:val="auto"/>
-                <w:spacing w:val="0"/>
-                <w:position w:val="0"/>
-                <w:sz w:val="24"/>
-                <w:shd w:fill="auto" w:val="clear"/>
-              </w:rPr>
-              <w:t xml:space="preserve">) Generisanje sedmi</w:t>
+              <w:t xml:space="preserve">6) Generisanje sedmi</w:t>
             </w:r>
             <w:r>
               <w:rPr>
@@ -3806,7 +3784,6 @@
               <w:rPr>
                 <w:spacing w:val="0"/>
                 <w:position w:val="0"/>
-                <w:shd w:fill="auto" w:val="clear"/>
               </w:rPr>
             </w:pPr>
             <w:r>
@@ -3829,18 +3806,7 @@
                 <w:sz w:val="24"/>
                 <w:shd w:fill="auto" w:val="clear"/>
               </w:rPr>
-              <w:t xml:space="preserve">Evidencija obroka, spavanja i </w:t>
-            </w:r>
-            <w:r>
-              <w:rPr>
-                <w:rFonts w:ascii="Times New Roman" w:hAnsi="Times New Roman" w:cs="Times New Roman" w:eastAsia="Times New Roman"/>
-                <w:color w:val="000000"/>
-                <w:spacing w:val="0"/>
-                <w:position w:val="0"/>
-                <w:sz w:val="24"/>
-                <w:shd w:fill="auto" w:val="clear"/>
-              </w:rPr>
-              <w:t xml:space="preserve">ocjenjivanje ostalih aktivnosti</w:t>
+              <w:t xml:space="preserve">Evidencija obroka, spavanja i ocjenjivanje ostalih aktivnosti</w:t>
             </w:r>
           </w:p>
         </w:tc>
@@ -3869,7 +3835,6 @@
                 <w:color w:val="auto"/>
                 <w:spacing w:val="0"/>
                 <w:position w:val="0"/>
-                <w:shd w:fill="auto" w:val="clear"/>
               </w:rPr>
             </w:pPr>
             <w:r>
@@ -3927,7 +3892,6 @@
                 <w:color w:val="auto"/>
                 <w:spacing w:val="0"/>
                 <w:position w:val="0"/>
-                <w:shd w:fill="auto" w:val="clear"/>
               </w:rPr>
             </w:pPr>
             <w:r>
@@ -3968,7 +3932,6 @@
                 <w:color w:val="auto"/>
                 <w:spacing w:val="0"/>
                 <w:position w:val="0"/>
-                <w:shd w:fill="auto" w:val="clear"/>
               </w:rPr>
             </w:pPr>
             <w:r>
@@ -4025,7 +3988,6 @@
               <w:rPr>
                 <w:spacing w:val="0"/>
                 <w:position w:val="0"/>
-                <w:shd w:fill="auto" w:val="clear"/>
               </w:rPr>
             </w:pPr>
             <w:r>
@@ -4077,7 +4039,6 @@
                 <w:color w:val="auto"/>
                 <w:spacing w:val="0"/>
                 <w:position w:val="0"/>
-                <w:shd w:fill="auto" w:val="clear"/>
               </w:rPr>
             </w:pPr>
             <w:r>
@@ -4125,7 +4086,7 @@
       <w:pPr>
         <w:numPr>
           <w:ilvl w:val="0"/>
-          <w:numId w:val="76"/>
+          <w:numId w:val="73"/>
         </w:numPr>
         <w:spacing w:before="0" w:after="0" w:line="240"/>
         <w:ind w:right="0" w:left="720" w:hanging="360"/>
@@ -4414,18 +4375,7 @@
                 <w:sz w:val="24"/>
                 <w:shd w:fill="auto" w:val="clear"/>
               </w:rPr>
-              <w:t xml:space="preserve">Evidencija obroka, spavanja i </w:t>
-            </w:r>
-            <w:r>
-              <w:rPr>
-                <w:rFonts w:ascii="Times New Roman" w:hAnsi="Times New Roman" w:cs="Times New Roman" w:eastAsia="Times New Roman"/>
-                <w:color w:val="000000"/>
-                <w:spacing w:val="0"/>
-                <w:position w:val="0"/>
-                <w:sz w:val="24"/>
-                <w:shd w:fill="auto" w:val="clear"/>
-              </w:rPr>
-              <w:t xml:space="preserve">ocjenjivanje ostalih aktivnosti</w:t>
+              <w:t xml:space="preserve">Evidencija obroka, spavanja i ocjenjivanje ostalih aktivnosti</w:t>
             </w:r>
           </w:p>
         </w:tc>
@@ -4605,12 +4555,9 @@
               <w:ind w:right="0" w:left="0" w:firstLine="0"/>
               <w:jc w:val="both"/>
               <w:rPr>
-                <w:rFonts w:ascii="Times New Roman" w:hAnsi="Times New Roman" w:cs="Times New Roman" w:eastAsia="Times New Roman"/>
-                <w:color w:val="auto"/>
-                <w:spacing w:val="0"/>
-                <w:position w:val="0"/>
-                <w:sz w:val="24"/>
-                <w:shd w:fill="auto" w:val="clear"/>
+                <w:color w:val="auto"/>
+                <w:spacing w:val="0"/>
+                <w:position w:val="0"/>
               </w:rPr>
             </w:pPr>
             <w:r>
@@ -4648,12 +4595,9 @@
               <w:ind w:right="0" w:left="0" w:firstLine="0"/>
               <w:jc w:val="both"/>
               <w:rPr>
-                <w:rFonts w:ascii="Times New Roman" w:hAnsi="Times New Roman" w:cs="Times New Roman" w:eastAsia="Times New Roman"/>
-                <w:color w:val="auto"/>
-                <w:spacing w:val="0"/>
-                <w:position w:val="0"/>
-                <w:sz w:val="24"/>
-                <w:shd w:fill="auto" w:val="clear"/>
+                <w:color w:val="auto"/>
+                <w:spacing w:val="0"/>
+                <w:position w:val="0"/>
               </w:rPr>
             </w:pPr>
             <w:r>
@@ -4711,7 +4655,6 @@
                 <w:color w:val="auto"/>
                 <w:spacing w:val="0"/>
                 <w:position w:val="0"/>
-                <w:shd w:fill="auto" w:val="clear"/>
               </w:rPr>
             </w:pPr>
             <w:r>
@@ -4723,29 +4666,7 @@
                 <w:sz w:val="24"/>
                 <w:shd w:fill="auto" w:val="clear"/>
               </w:rPr>
-              <w:t xml:space="preserve">7</w:t>
-            </w:r>
-            <w:r>
-              <w:rPr>
-                <w:rFonts w:ascii="Times New Roman" w:hAnsi="Times New Roman" w:cs="Times New Roman" w:eastAsia="Times New Roman"/>
-                <w:color w:val="auto"/>
-                <w:spacing w:val="0"/>
-                <w:position w:val="0"/>
-                <w:sz w:val="24"/>
-                <w:shd w:fill="auto" w:val="clear"/>
-              </w:rPr>
-              <w:t xml:space="preserve">) Prikaz osnovnih podataka </w:t>
-            </w:r>
-            <w:r>
-              <w:rPr>
-                <w:rFonts w:ascii="Times New Roman" w:hAnsi="Times New Roman" w:cs="Times New Roman" w:eastAsia="Times New Roman"/>
-                <w:color w:val="auto"/>
-                <w:spacing w:val="0"/>
-                <w:position w:val="0"/>
-                <w:sz w:val="24"/>
-                <w:shd w:fill="auto" w:val="clear"/>
-              </w:rPr>
-              <w:t xml:space="preserve"> </w:t>
+              <w:t xml:space="preserve">7) Prikaz osnovnih podataka  </w:t>
             </w:r>
           </w:p>
         </w:tc>
@@ -4774,7 +4695,6 @@
                 <w:color w:val="auto"/>
                 <w:spacing w:val="0"/>
                 <w:position w:val="0"/>
-                <w:shd w:fill="auto" w:val="clear"/>
               </w:rPr>
             </w:pPr>
             <w:r>
@@ -4831,7 +4751,6 @@
               <w:rPr>
                 <w:spacing w:val="0"/>
                 <w:position w:val="0"/>
-                <w:shd w:fill="auto" w:val="clear"/>
               </w:rPr>
             </w:pPr>
             <w:r>
@@ -4883,7 +4802,6 @@
                 <w:color w:val="auto"/>
                 <w:spacing w:val="0"/>
                 <w:position w:val="0"/>
-                <w:shd w:fill="auto" w:val="clear"/>
               </w:rPr>
             </w:pPr>
             <w:r>
@@ -4906,18 +4824,7 @@
                 <w:sz w:val="24"/>
                 <w:shd w:fill="auto" w:val="clear"/>
               </w:rPr>
-              <w:t xml:space="preserve">ćnost ure</w:t>
-            </w:r>
-            <w:r>
-              <w:rPr>
-                <w:rFonts w:ascii="Times New Roman" w:hAnsi="Times New Roman" w:cs="Times New Roman" w:eastAsia="Times New Roman"/>
-                <w:color w:val="auto"/>
-                <w:spacing w:val="0"/>
-                <w:position w:val="0"/>
-                <w:sz w:val="24"/>
-                <w:shd w:fill="auto" w:val="clear"/>
-              </w:rPr>
-              <w:t xml:space="preserve">đivanja</w:t>
+              <w:t xml:space="preserve">ćnost uređivanja</w:t>
             </w:r>
           </w:p>
         </w:tc>
@@ -4942,7 +4849,7 @@
       <w:pPr>
         <w:numPr>
           <w:ilvl w:val="0"/>
-          <w:numId w:val="98"/>
+          <w:numId w:val="95"/>
         </w:numPr>
         <w:spacing w:before="0" w:after="0" w:line="240"/>
         <w:ind w:right="0" w:left="720" w:hanging="360"/>
@@ -5206,18 +5113,40 @@
                 <w:sz w:val="24"/>
                 <w:shd w:fill="auto" w:val="clear"/>
               </w:rPr>
-              <w:t xml:space="preserve">4</w:t>
-            </w:r>
-            <w:r>
-              <w:rPr>
-                <w:rFonts w:ascii="Times New Roman" w:hAnsi="Times New Roman" w:cs="Times New Roman" w:eastAsia="Times New Roman"/>
-                <w:color w:val="auto"/>
-                <w:spacing w:val="0"/>
-                <w:position w:val="0"/>
-                <w:sz w:val="24"/>
-                <w:shd w:fill="auto" w:val="clear"/>
-              </w:rPr>
-              <w:t xml:space="preserve">) Upravljanje profilima djece i roditelja </w:t>
+              <w:t xml:space="preserve">4) Upravljanje profilima </w:t>
+            </w:r>
+            <w:r>
+              <w:rPr>
+                <w:rFonts w:ascii="Times New Roman" w:hAnsi="Times New Roman" w:cs="Times New Roman" w:eastAsia="Times New Roman"/>
+                <w:color w:val="auto"/>
+                <w:spacing w:val="0"/>
+                <w:position w:val="0"/>
+                <w:sz w:val="24"/>
+                <w:shd w:fill="auto" w:val="clear"/>
+              </w:rPr>
+              <w:t xml:space="preserve">djece, </w:t>
+            </w:r>
+            <w:r>
+              <w:rPr>
+                <w:rFonts w:ascii="Times New Roman" w:hAnsi="Times New Roman" w:cs="Times New Roman" w:eastAsia="Times New Roman"/>
+                <w:color w:val="auto"/>
+                <w:spacing w:val="0"/>
+                <w:position w:val="0"/>
+                <w:sz w:val="24"/>
+                <w:shd w:fill="auto" w:val="clear"/>
+              </w:rPr>
+              <w:t xml:space="preserve">roditelja </w:t>
+            </w:r>
+            <w:r>
+              <w:rPr>
+                <w:rFonts w:ascii="Times New Roman" w:hAnsi="Times New Roman" w:cs="Times New Roman" w:eastAsia="Times New Roman"/>
+                <w:color w:val="auto"/>
+                <w:spacing w:val="0"/>
+                <w:position w:val="0"/>
+                <w:sz w:val="24"/>
+                <w:shd w:fill="auto" w:val="clear"/>
+              </w:rPr>
+              <w:t xml:space="preserve">i odgajatelja</w:t>
             </w:r>
           </w:p>
         </w:tc>
@@ -5303,7 +5232,6 @@
                 <w:color w:val="auto"/>
                 <w:spacing w:val="0"/>
                 <w:position w:val="0"/>
-                <w:shd w:fill="auto" w:val="clear"/>
               </w:rPr>
             </w:pPr>
             <w:r>
@@ -5315,29 +5243,7 @@
                 <w:sz w:val="24"/>
                 <w:shd w:fill="auto" w:val="clear"/>
               </w:rPr>
-              <w:t xml:space="preserve">7</w:t>
-            </w:r>
-            <w:r>
-              <w:rPr>
-                <w:rFonts w:ascii="Times New Roman" w:hAnsi="Times New Roman" w:cs="Times New Roman" w:eastAsia="Times New Roman"/>
-                <w:color w:val="auto"/>
-                <w:spacing w:val="0"/>
-                <w:position w:val="0"/>
-                <w:sz w:val="24"/>
-                <w:shd w:fill="auto" w:val="clear"/>
-              </w:rPr>
-              <w:t xml:space="preserve">) Prikaz osnovnih </w:t>
-            </w:r>
-            <w:r>
-              <w:rPr>
-                <w:rFonts w:ascii="Times New Roman" w:hAnsi="Times New Roman" w:cs="Times New Roman" w:eastAsia="Times New Roman"/>
-                <w:color w:val="auto"/>
-                <w:spacing w:val="0"/>
-                <w:position w:val="0"/>
-                <w:sz w:val="24"/>
-                <w:shd w:fill="auto" w:val="clear"/>
-              </w:rPr>
-              <w:t xml:space="preserve">podataka</w:t>
+              <w:t xml:space="preserve">7) Prikaz osnovnih podataka</w:t>
             </w:r>
           </w:p>
         </w:tc>
@@ -5366,7 +5272,6 @@
                 <w:color w:val="auto"/>
                 <w:spacing w:val="0"/>
                 <w:position w:val="0"/>
-                <w:shd w:fill="auto" w:val="clear"/>
               </w:rPr>
             </w:pPr>
             <w:r>
@@ -5423,7 +5328,6 @@
               <w:rPr>
                 <w:spacing w:val="0"/>
                 <w:position w:val="0"/>
-                <w:shd w:fill="auto" w:val="clear"/>
               </w:rPr>
             </w:pPr>
             <w:r>
@@ -5475,7 +5379,6 @@
                 <w:color w:val="auto"/>
                 <w:spacing w:val="0"/>
                 <w:position w:val="0"/>
-                <w:shd w:fill="auto" w:val="clear"/>
               </w:rPr>
             </w:pPr>
             <w:r>
@@ -5665,34 +5568,34 @@
   <w:num w:numId="20">
     <w:abstractNumId w:val="60"/>
   </w:num>
-  <w:num w:numId="23">
+  <w:num w:numId="22">
     <w:abstractNumId w:val="54"/>
   </w:num>
-  <w:num w:numId="29">
+  <w:num w:numId="28">
     <w:abstractNumId w:val="48"/>
   </w:num>
-  <w:num w:numId="36">
+  <w:num w:numId="34">
     <w:abstractNumId w:val="42"/>
   </w:num>
-  <w:num w:numId="41">
+  <w:num w:numId="39">
     <w:abstractNumId w:val="36"/>
   </w:num>
-  <w:num w:numId="46">
+  <w:num w:numId="44">
     <w:abstractNumId w:val="30"/>
   </w:num>
-  <w:num w:numId="49">
+  <w:num w:numId="46">
     <w:abstractNumId w:val="24"/>
   </w:num>
-  <w:num w:numId="51">
+  <w:num w:numId="48">
     <w:abstractNumId w:val="18"/>
   </w:num>
-  <w:num w:numId="53">
+  <w:num w:numId="50">
     <w:abstractNumId w:val="12"/>
   </w:num>
-  <w:num w:numId="76">
+  <w:num w:numId="73">
     <w:abstractNumId w:val="6"/>
   </w:num>
-  <w:num w:numId="98">
+  <w:num w:numId="95">
     <w:abstractNumId w:val="0"/>
   </w:num>
 </w:numbering>
